--- a/实习报告/9.2 数控加工中心认识实习报告.docx
+++ b/实习报告/9.2 数控加工中心认识实习报告.docx
@@ -4,121 +4,109 @@
   <w:body>
     <w:p>
       <w:pPr>
-        <w:pStyle w:val="3"/>
-        <w:keepNext/>
         <w:jc w:val="center"/>
         <w:rPr>
-          <w:rFonts w:hint="eastAsia" w:ascii="宋体" w:hAnsi="宋体" w:eastAsia="宋体" w:cs="宋体"/>
           <w:color w:val="auto"/>
         </w:rPr>
       </w:pPr>
       <w:r>
         <w:rPr>
-          <w:rFonts w:hint="eastAsia" w:ascii="宋体" w:hAnsi="宋体" w:eastAsia="宋体" w:cs="宋体"/>
+          <w:rFonts w:ascii="Noto Sans CJK SC" w:hAnsi="Noto Sans CJK SC" w:eastAsia="Noto Sans CJK SC"/>
+          <w:b/>
           <w:color w:val="auto"/>
+          <w:sz w:val="32"/>
         </w:rPr>
-        <w:t>数控加工中心认识实习报告</w:t>
+        <w:t>9.2 数控加工中心认识实习报告（手写版）</w:t>
       </w:r>
     </w:p>
     <w:p>
       <w:pPr>
         <w:pStyle w:val="3"/>
-        <w:keepNext/>
         <w:rPr>
-          <w:rFonts w:hint="eastAsia" w:ascii="宋体" w:hAnsi="宋体" w:eastAsia="宋体" w:cs="宋体"/>
           <w:color w:val="auto"/>
         </w:rPr>
       </w:pPr>
       <w:r>
         <w:rPr>
-          <w:rFonts w:hint="eastAsia" w:ascii="宋体" w:hAnsi="宋体" w:eastAsia="宋体" w:cs="宋体"/>
+          <w:rFonts w:hint="eastAsia" w:ascii="Noto Serif CJK SC" w:hAnsi="Noto Serif CJK SC" w:eastAsia="宋体"/>
+          <w:color w:val="auto"/>
+          <w:lang w:val="en-US" w:eastAsia="zh-CN"/>
+        </w:rPr>
+        <w:t>一</w:t>
+      </w:r>
+      <w:r>
+        <w:rPr>
+          <w:rFonts w:ascii="Noto Serif CJK SC" w:hAnsi="Noto Serif CJK SC" w:eastAsia="Noto Serif CJK SC"/>
           <w:color w:val="auto"/>
         </w:rPr>
-        <w:t>1 实习目的与设备认识</w:t>
+        <w:t>、主要特点与基本组成</w:t>
       </w:r>
     </w:p>
     <w:p>
       <w:pPr>
-        <w:jc w:val="both"/>
+        <w:pStyle w:val="30"/>
+        <w:keepNext w:val="0"/>
+        <w:keepLines w:val="0"/>
+        <w:pageBreakBefore w:val="0"/>
+        <w:widowControl/>
+        <w:suppressLineNumbers w:val="0"/>
+        <w:kinsoku/>
+        <w:wordWrap/>
+        <w:overflowPunct/>
+        <w:topLinePunct w:val="0"/>
+        <w:autoSpaceDE/>
+        <w:autoSpaceDN/>
+        <w:bidi w:val="0"/>
+        <w:adjustRightInd/>
+        <w:snapToGrid/>
+        <w:ind w:firstLine="480" w:firstLineChars="200"/>
+        <w:textAlignment w:val="auto"/>
+      </w:pPr>
+      <w:r>
+        <w:t>数控加工中心由床身、工作台、主轴系统、X/Y/Z 三轴进给系统、刀库与换刀机构、数控及 PLC 控制系统，还有冷却、排屑等辅助系统构成。床身为整机基座，保障刚性；工作台装夹工件；主轴驱动刀具旋转；三轴进给控制刀具与工件相对位置；刀库存储刀具并实现自动换刀；冷却排屑系统完成降温、清理切屑，各部件由控制系统协同完成加工。</w:t>
+      </w:r>
+    </w:p>
+    <w:p>
+      <w:pPr>
+        <w:pStyle w:val="30"/>
+        <w:keepNext w:val="0"/>
+        <w:keepLines w:val="0"/>
+        <w:pageBreakBefore w:val="0"/>
+        <w:widowControl/>
+        <w:suppressLineNumbers w:val="0"/>
+        <w:kinsoku/>
+        <w:wordWrap/>
+        <w:overflowPunct/>
+        <w:topLinePunct w:val="0"/>
+        <w:autoSpaceDE/>
+        <w:autoSpaceDN/>
+        <w:bidi w:val="0"/>
+        <w:adjustRightInd/>
+        <w:snapToGrid/>
+        <w:ind w:firstLine="480" w:firstLineChars="200"/>
+        <w:textAlignment w:val="auto"/>
+      </w:pPr>
+      <w:r>
+        <w:t>对比普通机床，它自动化、安全性更强。工件一次装夹，规避多次找正误差；自动换刀缩短工序等待，数控程序可连续加工。机床配有安全门、限位与状态检测装置。主轴转速、三轴快移速度等参数体现加工能力，实际加工需结合负载与工艺合理选用。</w:t>
+      </w:r>
+    </w:p>
+    <w:p>
+      <w:pPr>
+        <w:spacing w:before="60" w:after="0"/>
+        <w:jc w:val="center"/>
         <w:rPr>
-          <w:rFonts w:hint="eastAsia" w:ascii="宋体" w:hAnsi="宋体" w:eastAsia="宋体" w:cs="宋体"/>
           <w:color w:val="auto"/>
         </w:rPr>
       </w:pPr>
       <w:r>
         <w:rPr>
-          <w:rFonts w:hint="eastAsia" w:ascii="宋体" w:hAnsi="宋体" w:eastAsia="宋体" w:cs="宋体"/>
-          <w:color w:val="auto"/>
-        </w:rPr>
-        <w:t>本次认识实习以数控加工中心为对象，通过现场设备、控制柜和电气原理讲解，对加工中心的机械结构、进给与主轴运动、自动换刀以及PLC电气控制形成整体认识。与普通单功能机床相比，加工中心能够在一次装夹后连续完成铣削、镗孔、钻孔、攻丝等多道工序，并通过数控系统、伺服驱动和自动换刀机构把机械执行与程序控制结合起来。实习的重点不仅是认识机床各部分“是什么”，还要理解运动如何产生、信号如何传递以及电气控制如何保证动作顺序和安全联锁。</w:t>
-      </w:r>
-    </w:p>
-    <w:p>
-      <w:pPr>
-        <w:pStyle w:val="3"/>
-        <w:keepNext/>
-        <w:rPr>
-          <w:rFonts w:hint="eastAsia" w:ascii="宋体" w:hAnsi="宋体" w:eastAsia="宋体" w:cs="宋体"/>
-          <w:color w:val="auto"/>
-        </w:rPr>
-      </w:pPr>
-      <w:r>
-        <w:rPr>
-          <w:rFonts w:hint="eastAsia" w:ascii="宋体" w:hAnsi="宋体" w:eastAsia="宋体" w:cs="宋体"/>
-          <w:color w:val="auto"/>
-        </w:rPr>
-        <w:t>2 数控加工中心的主要特点与基本组成</w:t>
-      </w:r>
-    </w:p>
-    <w:p>
-      <w:pPr>
-        <w:jc w:val="both"/>
-        <w:rPr>
-          <w:rFonts w:hint="eastAsia" w:ascii="宋体" w:hAnsi="宋体" w:eastAsia="宋体" w:cs="宋体"/>
-          <w:color w:val="auto"/>
-        </w:rPr>
-      </w:pPr>
-      <w:r>
-        <w:rPr>
-          <w:rFonts w:hint="eastAsia" w:ascii="宋体" w:hAnsi="宋体" w:eastAsia="宋体" w:cs="宋体"/>
-          <w:color w:val="auto"/>
-        </w:rPr>
-        <w:t>现场讲解首先从加工中心的特点入手。其一，多工序集中加工可以减少重复装夹带来的时间损失和定位误差；其二，刀库和自动换刀机构能够按照程序自动选择刀具，使不同工序之间的衔接更加紧凑；其三，主轴和各进给轴均采用电机驱动，配合数控系统实现较高的运动精度和重复定位能力；其四，机床具有较高刚性，同时设置安全门、传感器等安全保护环节，只有在满足联锁条件时相关运动才能执行。</w:t>
-      </w:r>
-    </w:p>
-    <w:p>
-      <w:pPr>
-        <w:jc w:val="both"/>
-        <w:rPr>
-          <w:rFonts w:hint="eastAsia" w:ascii="宋体" w:hAnsi="宋体" w:eastAsia="宋体" w:cs="宋体"/>
-          <w:color w:val="auto"/>
-        </w:rPr>
-      </w:pPr>
-      <w:r>
-        <w:rPr>
-          <w:rFonts w:hint="eastAsia" w:ascii="宋体" w:hAnsi="宋体" w:eastAsia="宋体" w:cs="宋体"/>
-          <w:color w:val="auto"/>
-        </w:rPr>
-        <w:t>从结构上看，加工中心可分为机械主体、主轴系统、进给系统、刀库与换刀机构、数控及PLC控制系统，以及冷却、排屑等辅助系统。工作台安装工件，床身为各运动部件提供支承；主轴系统负责带动刀具旋转；X、Y、Z三轴进给机构负责建立刀具与工件之间的相对位置；刀库根据程序完成刀具储存与更换；冷却系统向加工区域提供冷却液，排屑机构则及时清除切屑。各部分并不是独立工作的，而是在数控系统和PLC控制下按照加工程序协调运行。</w:t>
-      </w:r>
-    </w:p>
-    <w:p>
-      <w:pPr>
-        <w:jc w:val="center"/>
-        <w:rPr>
-          <w:rFonts w:hint="eastAsia" w:ascii="宋体" w:hAnsi="宋体" w:eastAsia="宋体" w:cs="宋体"/>
-          <w:color w:val="auto"/>
-        </w:rPr>
-      </w:pPr>
-      <w:r>
-        <w:rPr>
-          <w:rFonts w:hint="eastAsia" w:ascii="宋体" w:hAnsi="宋体" w:eastAsia="宋体" w:cs="宋体"/>
+          <w:rFonts w:ascii="Noto Serif CJK SC" w:hAnsi="Noto Serif CJK SC" w:eastAsia="Noto Serif CJK SC"/>
           <w:color w:val="auto"/>
         </w:rPr>
         <w:drawing>
           <wp:inline distT="0" distB="0" distL="114300" distR="114300">
-            <wp:extent cx="5543550" cy="2443480"/>
-            <wp:effectExtent l="0" t="0" r="6350" b="7620"/>
+            <wp:extent cx="5327650" cy="2290445"/>
+            <wp:effectExtent l="0" t="0" r="6350" b="8255"/>
             <wp:docPr id="1" name="Picture 1"/>
             <wp:cNvGraphicFramePr>
               <a:graphicFrameLocks xmlns:a="http://schemas.openxmlformats.org/drawingml/2006/main" noChangeAspect="1"/>
@@ -133,7 +121,7 @@
                     </pic:cNvPicPr>
                   </pic:nvPicPr>
                   <pic:blipFill>
-                    <a:blip r:embed="rId7"/>
+                    <a:blip r:embed="rId6"/>
                     <a:stretch>
                       <a:fillRect/>
                     </a:stretch>
@@ -141,7 +129,7 @@
                   <pic:spPr>
                     <a:xfrm>
                       <a:off x="0" y="0"/>
-                      <a:ext cx="5544000" cy="2443542"/>
+                      <a:ext cx="5328000" cy="2291040"/>
                     </a:xfrm>
                     <a:prstGeom prst="rect">
                       <a:avLst/>
@@ -156,18 +144,15 @@
     </w:p>
     <w:p>
       <w:pPr>
-        <w:keepNext/>
-        <w:spacing w:before="40" w:after="100"/>
-        <w:ind w:firstLine="0"/>
+        <w:spacing w:after="60"/>
         <w:jc w:val="center"/>
         <w:rPr>
-          <w:rFonts w:hint="eastAsia" w:ascii="宋体" w:hAnsi="宋体" w:eastAsia="宋体" w:cs="宋体"/>
           <w:color w:val="auto"/>
         </w:rPr>
       </w:pPr>
       <w:r>
         <w:rPr>
-          <w:rFonts w:hint="eastAsia" w:ascii="宋体" w:hAnsi="宋体" w:eastAsia="宋体" w:cs="宋体"/>
+          <w:rFonts w:ascii="Noto Serif CJK SC" w:hAnsi="Noto Serif CJK SC" w:eastAsia="Noto Serif CJK SC"/>
           <w:color w:val="auto"/>
           <w:sz w:val="21"/>
         </w:rPr>
@@ -176,996 +161,92 @@
     </w:p>
     <w:p>
       <w:pPr>
-        <w:keepNext/>
-        <w:ind w:firstLine="0"/>
-        <w:jc w:val="center"/>
+        <w:pStyle w:val="3"/>
         <w:rPr>
-          <w:rFonts w:hint="eastAsia" w:ascii="宋体" w:hAnsi="宋体" w:eastAsia="宋体" w:cs="宋体"/>
           <w:color w:val="auto"/>
         </w:rPr>
       </w:pPr>
       <w:r>
         <w:rPr>
-          <w:rFonts w:hint="eastAsia" w:ascii="宋体" w:hAnsi="宋体" w:eastAsia="宋体" w:cs="宋体"/>
+          <w:rFonts w:hint="eastAsia" w:ascii="Noto Serif CJK SC" w:hAnsi="Noto Serif CJK SC" w:eastAsia="宋体"/>
           <w:color w:val="auto"/>
-          <w:sz w:val="21"/>
+          <w:lang w:val="en-US" w:eastAsia="zh-CN"/>
         </w:rPr>
-        <w:t>表1 数控加工中心主要组成及作用</w:t>
+        <w:t>二</w:t>
+      </w:r>
+      <w:r>
+        <w:rPr>
+          <w:rFonts w:ascii="Noto Serif CJK SC" w:hAnsi="Noto Serif CJK SC" w:eastAsia="Noto Serif CJK SC"/>
+          <w:color w:val="auto"/>
+        </w:rPr>
+        <w:t>、主轴、三轴进给与自动换刀</w:t>
       </w:r>
     </w:p>
-    <w:tbl>
-      <w:tblPr>
-        <w:tblStyle w:val="33"/>
-        <w:tblW w:w="0" w:type="auto"/>
-        <w:jc w:val="center"/>
-        <w:tblBorders>
-          <w:top w:val="single" w:color="auto" w:sz="4" w:space="0"/>
-          <w:left w:val="single" w:color="auto" w:sz="4" w:space="0"/>
-          <w:bottom w:val="single" w:color="auto" w:sz="4" w:space="0"/>
-          <w:right w:val="single" w:color="auto" w:sz="4" w:space="0"/>
-          <w:insideH w:val="single" w:color="auto" w:sz="4" w:space="0"/>
-          <w:insideV w:val="single" w:color="auto" w:sz="4" w:space="0"/>
-        </w:tblBorders>
-        <w:tblLayout w:type="autofit"/>
-        <w:tblCellMar>
-          <w:top w:w="0" w:type="dxa"/>
-          <w:left w:w="108" w:type="dxa"/>
-          <w:bottom w:w="0" w:type="dxa"/>
-          <w:right w:w="108" w:type="dxa"/>
-        </w:tblCellMar>
-      </w:tblPr>
-      <w:tblGrid>
-        <w:gridCol w:w="3154"/>
-        <w:gridCol w:w="3154"/>
-        <w:gridCol w:w="3154"/>
-      </w:tblGrid>
-      <w:tr>
-        <w:tblPrEx>
-          <w:tblBorders>
-            <w:top w:val="single" w:color="auto" w:sz="4" w:space="0"/>
-            <w:left w:val="single" w:color="auto" w:sz="4" w:space="0"/>
-            <w:bottom w:val="single" w:color="auto" w:sz="4" w:space="0"/>
-            <w:right w:val="single" w:color="auto" w:sz="4" w:space="0"/>
-            <w:insideH w:val="single" w:color="auto" w:sz="4" w:space="0"/>
-            <w:insideV w:val="single" w:color="auto" w:sz="4" w:space="0"/>
-          </w:tblBorders>
-          <w:tblCellMar>
-            <w:top w:w="0" w:type="dxa"/>
-            <w:left w:w="108" w:type="dxa"/>
-            <w:bottom w:w="0" w:type="dxa"/>
-            <w:right w:w="108" w:type="dxa"/>
-          </w:tblCellMar>
-        </w:tblPrEx>
-        <w:trPr>
-          <w:jc w:val="center"/>
-        </w:trPr>
-        <w:tc>
-          <w:tcPr>
-            <w:tcW w:w="3154" w:type="dxa"/>
-            <w:vAlign w:val="center"/>
-          </w:tcPr>
-          <w:p>
-            <w:pPr>
-              <w:spacing w:after="0"/>
-              <w:ind w:firstLine="0"/>
-              <w:jc w:val="center"/>
-              <w:rPr>
-                <w:rFonts w:hint="eastAsia" w:ascii="宋体" w:hAnsi="宋体" w:eastAsia="宋体" w:cs="宋体"/>
-                <w:color w:val="auto"/>
-              </w:rPr>
-            </w:pPr>
-            <w:r>
-              <w:rPr>
-                <w:rFonts w:hint="eastAsia" w:ascii="宋体" w:hAnsi="宋体" w:eastAsia="宋体" w:cs="宋体"/>
-                <w:color w:val="auto"/>
-                <w:sz w:val="20"/>
-              </w:rPr>
-              <w:t>组成部分</w:t>
-            </w:r>
-          </w:p>
-        </w:tc>
-        <w:tc>
-          <w:tcPr>
-            <w:tcW w:w="3154" w:type="dxa"/>
-            <w:vAlign w:val="center"/>
-          </w:tcPr>
-          <w:p>
-            <w:pPr>
-              <w:spacing w:after="0"/>
-              <w:ind w:firstLine="0"/>
-              <w:jc w:val="center"/>
-              <w:rPr>
-                <w:rFonts w:hint="eastAsia" w:ascii="宋体" w:hAnsi="宋体" w:eastAsia="宋体" w:cs="宋体"/>
-                <w:color w:val="auto"/>
-              </w:rPr>
-            </w:pPr>
-            <w:r>
-              <w:rPr>
-                <w:rFonts w:hint="eastAsia" w:ascii="宋体" w:hAnsi="宋体" w:eastAsia="宋体" w:cs="宋体"/>
-                <w:color w:val="auto"/>
-                <w:sz w:val="20"/>
-              </w:rPr>
-              <w:t>现场涉及的主要部件</w:t>
-            </w:r>
-          </w:p>
-        </w:tc>
-        <w:tc>
-          <w:tcPr>
-            <w:tcW w:w="3154" w:type="dxa"/>
-            <w:vAlign w:val="center"/>
-          </w:tcPr>
-          <w:p>
-            <w:pPr>
-              <w:spacing w:after="0"/>
-              <w:ind w:firstLine="0"/>
-              <w:jc w:val="center"/>
-              <w:rPr>
-                <w:rFonts w:hint="eastAsia" w:ascii="宋体" w:hAnsi="宋体" w:eastAsia="宋体" w:cs="宋体"/>
-                <w:color w:val="auto"/>
-              </w:rPr>
-            </w:pPr>
-            <w:r>
-              <w:rPr>
-                <w:rFonts w:hint="eastAsia" w:ascii="宋体" w:hAnsi="宋体" w:eastAsia="宋体" w:cs="宋体"/>
-                <w:color w:val="auto"/>
-                <w:sz w:val="20"/>
-              </w:rPr>
-              <w:t>主要作用</w:t>
-            </w:r>
-          </w:p>
-        </w:tc>
-      </w:tr>
-      <w:tr>
-        <w:tblPrEx>
-          <w:tblBorders>
-            <w:top w:val="single" w:color="auto" w:sz="4" w:space="0"/>
-            <w:left w:val="single" w:color="auto" w:sz="4" w:space="0"/>
-            <w:bottom w:val="single" w:color="auto" w:sz="4" w:space="0"/>
-            <w:right w:val="single" w:color="auto" w:sz="4" w:space="0"/>
-            <w:insideH w:val="single" w:color="auto" w:sz="4" w:space="0"/>
-            <w:insideV w:val="single" w:color="auto" w:sz="4" w:space="0"/>
-          </w:tblBorders>
-          <w:tblCellMar>
-            <w:top w:w="0" w:type="dxa"/>
-            <w:left w:w="108" w:type="dxa"/>
-            <w:bottom w:w="0" w:type="dxa"/>
-            <w:right w:w="108" w:type="dxa"/>
-          </w:tblCellMar>
-        </w:tblPrEx>
-        <w:trPr>
-          <w:jc w:val="center"/>
-        </w:trPr>
-        <w:tc>
-          <w:tcPr>
-            <w:tcW w:w="3154" w:type="dxa"/>
-            <w:vAlign w:val="center"/>
-          </w:tcPr>
-          <w:p>
-            <w:pPr>
-              <w:spacing w:after="0"/>
-              <w:ind w:firstLine="0"/>
-              <w:jc w:val="center"/>
-              <w:rPr>
-                <w:rFonts w:hint="eastAsia" w:ascii="宋体" w:hAnsi="宋体" w:eastAsia="宋体" w:cs="宋体"/>
-                <w:color w:val="auto"/>
-              </w:rPr>
-            </w:pPr>
-            <w:r>
-              <w:rPr>
-                <w:rFonts w:hint="eastAsia" w:ascii="宋体" w:hAnsi="宋体" w:eastAsia="宋体" w:cs="宋体"/>
-                <w:color w:val="auto"/>
-                <w:sz w:val="20"/>
-              </w:rPr>
-              <w:t>机械主体</w:t>
-            </w:r>
-          </w:p>
-        </w:tc>
-        <w:tc>
-          <w:tcPr>
-            <w:tcW w:w="3154" w:type="dxa"/>
-            <w:vAlign w:val="center"/>
-          </w:tcPr>
-          <w:p>
-            <w:pPr>
-              <w:spacing w:after="0"/>
-              <w:ind w:firstLine="0"/>
-              <w:jc w:val="center"/>
-              <w:rPr>
-                <w:rFonts w:hint="eastAsia" w:ascii="宋体" w:hAnsi="宋体" w:eastAsia="宋体" w:cs="宋体"/>
-                <w:color w:val="auto"/>
-              </w:rPr>
-            </w:pPr>
-            <w:r>
-              <w:rPr>
-                <w:rFonts w:hint="eastAsia" w:ascii="宋体" w:hAnsi="宋体" w:eastAsia="宋体" w:cs="宋体"/>
-                <w:color w:val="auto"/>
-                <w:sz w:val="20"/>
-              </w:rPr>
-              <w:t>床身、工作台、导轨等</w:t>
-            </w:r>
-          </w:p>
-        </w:tc>
-        <w:tc>
-          <w:tcPr>
-            <w:tcW w:w="3154" w:type="dxa"/>
-            <w:vAlign w:val="center"/>
-          </w:tcPr>
-          <w:p>
-            <w:pPr>
-              <w:spacing w:after="0"/>
-              <w:ind w:firstLine="0"/>
-              <w:jc w:val="center"/>
-              <w:rPr>
-                <w:rFonts w:hint="eastAsia" w:ascii="宋体" w:hAnsi="宋体" w:eastAsia="宋体" w:cs="宋体"/>
-                <w:color w:val="auto"/>
-              </w:rPr>
-            </w:pPr>
-            <w:r>
-              <w:rPr>
-                <w:rFonts w:hint="eastAsia" w:ascii="宋体" w:hAnsi="宋体" w:eastAsia="宋体" w:cs="宋体"/>
-                <w:color w:val="auto"/>
-                <w:sz w:val="20"/>
-              </w:rPr>
-              <w:t>支承并保证各运动部件的相对位置</w:t>
-            </w:r>
-          </w:p>
-        </w:tc>
-      </w:tr>
-      <w:tr>
-        <w:tblPrEx>
-          <w:tblBorders>
-            <w:top w:val="single" w:color="auto" w:sz="4" w:space="0"/>
-            <w:left w:val="single" w:color="auto" w:sz="4" w:space="0"/>
-            <w:bottom w:val="single" w:color="auto" w:sz="4" w:space="0"/>
-            <w:right w:val="single" w:color="auto" w:sz="4" w:space="0"/>
-            <w:insideH w:val="single" w:color="auto" w:sz="4" w:space="0"/>
-            <w:insideV w:val="single" w:color="auto" w:sz="4" w:space="0"/>
-          </w:tblBorders>
-          <w:tblCellMar>
-            <w:top w:w="0" w:type="dxa"/>
-            <w:left w:w="108" w:type="dxa"/>
-            <w:bottom w:w="0" w:type="dxa"/>
-            <w:right w:w="108" w:type="dxa"/>
-          </w:tblCellMar>
-        </w:tblPrEx>
-        <w:trPr>
-          <w:jc w:val="center"/>
-        </w:trPr>
-        <w:tc>
-          <w:tcPr>
-            <w:tcW w:w="3154" w:type="dxa"/>
-            <w:vAlign w:val="center"/>
-          </w:tcPr>
-          <w:p>
-            <w:pPr>
-              <w:spacing w:after="0"/>
-              <w:ind w:firstLine="0"/>
-              <w:jc w:val="center"/>
-              <w:rPr>
-                <w:rFonts w:hint="eastAsia" w:ascii="宋体" w:hAnsi="宋体" w:eastAsia="宋体" w:cs="宋体"/>
-                <w:color w:val="auto"/>
-              </w:rPr>
-            </w:pPr>
-            <w:r>
-              <w:rPr>
-                <w:rFonts w:hint="eastAsia" w:ascii="宋体" w:hAnsi="宋体" w:eastAsia="宋体" w:cs="宋体"/>
-                <w:color w:val="auto"/>
-                <w:sz w:val="20"/>
-              </w:rPr>
-              <w:t>主轴系统</w:t>
-            </w:r>
-          </w:p>
-        </w:tc>
-        <w:tc>
-          <w:tcPr>
-            <w:tcW w:w="3154" w:type="dxa"/>
-            <w:vAlign w:val="center"/>
-          </w:tcPr>
-          <w:p>
-            <w:pPr>
-              <w:spacing w:after="0"/>
-              <w:ind w:firstLine="0"/>
-              <w:jc w:val="center"/>
-              <w:rPr>
-                <w:rFonts w:hint="eastAsia" w:ascii="宋体" w:hAnsi="宋体" w:eastAsia="宋体" w:cs="宋体"/>
-                <w:color w:val="auto"/>
-              </w:rPr>
-            </w:pPr>
-            <w:r>
-              <w:rPr>
-                <w:rFonts w:hint="eastAsia" w:ascii="宋体" w:hAnsi="宋体" w:eastAsia="宋体" w:cs="宋体"/>
-                <w:color w:val="auto"/>
-                <w:sz w:val="20"/>
-              </w:rPr>
-              <w:t>主轴、主轴电机</w:t>
-            </w:r>
-          </w:p>
-        </w:tc>
-        <w:tc>
-          <w:tcPr>
-            <w:tcW w:w="3154" w:type="dxa"/>
-            <w:vAlign w:val="center"/>
-          </w:tcPr>
-          <w:p>
-            <w:pPr>
-              <w:spacing w:after="0"/>
-              <w:ind w:firstLine="0"/>
-              <w:jc w:val="center"/>
-              <w:rPr>
-                <w:rFonts w:hint="eastAsia" w:ascii="宋体" w:hAnsi="宋体" w:eastAsia="宋体" w:cs="宋体"/>
-                <w:color w:val="auto"/>
-              </w:rPr>
-            </w:pPr>
-            <w:r>
-              <w:rPr>
-                <w:rFonts w:hint="eastAsia" w:ascii="宋体" w:hAnsi="宋体" w:eastAsia="宋体" w:cs="宋体"/>
-                <w:color w:val="auto"/>
-                <w:sz w:val="20"/>
-              </w:rPr>
-              <w:t>带动刀具旋转，形成主要切削运动</w:t>
-            </w:r>
-          </w:p>
-        </w:tc>
-      </w:tr>
-      <w:tr>
-        <w:tblPrEx>
-          <w:tblBorders>
-            <w:top w:val="single" w:color="auto" w:sz="4" w:space="0"/>
-            <w:left w:val="single" w:color="auto" w:sz="4" w:space="0"/>
-            <w:bottom w:val="single" w:color="auto" w:sz="4" w:space="0"/>
-            <w:right w:val="single" w:color="auto" w:sz="4" w:space="0"/>
-            <w:insideH w:val="single" w:color="auto" w:sz="4" w:space="0"/>
-            <w:insideV w:val="single" w:color="auto" w:sz="4" w:space="0"/>
-          </w:tblBorders>
-          <w:tblCellMar>
-            <w:top w:w="0" w:type="dxa"/>
-            <w:left w:w="108" w:type="dxa"/>
-            <w:bottom w:w="0" w:type="dxa"/>
-            <w:right w:w="108" w:type="dxa"/>
-          </w:tblCellMar>
-        </w:tblPrEx>
-        <w:trPr>
-          <w:jc w:val="center"/>
-        </w:trPr>
-        <w:tc>
-          <w:tcPr>
-            <w:tcW w:w="3154" w:type="dxa"/>
-            <w:vAlign w:val="center"/>
-          </w:tcPr>
-          <w:p>
-            <w:pPr>
-              <w:spacing w:after="0"/>
-              <w:ind w:firstLine="0"/>
-              <w:jc w:val="center"/>
-              <w:rPr>
-                <w:rFonts w:hint="eastAsia" w:ascii="宋体" w:hAnsi="宋体" w:eastAsia="宋体" w:cs="宋体"/>
-                <w:color w:val="auto"/>
-              </w:rPr>
-            </w:pPr>
-            <w:r>
-              <w:rPr>
-                <w:rFonts w:hint="eastAsia" w:ascii="宋体" w:hAnsi="宋体" w:eastAsia="宋体" w:cs="宋体"/>
-                <w:color w:val="auto"/>
-                <w:sz w:val="20"/>
-              </w:rPr>
-              <w:t>进给系统</w:t>
-            </w:r>
-          </w:p>
-        </w:tc>
-        <w:tc>
-          <w:tcPr>
-            <w:tcW w:w="3154" w:type="dxa"/>
-            <w:vAlign w:val="center"/>
-          </w:tcPr>
-          <w:p>
-            <w:pPr>
-              <w:spacing w:after="0"/>
-              <w:ind w:firstLine="0"/>
-              <w:jc w:val="center"/>
-              <w:rPr>
-                <w:rFonts w:hint="eastAsia" w:ascii="宋体" w:hAnsi="宋体" w:eastAsia="宋体" w:cs="宋体"/>
-                <w:color w:val="auto"/>
-              </w:rPr>
-            </w:pPr>
-            <w:r>
-              <w:rPr>
-                <w:rFonts w:hint="eastAsia" w:ascii="宋体" w:hAnsi="宋体" w:eastAsia="宋体" w:cs="宋体"/>
-                <w:color w:val="auto"/>
-                <w:sz w:val="20"/>
-              </w:rPr>
-              <w:t>X/Y/Z轴伺服电机、联轴器、丝杠</w:t>
-            </w:r>
-          </w:p>
-        </w:tc>
-        <w:tc>
-          <w:tcPr>
-            <w:tcW w:w="3154" w:type="dxa"/>
-            <w:vAlign w:val="center"/>
-          </w:tcPr>
-          <w:p>
-            <w:pPr>
-              <w:spacing w:after="0"/>
-              <w:ind w:firstLine="0"/>
-              <w:jc w:val="center"/>
-              <w:rPr>
-                <w:rFonts w:hint="eastAsia" w:ascii="宋体" w:hAnsi="宋体" w:eastAsia="宋体" w:cs="宋体"/>
-                <w:color w:val="auto"/>
-              </w:rPr>
-            </w:pPr>
-            <w:r>
-              <w:rPr>
-                <w:rFonts w:hint="eastAsia" w:ascii="宋体" w:hAnsi="宋体" w:eastAsia="宋体" w:cs="宋体"/>
-                <w:color w:val="auto"/>
-                <w:sz w:val="20"/>
-              </w:rPr>
-              <w:t>把电机旋转转换为直线进给运动</w:t>
-            </w:r>
-          </w:p>
-        </w:tc>
-      </w:tr>
-      <w:tr>
-        <w:tblPrEx>
-          <w:tblBorders>
-            <w:top w:val="single" w:color="auto" w:sz="4" w:space="0"/>
-            <w:left w:val="single" w:color="auto" w:sz="4" w:space="0"/>
-            <w:bottom w:val="single" w:color="auto" w:sz="4" w:space="0"/>
-            <w:right w:val="single" w:color="auto" w:sz="4" w:space="0"/>
-            <w:insideH w:val="single" w:color="auto" w:sz="4" w:space="0"/>
-            <w:insideV w:val="single" w:color="auto" w:sz="4" w:space="0"/>
-          </w:tblBorders>
-          <w:tblCellMar>
-            <w:top w:w="0" w:type="dxa"/>
-            <w:left w:w="108" w:type="dxa"/>
-            <w:bottom w:w="0" w:type="dxa"/>
-            <w:right w:w="108" w:type="dxa"/>
-          </w:tblCellMar>
-        </w:tblPrEx>
-        <w:trPr>
-          <w:jc w:val="center"/>
-        </w:trPr>
-        <w:tc>
-          <w:tcPr>
-            <w:tcW w:w="3154" w:type="dxa"/>
-            <w:vAlign w:val="center"/>
-          </w:tcPr>
-          <w:p>
-            <w:pPr>
-              <w:spacing w:after="0"/>
-              <w:ind w:firstLine="0"/>
-              <w:jc w:val="center"/>
-              <w:rPr>
-                <w:rFonts w:hint="eastAsia" w:ascii="宋体" w:hAnsi="宋体" w:eastAsia="宋体" w:cs="宋体"/>
-                <w:color w:val="auto"/>
-              </w:rPr>
-            </w:pPr>
-            <w:r>
-              <w:rPr>
-                <w:rFonts w:hint="eastAsia" w:ascii="宋体" w:hAnsi="宋体" w:eastAsia="宋体" w:cs="宋体"/>
-                <w:color w:val="auto"/>
-                <w:sz w:val="20"/>
-              </w:rPr>
-              <w:t>换刀系统</w:t>
-            </w:r>
-          </w:p>
-        </w:tc>
-        <w:tc>
-          <w:tcPr>
-            <w:tcW w:w="3154" w:type="dxa"/>
-            <w:vAlign w:val="center"/>
-          </w:tcPr>
-          <w:p>
-            <w:pPr>
-              <w:spacing w:after="0"/>
-              <w:ind w:firstLine="0"/>
-              <w:jc w:val="center"/>
-              <w:rPr>
-                <w:rFonts w:hint="eastAsia" w:ascii="宋体" w:hAnsi="宋体" w:eastAsia="宋体" w:cs="宋体"/>
-                <w:color w:val="auto"/>
-              </w:rPr>
-            </w:pPr>
-            <w:r>
-              <w:rPr>
-                <w:rFonts w:hint="eastAsia" w:ascii="宋体" w:hAnsi="宋体" w:eastAsia="宋体" w:cs="宋体"/>
-                <w:color w:val="auto"/>
-                <w:sz w:val="20"/>
-              </w:rPr>
-              <w:t>圆盘刀库、换刀机构</w:t>
-            </w:r>
-          </w:p>
-        </w:tc>
-        <w:tc>
-          <w:tcPr>
-            <w:tcW w:w="3154" w:type="dxa"/>
-            <w:vAlign w:val="center"/>
-          </w:tcPr>
-          <w:p>
-            <w:pPr>
-              <w:spacing w:after="0"/>
-              <w:ind w:firstLine="0"/>
-              <w:jc w:val="center"/>
-              <w:rPr>
-                <w:rFonts w:hint="eastAsia" w:ascii="宋体" w:hAnsi="宋体" w:eastAsia="宋体" w:cs="宋体"/>
-                <w:color w:val="auto"/>
-              </w:rPr>
-            </w:pPr>
-            <w:r>
-              <w:rPr>
-                <w:rFonts w:hint="eastAsia" w:ascii="宋体" w:hAnsi="宋体" w:eastAsia="宋体" w:cs="宋体"/>
-                <w:color w:val="auto"/>
-                <w:sz w:val="20"/>
-              </w:rPr>
-              <w:t>按程序选择并更换刀具，缩短工序转换时间</w:t>
-            </w:r>
-          </w:p>
-        </w:tc>
-      </w:tr>
-      <w:tr>
-        <w:tblPrEx>
-          <w:tblBorders>
-            <w:top w:val="single" w:color="auto" w:sz="4" w:space="0"/>
-            <w:left w:val="single" w:color="auto" w:sz="4" w:space="0"/>
-            <w:bottom w:val="single" w:color="auto" w:sz="4" w:space="0"/>
-            <w:right w:val="single" w:color="auto" w:sz="4" w:space="0"/>
-            <w:insideH w:val="single" w:color="auto" w:sz="4" w:space="0"/>
-            <w:insideV w:val="single" w:color="auto" w:sz="4" w:space="0"/>
-          </w:tblBorders>
-          <w:tblCellMar>
-            <w:top w:w="0" w:type="dxa"/>
-            <w:left w:w="108" w:type="dxa"/>
-            <w:bottom w:w="0" w:type="dxa"/>
-            <w:right w:w="108" w:type="dxa"/>
-          </w:tblCellMar>
-        </w:tblPrEx>
-        <w:trPr>
-          <w:jc w:val="center"/>
-        </w:trPr>
-        <w:tc>
-          <w:tcPr>
-            <w:tcW w:w="3154" w:type="dxa"/>
-            <w:vAlign w:val="center"/>
-          </w:tcPr>
-          <w:p>
-            <w:pPr>
-              <w:spacing w:after="0"/>
-              <w:ind w:firstLine="0"/>
-              <w:jc w:val="center"/>
-              <w:rPr>
-                <w:rFonts w:hint="eastAsia" w:ascii="宋体" w:hAnsi="宋体" w:eastAsia="宋体" w:cs="宋体"/>
-                <w:color w:val="auto"/>
-              </w:rPr>
-            </w:pPr>
-            <w:r>
-              <w:rPr>
-                <w:rFonts w:hint="eastAsia" w:ascii="宋体" w:hAnsi="宋体" w:eastAsia="宋体" w:cs="宋体"/>
-                <w:color w:val="auto"/>
-                <w:sz w:val="20"/>
-              </w:rPr>
-              <w:t>控制系统</w:t>
-            </w:r>
-          </w:p>
-        </w:tc>
-        <w:tc>
-          <w:tcPr>
-            <w:tcW w:w="3154" w:type="dxa"/>
-            <w:vAlign w:val="center"/>
-          </w:tcPr>
-          <w:p>
-            <w:pPr>
-              <w:spacing w:after="0"/>
-              <w:ind w:firstLine="0"/>
-              <w:jc w:val="center"/>
-              <w:rPr>
-                <w:rFonts w:hint="eastAsia" w:ascii="宋体" w:hAnsi="宋体" w:eastAsia="宋体" w:cs="宋体"/>
-                <w:color w:val="auto"/>
-              </w:rPr>
-            </w:pPr>
-            <w:r>
-              <w:rPr>
-                <w:rFonts w:hint="eastAsia" w:ascii="宋体" w:hAnsi="宋体" w:eastAsia="宋体" w:cs="宋体"/>
-                <w:color w:val="auto"/>
-                <w:sz w:val="20"/>
-              </w:rPr>
-              <w:t>数控系统、PLC、驱动器、传感器</w:t>
-            </w:r>
-          </w:p>
-        </w:tc>
-        <w:tc>
-          <w:tcPr>
-            <w:tcW w:w="3154" w:type="dxa"/>
-            <w:vAlign w:val="center"/>
-          </w:tcPr>
-          <w:p>
-            <w:pPr>
-              <w:spacing w:after="0"/>
-              <w:ind w:firstLine="0"/>
-              <w:jc w:val="center"/>
-              <w:rPr>
-                <w:rFonts w:hint="eastAsia" w:ascii="宋体" w:hAnsi="宋体" w:eastAsia="宋体" w:cs="宋体"/>
-                <w:color w:val="auto"/>
-              </w:rPr>
-            </w:pPr>
-            <w:r>
-              <w:rPr>
-                <w:rFonts w:hint="eastAsia" w:ascii="宋体" w:hAnsi="宋体" w:eastAsia="宋体" w:cs="宋体"/>
-                <w:color w:val="auto"/>
-                <w:sz w:val="20"/>
-              </w:rPr>
-              <w:t>完成程序运算、逻辑控制、运动控制与状态检测</w:t>
-            </w:r>
-          </w:p>
-        </w:tc>
-      </w:tr>
-      <w:tr>
-        <w:tblPrEx>
-          <w:tblBorders>
-            <w:top w:val="single" w:color="auto" w:sz="4" w:space="0"/>
-            <w:left w:val="single" w:color="auto" w:sz="4" w:space="0"/>
-            <w:bottom w:val="single" w:color="auto" w:sz="4" w:space="0"/>
-            <w:right w:val="single" w:color="auto" w:sz="4" w:space="0"/>
-            <w:insideH w:val="single" w:color="auto" w:sz="4" w:space="0"/>
-            <w:insideV w:val="single" w:color="auto" w:sz="4" w:space="0"/>
-          </w:tblBorders>
-          <w:tblCellMar>
-            <w:top w:w="0" w:type="dxa"/>
-            <w:left w:w="108" w:type="dxa"/>
-            <w:bottom w:w="0" w:type="dxa"/>
-            <w:right w:w="108" w:type="dxa"/>
-          </w:tblCellMar>
-        </w:tblPrEx>
-        <w:trPr>
-          <w:jc w:val="center"/>
-        </w:trPr>
-        <w:tc>
-          <w:tcPr>
-            <w:tcW w:w="3154" w:type="dxa"/>
-            <w:vAlign w:val="center"/>
-          </w:tcPr>
-          <w:p>
-            <w:pPr>
-              <w:spacing w:after="0"/>
-              <w:ind w:firstLine="0"/>
-              <w:jc w:val="center"/>
-              <w:rPr>
-                <w:rFonts w:hint="eastAsia" w:ascii="宋体" w:hAnsi="宋体" w:eastAsia="宋体" w:cs="宋体"/>
-                <w:color w:val="auto"/>
-              </w:rPr>
-            </w:pPr>
-            <w:r>
-              <w:rPr>
-                <w:rFonts w:hint="eastAsia" w:ascii="宋体" w:hAnsi="宋体" w:eastAsia="宋体" w:cs="宋体"/>
-                <w:color w:val="auto"/>
-                <w:sz w:val="20"/>
-              </w:rPr>
-              <w:t>辅助系统</w:t>
-            </w:r>
-          </w:p>
-        </w:tc>
-        <w:tc>
-          <w:tcPr>
-            <w:tcW w:w="3154" w:type="dxa"/>
-            <w:vAlign w:val="center"/>
-          </w:tcPr>
-          <w:p>
-            <w:pPr>
-              <w:spacing w:after="0"/>
-              <w:ind w:firstLine="0"/>
-              <w:jc w:val="center"/>
-              <w:rPr>
-                <w:rFonts w:hint="eastAsia" w:ascii="宋体" w:hAnsi="宋体" w:eastAsia="宋体" w:cs="宋体"/>
-                <w:color w:val="auto"/>
-              </w:rPr>
-            </w:pPr>
-            <w:r>
-              <w:rPr>
-                <w:rFonts w:hint="eastAsia" w:ascii="宋体" w:hAnsi="宋体" w:eastAsia="宋体" w:cs="宋体"/>
-                <w:color w:val="auto"/>
-                <w:sz w:val="20"/>
-              </w:rPr>
-              <w:t>冷却、排屑、安全门等</w:t>
-            </w:r>
-          </w:p>
-        </w:tc>
-        <w:tc>
-          <w:tcPr>
-            <w:tcW w:w="3154" w:type="dxa"/>
-            <w:vAlign w:val="center"/>
-          </w:tcPr>
-          <w:p>
-            <w:pPr>
-              <w:spacing w:after="0"/>
-              <w:ind w:firstLine="0"/>
-              <w:jc w:val="center"/>
-              <w:rPr>
-                <w:rFonts w:hint="eastAsia" w:ascii="宋体" w:hAnsi="宋体" w:eastAsia="宋体" w:cs="宋体"/>
-                <w:color w:val="auto"/>
-              </w:rPr>
-            </w:pPr>
-            <w:r>
-              <w:rPr>
-                <w:rFonts w:hint="eastAsia" w:ascii="宋体" w:hAnsi="宋体" w:eastAsia="宋体" w:cs="宋体"/>
-                <w:color w:val="auto"/>
-                <w:sz w:val="20"/>
-              </w:rPr>
-              <w:t>保证加工环境、切屑处理及操作安全</w:t>
-            </w:r>
-          </w:p>
-        </w:tc>
-      </w:tr>
-    </w:tbl>
     <w:p>
       <w:pPr>
-        <w:pStyle w:val="3"/>
-        <w:keepNext/>
+        <w:pStyle w:val="30"/>
+        <w:keepNext w:val="0"/>
+        <w:keepLines w:val="0"/>
+        <w:pageBreakBefore w:val="0"/>
+        <w:widowControl/>
+        <w:suppressLineNumbers w:val="0"/>
+        <w:kinsoku/>
+        <w:wordWrap/>
+        <w:overflowPunct/>
+        <w:topLinePunct w:val="0"/>
+        <w:autoSpaceDE/>
+        <w:autoSpaceDN/>
+        <w:bidi w:val="0"/>
+        <w:adjustRightInd/>
+        <w:snapToGrid/>
+        <w:ind w:firstLine="480" w:firstLineChars="200"/>
+        <w:textAlignment w:val="auto"/>
+      </w:pPr>
+      <w:r>
+        <w:t>轴运动是加工中心主运动。课堂上借助主轴转速、功率与转矩曲线可知，电机输出能力随转速变化：低速看重转矩，高速关注功率。加工不宜一味选用最高转速，需依据工件材料、刀具直径与工序匹配主轴参数。</w:t>
+      </w:r>
+    </w:p>
+    <w:p>
+      <w:pPr>
+        <w:pStyle w:val="30"/>
+        <w:keepNext w:val="0"/>
+        <w:keepLines w:val="0"/>
+        <w:pageBreakBefore w:val="0"/>
+        <w:widowControl/>
+        <w:suppressLineNumbers w:val="0"/>
+        <w:kinsoku/>
+        <w:wordWrap/>
+        <w:overflowPunct/>
+        <w:topLinePunct w:val="0"/>
+        <w:autoSpaceDE/>
+        <w:autoSpaceDN/>
+        <w:bidi w:val="0"/>
+        <w:adjustRightInd/>
+        <w:snapToGrid/>
+        <w:ind w:firstLine="480" w:firstLineChars="200"/>
+        <w:textAlignment w:val="auto"/>
+      </w:pPr>
+      <w:r>
+        <w:t>X/Y/Z三轴进给由交流伺服电机驱动。电机旋转经联轴器、丝杠螺母副转为直线运动，传动链：伺服电机→联轴器→丝杠→螺母副→工作台/滑板。数控系统下发位置、速度指令，电机驱动丝杠，带动部件沿轴精准移动，完成进给、定位与轮廓加工。</w:t>
+      </w:r>
+    </w:p>
+    <w:p>
+      <w:pPr>
+        <w:spacing w:before="60" w:after="0"/>
+        <w:jc w:val="center"/>
         <w:rPr>
-          <w:rFonts w:hint="eastAsia" w:ascii="宋体" w:hAnsi="宋体" w:eastAsia="宋体" w:cs="宋体"/>
           <w:color w:val="auto"/>
         </w:rPr>
       </w:pPr>
       <w:r>
         <w:rPr>
-          <w:rFonts w:hint="eastAsia" w:ascii="宋体" w:hAnsi="宋体" w:eastAsia="宋体" w:cs="宋体"/>
-          <w:color w:val="auto"/>
-        </w:rPr>
-        <w:t>3 主轴、进给与自动换刀原理</w:t>
-      </w:r>
-    </w:p>
-    <w:p>
-      <w:pPr>
-        <w:pStyle w:val="4"/>
-        <w:keepNext/>
-        <w:rPr>
-          <w:rFonts w:hint="eastAsia" w:ascii="宋体" w:hAnsi="宋体" w:eastAsia="宋体" w:cs="宋体"/>
-          <w:color w:val="auto"/>
-        </w:rPr>
-      </w:pPr>
-      <w:r>
-        <w:rPr>
-          <w:rFonts w:hint="eastAsia" w:ascii="宋体" w:hAnsi="宋体" w:eastAsia="宋体" w:cs="宋体"/>
-          <w:color w:val="auto"/>
-        </w:rPr>
-        <w:t>3.1 主轴运动与加工性能</w:t>
-      </w:r>
-    </w:p>
-    <w:p>
-      <w:pPr>
-        <w:jc w:val="both"/>
-        <w:rPr>
-          <w:rFonts w:hint="eastAsia" w:ascii="宋体" w:hAnsi="宋体" w:eastAsia="宋体" w:cs="宋体"/>
-          <w:color w:val="auto"/>
-        </w:rPr>
-      </w:pPr>
-      <w:r>
-        <w:rPr>
-          <w:rFonts w:hint="eastAsia" w:ascii="宋体" w:hAnsi="宋体" w:eastAsia="宋体" w:cs="宋体"/>
-          <w:color w:val="auto"/>
-        </w:rPr>
-        <w:t>主轴电机驱动主轴和刀具旋转，构成加工中心的主要切削运动。课堂中结合主轴转速、功率和转矩曲线说明，不同转速区间内电机的输出能力并不相同：低速时更强调转矩能力，高速运行时则需要关注功率与转矩随转速变化的关系。因此，在实际加工中应根据刀具直径、材料和工序要求选择合适的主轴转速，而不能只追求最高转速。此次参观的目的主要是理解参数背后的机械含义，即主轴系统既要满足高速加工，也要具有能够承受切削负载的动力性能。</w:t>
-      </w:r>
-    </w:p>
-    <w:p>
-      <w:pPr>
-        <w:pStyle w:val="4"/>
-        <w:keepNext/>
-        <w:rPr>
-          <w:rFonts w:hint="eastAsia" w:ascii="宋体" w:hAnsi="宋体" w:eastAsia="宋体" w:cs="宋体"/>
-          <w:color w:val="auto"/>
-        </w:rPr>
-      </w:pPr>
-      <w:r>
-        <w:rPr>
-          <w:rFonts w:hint="eastAsia" w:ascii="宋体" w:hAnsi="宋体" w:eastAsia="宋体" w:cs="宋体"/>
-          <w:color w:val="auto"/>
-        </w:rPr>
-        <w:t>3.2 X、Y、Z三轴进给与丝杠传动</w:t>
-      </w:r>
-    </w:p>
-    <w:p>
-      <w:pPr>
-        <w:jc w:val="both"/>
-        <w:rPr>
-          <w:rFonts w:hint="eastAsia" w:ascii="宋体" w:hAnsi="宋体" w:eastAsia="宋体" w:cs="宋体"/>
-          <w:color w:val="auto"/>
-        </w:rPr>
-      </w:pPr>
-      <w:r>
-        <w:rPr>
-          <w:rFonts w:hint="eastAsia" w:ascii="宋体" w:hAnsi="宋体" w:eastAsia="宋体" w:cs="宋体"/>
-          <w:color w:val="auto"/>
-        </w:rPr>
-        <w:t>X、Y、Z三个坐标方向均由交流伺服电机驱动。电机输出的是旋转运动，而工作台或主轴部件需要进行直线位移，因此必须利用机械传动机构实现运动形式转换。现场讲解中重点介绍了电机、联轴器和丝杠之间的连接关系：伺服电机通过联轴器带动丝杠转动，丝杠与螺母副把旋转运动转换成直线运动，从而驱动工作台或相应部件沿指定坐标轴移动。数控系统通过控制电机的转角、转速和方向，使三个坐标轴能够按程序完成直线、轮廓等进给运动。</w:t>
-      </w:r>
-    </w:p>
-    <w:p>
-      <w:pPr>
-        <w:pStyle w:val="4"/>
-        <w:keepNext/>
-        <w:rPr>
-          <w:rFonts w:hint="eastAsia" w:ascii="宋体" w:hAnsi="宋体" w:eastAsia="宋体" w:cs="宋体"/>
-          <w:color w:val="auto"/>
-        </w:rPr>
-      </w:pPr>
-      <w:r>
-        <w:rPr>
-          <w:rFonts w:hint="eastAsia" w:ascii="宋体" w:hAnsi="宋体" w:eastAsia="宋体" w:cs="宋体"/>
-          <w:color w:val="auto"/>
-        </w:rPr>
-        <w:t>3.3 自动换刀</w:t>
-      </w:r>
-    </w:p>
-    <w:p>
-      <w:pPr>
-        <w:jc w:val="both"/>
-        <w:rPr>
-          <w:rFonts w:hint="eastAsia" w:ascii="宋体" w:hAnsi="宋体" w:eastAsia="宋体" w:cs="宋体"/>
-          <w:color w:val="auto"/>
-        </w:rPr>
-      </w:pPr>
-      <w:r>
-        <w:rPr>
-          <w:rFonts w:hint="eastAsia" w:ascii="宋体" w:hAnsi="宋体" w:eastAsia="宋体" w:cs="宋体"/>
-          <w:color w:val="auto"/>
-        </w:rPr>
-        <w:t>加工中心能够在一次装夹中完成多种工序的重要原因之一，是配置了刀库和自动换刀机构。现场设备采用圆盘式刀库，换刀时控制系统根据程序调用目标刀具，并采用双向就近的思路缩短刀库转位路径。换刀机构的动作必须与主轴停转、刀位确认和相关安全信号配合，只有前一步状态满足要求，下一步动作才能继续执行。这体现出加工中心机械机构与顺序控制之间的紧密联系。</w:t>
-      </w:r>
-    </w:p>
-    <w:p>
-      <w:pPr>
-        <w:pStyle w:val="3"/>
-        <w:keepNext/>
-        <w:rPr>
-          <w:rFonts w:hint="eastAsia" w:ascii="宋体" w:hAnsi="宋体" w:eastAsia="宋体" w:cs="宋体"/>
-          <w:color w:val="auto"/>
-        </w:rPr>
-      </w:pPr>
-      <w:r>
-        <w:rPr>
-          <w:rFonts w:hint="eastAsia" w:ascii="宋体" w:hAnsi="宋体" w:eastAsia="宋体" w:cs="宋体"/>
-          <w:color w:val="auto"/>
-        </w:rPr>
-        <w:t>4 PLC电气控制及三相电机正反转</w:t>
-      </w:r>
-    </w:p>
-    <w:p>
-      <w:pPr>
-        <w:pStyle w:val="4"/>
-        <w:keepNext/>
-        <w:rPr>
-          <w:rFonts w:hint="eastAsia" w:ascii="宋体" w:hAnsi="宋体" w:eastAsia="宋体" w:cs="宋体"/>
-          <w:color w:val="auto"/>
-        </w:rPr>
-      </w:pPr>
-      <w:r>
-        <w:rPr>
-          <w:rFonts w:hint="eastAsia" w:ascii="宋体" w:hAnsi="宋体" w:eastAsia="宋体" w:cs="宋体"/>
-          <w:color w:val="auto"/>
-        </w:rPr>
-        <w:t>4.1 PLC输入、输出与现场信号</w:t>
-      </w:r>
-    </w:p>
-    <w:p>
-      <w:pPr>
-        <w:jc w:val="both"/>
-        <w:rPr>
-          <w:rFonts w:hint="eastAsia" w:ascii="宋体" w:hAnsi="宋体" w:eastAsia="宋体" w:cs="宋体"/>
-          <w:color w:val="auto"/>
-        </w:rPr>
-      </w:pPr>
-      <w:r>
-        <w:rPr>
-          <w:rFonts w:hint="eastAsia" w:ascii="宋体" w:hAnsi="宋体" w:eastAsia="宋体" w:cs="宋体"/>
-          <w:color w:val="auto"/>
-        </w:rPr>
-        <w:t>PLC主要承担机床中的顺序逻辑和辅助动作控制。现场的传感器、按钮和安全门开关等状态信号接入PLC输入端，程序读取这些输入后进行逻辑判断，再通过输出端控制继电器、接触器或其他执行元件。课堂中以I地址和Q地址说明了PLC端子的编号方式，例如输入端按I3.0～I3.7等地址分组，输出端采用Q地址。地址的意义在于把现场某一个具体器件与程序中的逻辑变量对应起来，使程序能够知道“哪个信号已经到位”以及“应该让哪个执行元件动作”。</w:t>
-      </w:r>
-    </w:p>
-    <w:p>
-      <w:pPr>
-        <w:jc w:val="both"/>
-        <w:rPr>
-          <w:rFonts w:hint="eastAsia" w:ascii="宋体" w:hAnsi="宋体" w:eastAsia="宋体" w:cs="宋体"/>
-          <w:color w:val="auto"/>
-        </w:rPr>
-      </w:pPr>
-      <w:r>
-        <w:rPr>
-          <w:rFonts w:hint="eastAsia" w:ascii="宋体" w:hAnsi="宋体" w:eastAsia="宋体" w:cs="宋体"/>
-          <w:color w:val="auto"/>
-        </w:rPr>
-        <w:t>安全门控制是一个典型例子。当门处于打开状态时，门开关或传感器向PLC提供状态信号，控制程序据此禁止危险运动，避免人员接近加工区域时机床仍然运行。由此可见，PLC并不直接完成切削，而是通过对状态信号的判断和对执行元件的控制，保证各动作按照正确时序、安全地进行。</w:t>
-      </w:r>
-    </w:p>
-    <w:p>
-      <w:pPr>
-        <w:pStyle w:val="4"/>
-        <w:keepNext/>
-        <w:rPr>
-          <w:rFonts w:hint="eastAsia" w:ascii="宋体" w:hAnsi="宋体" w:eastAsia="宋体" w:cs="宋体"/>
-          <w:color w:val="auto"/>
-        </w:rPr>
-      </w:pPr>
-      <w:r>
-        <w:rPr>
-          <w:rFonts w:hint="eastAsia" w:ascii="宋体" w:hAnsi="宋体" w:eastAsia="宋体" w:cs="宋体"/>
-          <w:color w:val="auto"/>
-        </w:rPr>
-        <w:t>4.2 中间继电器、接触器及线圈动作</w:t>
-      </w:r>
-    </w:p>
-    <w:p>
-      <w:pPr>
-        <w:jc w:val="both"/>
-        <w:rPr>
-          <w:rFonts w:hint="eastAsia" w:ascii="宋体" w:hAnsi="宋体" w:eastAsia="宋体" w:cs="宋体"/>
-          <w:color w:val="auto"/>
-        </w:rPr>
-      </w:pPr>
-      <w:r>
-        <w:rPr>
-          <w:rFonts w:hint="eastAsia" w:ascii="宋体" w:hAnsi="宋体" w:eastAsia="宋体" w:cs="宋体"/>
-          <w:color w:val="auto"/>
-        </w:rPr>
-        <w:t>课堂中还专门区分了中间继电器和接触器。电气图中KA通常表示中间继电器，主要用于控制信号的传递、隔离或触点扩展；KM表示接触器，主要用于接通和切断电动机等较大功率负载。PLC输出能力有限，因此常先驱动中间继电器，再由继电器触点控制接触器线圈。接触器线圈得电后产生电磁吸力，使主触点和辅助触点发生状态变化，主触点接通三相主电路，辅助触点则可用于自锁、互锁或状态反馈。这样就形成了由弱电控制强电的分级控制关系。</w:t>
-      </w:r>
-    </w:p>
-    <w:p>
-      <w:pPr>
-        <w:pStyle w:val="4"/>
-        <w:keepNext/>
-        <w:rPr>
-          <w:rFonts w:hint="eastAsia" w:ascii="宋体" w:hAnsi="宋体" w:eastAsia="宋体" w:cs="宋体"/>
-          <w:color w:val="auto"/>
-        </w:rPr>
-      </w:pPr>
-      <w:r>
-        <w:rPr>
-          <w:rFonts w:hint="eastAsia" w:ascii="宋体" w:hAnsi="宋体" w:eastAsia="宋体" w:cs="宋体"/>
-          <w:color w:val="auto"/>
-        </w:rPr>
-        <w:t>4.3 三相电机正反转与互锁</w:t>
-      </w:r>
-    </w:p>
-    <w:p>
-      <w:pPr>
-        <w:jc w:val="both"/>
-        <w:rPr>
-          <w:rFonts w:hint="eastAsia" w:ascii="宋体" w:hAnsi="宋体" w:eastAsia="宋体" w:cs="宋体"/>
-          <w:color w:val="auto"/>
-        </w:rPr>
-      </w:pPr>
-      <w:r>
-        <w:rPr>
-          <w:rFonts w:hint="eastAsia" w:ascii="宋体" w:hAnsi="宋体" w:eastAsia="宋体" w:cs="宋体"/>
-          <w:color w:val="auto"/>
-        </w:rPr>
-        <w:t>三相异步电动机改变任意两相的相序即可改变旋转方向。课堂电路以两个接触器分别承担正转和反转控制，PLC根据程序输</w:t>
-      </w:r>
-      <w:bookmarkStart w:id="0" w:name="_GoBack"/>
-      <w:bookmarkEnd w:id="0"/>
-      <w:r>
-        <w:rPr>
-          <w:rFonts w:hint="eastAsia" w:ascii="宋体" w:hAnsi="宋体" w:eastAsia="宋体" w:cs="宋体"/>
-          <w:color w:val="auto"/>
-        </w:rPr>
-        <w:t>出相应Q信号，经KA中间继电器驱动KM接触器动作，从而改变电机主回路的接线状态。正、反转接触器不能同时吸合，否则会造成严重电气故障，因此电路中必须设置互锁：当正转接触器工作时，其辅助触点阻断反转接触器线圈回路；反转时同理。该部分把PLC程序、继电器、接触器和三相电机串联成了一个完整的控制链路，也是本次参观中电气控制知识最集中的内容。</w:t>
-      </w:r>
-    </w:p>
-    <w:p>
-      <w:pPr>
-        <w:jc w:val="center"/>
-        <w:rPr>
-          <w:rFonts w:hint="eastAsia" w:ascii="宋体" w:hAnsi="宋体" w:eastAsia="宋体" w:cs="宋体"/>
-          <w:color w:val="auto"/>
-        </w:rPr>
-      </w:pPr>
-      <w:r>
-        <w:rPr>
-          <w:rFonts w:hint="eastAsia" w:ascii="宋体" w:hAnsi="宋体" w:eastAsia="宋体" w:cs="宋体"/>
+          <w:rFonts w:ascii="Noto Serif CJK SC" w:hAnsi="Noto Serif CJK SC" w:eastAsia="Noto Serif CJK SC"/>
           <w:color w:val="auto"/>
         </w:rPr>
         <w:drawing>
           <wp:inline distT="0" distB="0" distL="114300" distR="114300">
-            <wp:extent cx="5471795" cy="2362200"/>
-            <wp:effectExtent l="0" t="0" r="1905" b="0"/>
+            <wp:extent cx="5399405" cy="1403985"/>
+            <wp:effectExtent l="0" t="0" r="10795" b="5715"/>
             <wp:docPr id="2" name="Picture 2"/>
             <wp:cNvGraphicFramePr>
               <a:graphicFrameLocks xmlns:a="http://schemas.openxmlformats.org/drawingml/2006/main" noChangeAspect="1"/>
@@ -1180,7 +261,7 @@
                     </pic:cNvPicPr>
                   </pic:nvPicPr>
                   <pic:blipFill>
-                    <a:blip r:embed="rId8"/>
+                    <a:blip r:embed="rId7"/>
                     <a:stretch>
                       <a:fillRect/>
                     </a:stretch>
@@ -1188,7 +269,7 @@
                   <pic:spPr>
                     <a:xfrm>
                       <a:off x="0" y="0"/>
-                      <a:ext cx="5472000" cy="2362450"/>
+                      <a:ext cx="5400000" cy="1404000"/>
                     </a:xfrm>
                     <a:prstGeom prst="rect">
                       <a:avLst/>
@@ -1203,696 +284,62 @@
     </w:p>
     <w:p>
       <w:pPr>
-        <w:keepNext/>
-        <w:spacing w:before="40" w:after="100"/>
-        <w:ind w:firstLine="0"/>
+        <w:spacing w:after="60"/>
         <w:jc w:val="center"/>
         <w:rPr>
-          <w:rFonts w:hint="eastAsia" w:ascii="宋体" w:hAnsi="宋体" w:eastAsia="宋体" w:cs="宋体"/>
           <w:color w:val="auto"/>
         </w:rPr>
       </w:pPr>
       <w:r>
         <w:rPr>
-          <w:rFonts w:hint="eastAsia" w:ascii="宋体" w:hAnsi="宋体" w:eastAsia="宋体" w:cs="宋体"/>
+          <w:rFonts w:ascii="Noto Serif CJK SC" w:hAnsi="Noto Serif CJK SC" w:eastAsia="Noto Serif CJK SC"/>
           <w:color w:val="auto"/>
           <w:sz w:val="21"/>
         </w:rPr>
-        <w:t>图2 PLC控制三相电机正反转原理简图</w:t>
+        <w:t>图2 三轴进给传动链简图</w:t>
       </w:r>
     </w:p>
     <w:p>
       <w:pPr>
-        <w:keepNext/>
-        <w:ind w:firstLine="0"/>
+        <w:pStyle w:val="30"/>
+        <w:keepNext w:val="0"/>
+        <w:keepLines w:val="0"/>
+        <w:pageBreakBefore w:val="0"/>
+        <w:widowControl/>
+        <w:suppressLineNumbers w:val="0"/>
+        <w:kinsoku/>
+        <w:wordWrap/>
+        <w:overflowPunct/>
+        <w:topLinePunct w:val="0"/>
+        <w:autoSpaceDE/>
+        <w:autoSpaceDN/>
+        <w:bidi w:val="0"/>
+        <w:adjustRightInd/>
+        <w:snapToGrid/>
+        <w:ind w:firstLine="480" w:firstLineChars="200"/>
+        <w:textAlignment w:val="auto"/>
+      </w:pPr>
+      <w:r>
+        <w:t>自动换刀是加工中心提效关键。设备采用圆盘刀库，控制系统按程序调用刀具，双向就近转位缩短换刀时长。换刀流程含主轴停转、刀位确认、刀库转位、换刀机构动作、装刀与到位校验。所有动作需传感器信号达标才可继续，自动换刀是机械动作与顺序控制的结合。</w:t>
+      </w:r>
+    </w:p>
+    <w:p>
+      <w:pPr>
+        <w:spacing w:before="60" w:after="0"/>
         <w:jc w:val="center"/>
         <w:rPr>
-          <w:rFonts w:hint="eastAsia" w:ascii="宋体" w:hAnsi="宋体" w:eastAsia="宋体" w:cs="宋体"/>
           <w:color w:val="auto"/>
         </w:rPr>
       </w:pPr>
       <w:r>
         <w:rPr>
-          <w:rFonts w:hint="eastAsia" w:ascii="宋体" w:hAnsi="宋体" w:eastAsia="宋体" w:cs="宋体"/>
-          <w:color w:val="auto"/>
-          <w:sz w:val="21"/>
-        </w:rPr>
-        <w:t>表2 课堂电气控制符号与作用</w:t>
-      </w:r>
-    </w:p>
-    <w:tbl>
-      <w:tblPr>
-        <w:tblStyle w:val="33"/>
-        <w:tblW w:w="0" w:type="auto"/>
-        <w:jc w:val="center"/>
-        <w:tblBorders>
-          <w:top w:val="single" w:color="auto" w:sz="4" w:space="0"/>
-          <w:left w:val="single" w:color="auto" w:sz="4" w:space="0"/>
-          <w:bottom w:val="single" w:color="auto" w:sz="4" w:space="0"/>
-          <w:right w:val="single" w:color="auto" w:sz="4" w:space="0"/>
-          <w:insideH w:val="single" w:color="auto" w:sz="4" w:space="0"/>
-          <w:insideV w:val="single" w:color="auto" w:sz="4" w:space="0"/>
-        </w:tblBorders>
-        <w:tblLayout w:type="autofit"/>
-        <w:tblCellMar>
-          <w:top w:w="0" w:type="dxa"/>
-          <w:left w:w="108" w:type="dxa"/>
-          <w:bottom w:w="0" w:type="dxa"/>
-          <w:right w:w="108" w:type="dxa"/>
-        </w:tblCellMar>
-      </w:tblPr>
-      <w:tblGrid>
-        <w:gridCol w:w="3154"/>
-        <w:gridCol w:w="3154"/>
-        <w:gridCol w:w="3154"/>
-      </w:tblGrid>
-      <w:tr>
-        <w:tblPrEx>
-          <w:tblBorders>
-            <w:top w:val="single" w:color="auto" w:sz="4" w:space="0"/>
-            <w:left w:val="single" w:color="auto" w:sz="4" w:space="0"/>
-            <w:bottom w:val="single" w:color="auto" w:sz="4" w:space="0"/>
-            <w:right w:val="single" w:color="auto" w:sz="4" w:space="0"/>
-            <w:insideH w:val="single" w:color="auto" w:sz="4" w:space="0"/>
-            <w:insideV w:val="single" w:color="auto" w:sz="4" w:space="0"/>
-          </w:tblBorders>
-          <w:tblCellMar>
-            <w:top w:w="0" w:type="dxa"/>
-            <w:left w:w="108" w:type="dxa"/>
-            <w:bottom w:w="0" w:type="dxa"/>
-            <w:right w:w="108" w:type="dxa"/>
-          </w:tblCellMar>
-        </w:tblPrEx>
-        <w:trPr>
-          <w:jc w:val="center"/>
-        </w:trPr>
-        <w:tc>
-          <w:tcPr>
-            <w:tcW w:w="3154" w:type="dxa"/>
-            <w:vAlign w:val="center"/>
-          </w:tcPr>
-          <w:p>
-            <w:pPr>
-              <w:spacing w:after="0"/>
-              <w:ind w:firstLine="0"/>
-              <w:jc w:val="center"/>
-              <w:rPr>
-                <w:rFonts w:hint="eastAsia" w:ascii="宋体" w:hAnsi="宋体" w:eastAsia="宋体" w:cs="宋体"/>
-                <w:color w:val="auto"/>
-              </w:rPr>
-            </w:pPr>
-            <w:r>
-              <w:rPr>
-                <w:rFonts w:hint="eastAsia" w:ascii="宋体" w:hAnsi="宋体" w:eastAsia="宋体" w:cs="宋体"/>
-                <w:color w:val="auto"/>
-                <w:sz w:val="20"/>
-              </w:rPr>
-              <w:t>符号/地址</w:t>
-            </w:r>
-          </w:p>
-        </w:tc>
-        <w:tc>
-          <w:tcPr>
-            <w:tcW w:w="3154" w:type="dxa"/>
-            <w:vAlign w:val="center"/>
-          </w:tcPr>
-          <w:p>
-            <w:pPr>
-              <w:spacing w:after="0"/>
-              <w:ind w:firstLine="0"/>
-              <w:jc w:val="center"/>
-              <w:rPr>
-                <w:rFonts w:hint="eastAsia" w:ascii="宋体" w:hAnsi="宋体" w:eastAsia="宋体" w:cs="宋体"/>
-                <w:color w:val="auto"/>
-              </w:rPr>
-            </w:pPr>
-            <w:r>
-              <w:rPr>
-                <w:rFonts w:hint="eastAsia" w:ascii="宋体" w:hAnsi="宋体" w:eastAsia="宋体" w:cs="宋体"/>
-                <w:color w:val="auto"/>
-                <w:sz w:val="20"/>
-              </w:rPr>
-              <w:t>对应对象</w:t>
-            </w:r>
-          </w:p>
-        </w:tc>
-        <w:tc>
-          <w:tcPr>
-            <w:tcW w:w="3154" w:type="dxa"/>
-            <w:vAlign w:val="center"/>
-          </w:tcPr>
-          <w:p>
-            <w:pPr>
-              <w:spacing w:after="0"/>
-              <w:ind w:firstLine="0"/>
-              <w:jc w:val="center"/>
-              <w:rPr>
-                <w:rFonts w:hint="eastAsia" w:ascii="宋体" w:hAnsi="宋体" w:eastAsia="宋体" w:cs="宋体"/>
-                <w:color w:val="auto"/>
-              </w:rPr>
-            </w:pPr>
-            <w:r>
-              <w:rPr>
-                <w:rFonts w:hint="eastAsia" w:ascii="宋体" w:hAnsi="宋体" w:eastAsia="宋体" w:cs="宋体"/>
-                <w:color w:val="auto"/>
-                <w:sz w:val="20"/>
-              </w:rPr>
-              <w:t>作用说明</w:t>
-            </w:r>
-          </w:p>
-        </w:tc>
-      </w:tr>
-      <w:tr>
-        <w:tblPrEx>
-          <w:tblBorders>
-            <w:top w:val="single" w:color="auto" w:sz="4" w:space="0"/>
-            <w:left w:val="single" w:color="auto" w:sz="4" w:space="0"/>
-            <w:bottom w:val="single" w:color="auto" w:sz="4" w:space="0"/>
-            <w:right w:val="single" w:color="auto" w:sz="4" w:space="0"/>
-            <w:insideH w:val="single" w:color="auto" w:sz="4" w:space="0"/>
-            <w:insideV w:val="single" w:color="auto" w:sz="4" w:space="0"/>
-          </w:tblBorders>
-          <w:tblCellMar>
-            <w:top w:w="0" w:type="dxa"/>
-            <w:left w:w="108" w:type="dxa"/>
-            <w:bottom w:w="0" w:type="dxa"/>
-            <w:right w:w="108" w:type="dxa"/>
-          </w:tblCellMar>
-        </w:tblPrEx>
-        <w:trPr>
-          <w:jc w:val="center"/>
-        </w:trPr>
-        <w:tc>
-          <w:tcPr>
-            <w:tcW w:w="3154" w:type="dxa"/>
-            <w:vAlign w:val="center"/>
-          </w:tcPr>
-          <w:p>
-            <w:pPr>
-              <w:spacing w:after="0"/>
-              <w:ind w:firstLine="0"/>
-              <w:jc w:val="center"/>
-              <w:rPr>
-                <w:rFonts w:hint="eastAsia" w:ascii="宋体" w:hAnsi="宋体" w:eastAsia="宋体" w:cs="宋体"/>
-                <w:color w:val="auto"/>
-              </w:rPr>
-            </w:pPr>
-            <w:r>
-              <w:rPr>
-                <w:rFonts w:hint="eastAsia" w:ascii="宋体" w:hAnsi="宋体" w:eastAsia="宋体" w:cs="宋体"/>
-                <w:color w:val="auto"/>
-                <w:sz w:val="20"/>
-              </w:rPr>
-              <w:t>I3.x～I8.x（示例）</w:t>
-            </w:r>
-          </w:p>
-        </w:tc>
-        <w:tc>
-          <w:tcPr>
-            <w:tcW w:w="3154" w:type="dxa"/>
-            <w:vAlign w:val="center"/>
-          </w:tcPr>
-          <w:p>
-            <w:pPr>
-              <w:spacing w:after="0"/>
-              <w:ind w:firstLine="0"/>
-              <w:jc w:val="center"/>
-              <w:rPr>
-                <w:rFonts w:hint="eastAsia" w:ascii="宋体" w:hAnsi="宋体" w:eastAsia="宋体" w:cs="宋体"/>
-                <w:color w:val="auto"/>
-              </w:rPr>
-            </w:pPr>
-            <w:r>
-              <w:rPr>
-                <w:rFonts w:hint="eastAsia" w:ascii="宋体" w:hAnsi="宋体" w:eastAsia="宋体" w:cs="宋体"/>
-                <w:color w:val="auto"/>
-                <w:sz w:val="20"/>
-              </w:rPr>
-              <w:t>PLC数字量输入</w:t>
-            </w:r>
-          </w:p>
-        </w:tc>
-        <w:tc>
-          <w:tcPr>
-            <w:tcW w:w="3154" w:type="dxa"/>
-            <w:vAlign w:val="center"/>
-          </w:tcPr>
-          <w:p>
-            <w:pPr>
-              <w:spacing w:after="0"/>
-              <w:ind w:firstLine="0"/>
-              <w:jc w:val="center"/>
-              <w:rPr>
-                <w:rFonts w:hint="eastAsia" w:ascii="宋体" w:hAnsi="宋体" w:eastAsia="宋体" w:cs="宋体"/>
-                <w:color w:val="auto"/>
-              </w:rPr>
-            </w:pPr>
-            <w:r>
-              <w:rPr>
-                <w:rFonts w:hint="eastAsia" w:ascii="宋体" w:hAnsi="宋体" w:eastAsia="宋体" w:cs="宋体"/>
-                <w:color w:val="auto"/>
-                <w:sz w:val="20"/>
-              </w:rPr>
-              <w:t>接收传感器、按钮、安全门等现场状态信号</w:t>
-            </w:r>
-          </w:p>
-        </w:tc>
-      </w:tr>
-      <w:tr>
-        <w:tblPrEx>
-          <w:tblBorders>
-            <w:top w:val="single" w:color="auto" w:sz="4" w:space="0"/>
-            <w:left w:val="single" w:color="auto" w:sz="4" w:space="0"/>
-            <w:bottom w:val="single" w:color="auto" w:sz="4" w:space="0"/>
-            <w:right w:val="single" w:color="auto" w:sz="4" w:space="0"/>
-            <w:insideH w:val="single" w:color="auto" w:sz="4" w:space="0"/>
-            <w:insideV w:val="single" w:color="auto" w:sz="4" w:space="0"/>
-          </w:tblBorders>
-          <w:tblCellMar>
-            <w:top w:w="0" w:type="dxa"/>
-            <w:left w:w="108" w:type="dxa"/>
-            <w:bottom w:w="0" w:type="dxa"/>
-            <w:right w:w="108" w:type="dxa"/>
-          </w:tblCellMar>
-        </w:tblPrEx>
-        <w:trPr>
-          <w:jc w:val="center"/>
-        </w:trPr>
-        <w:tc>
-          <w:tcPr>
-            <w:tcW w:w="3154" w:type="dxa"/>
-            <w:vAlign w:val="center"/>
-          </w:tcPr>
-          <w:p>
-            <w:pPr>
-              <w:spacing w:after="0"/>
-              <w:ind w:firstLine="0"/>
-              <w:jc w:val="center"/>
-              <w:rPr>
-                <w:rFonts w:hint="eastAsia" w:ascii="宋体" w:hAnsi="宋体" w:eastAsia="宋体" w:cs="宋体"/>
-                <w:color w:val="auto"/>
-              </w:rPr>
-            </w:pPr>
-            <w:r>
-              <w:rPr>
-                <w:rFonts w:hint="eastAsia" w:ascii="宋体" w:hAnsi="宋体" w:eastAsia="宋体" w:cs="宋体"/>
-                <w:color w:val="auto"/>
-                <w:sz w:val="20"/>
-              </w:rPr>
-              <w:t>Q3.4、Q3.5（课堂示例）</w:t>
-            </w:r>
-          </w:p>
-        </w:tc>
-        <w:tc>
-          <w:tcPr>
-            <w:tcW w:w="3154" w:type="dxa"/>
-            <w:vAlign w:val="center"/>
-          </w:tcPr>
-          <w:p>
-            <w:pPr>
-              <w:spacing w:after="0"/>
-              <w:ind w:firstLine="0"/>
-              <w:jc w:val="center"/>
-              <w:rPr>
-                <w:rFonts w:hint="eastAsia" w:ascii="宋体" w:hAnsi="宋体" w:eastAsia="宋体" w:cs="宋体"/>
-                <w:color w:val="auto"/>
-              </w:rPr>
-            </w:pPr>
-            <w:r>
-              <w:rPr>
-                <w:rFonts w:hint="eastAsia" w:ascii="宋体" w:hAnsi="宋体" w:eastAsia="宋体" w:cs="宋体"/>
-                <w:color w:val="auto"/>
-                <w:sz w:val="20"/>
-              </w:rPr>
-              <w:t>PLC数字量输出</w:t>
-            </w:r>
-          </w:p>
-        </w:tc>
-        <w:tc>
-          <w:tcPr>
-            <w:tcW w:w="3154" w:type="dxa"/>
-            <w:vAlign w:val="center"/>
-          </w:tcPr>
-          <w:p>
-            <w:pPr>
-              <w:spacing w:after="0"/>
-              <w:ind w:firstLine="0"/>
-              <w:jc w:val="center"/>
-              <w:rPr>
-                <w:rFonts w:hint="eastAsia" w:ascii="宋体" w:hAnsi="宋体" w:eastAsia="宋体" w:cs="宋体"/>
-                <w:color w:val="auto"/>
-              </w:rPr>
-            </w:pPr>
-            <w:r>
-              <w:rPr>
-                <w:rFonts w:hint="eastAsia" w:ascii="宋体" w:hAnsi="宋体" w:eastAsia="宋体" w:cs="宋体"/>
-                <w:color w:val="auto"/>
-                <w:sz w:val="20"/>
-              </w:rPr>
-              <w:t>向正/反转控制支路发出控制命令</w:t>
-            </w:r>
-          </w:p>
-        </w:tc>
-      </w:tr>
-      <w:tr>
-        <w:tblPrEx>
-          <w:tblBorders>
-            <w:top w:val="single" w:color="auto" w:sz="4" w:space="0"/>
-            <w:left w:val="single" w:color="auto" w:sz="4" w:space="0"/>
-            <w:bottom w:val="single" w:color="auto" w:sz="4" w:space="0"/>
-            <w:right w:val="single" w:color="auto" w:sz="4" w:space="0"/>
-            <w:insideH w:val="single" w:color="auto" w:sz="4" w:space="0"/>
-            <w:insideV w:val="single" w:color="auto" w:sz="4" w:space="0"/>
-          </w:tblBorders>
-          <w:tblCellMar>
-            <w:top w:w="0" w:type="dxa"/>
-            <w:left w:w="108" w:type="dxa"/>
-            <w:bottom w:w="0" w:type="dxa"/>
-            <w:right w:w="108" w:type="dxa"/>
-          </w:tblCellMar>
-        </w:tblPrEx>
-        <w:trPr>
-          <w:jc w:val="center"/>
-        </w:trPr>
-        <w:tc>
-          <w:tcPr>
-            <w:tcW w:w="3154" w:type="dxa"/>
-            <w:vAlign w:val="center"/>
-          </w:tcPr>
-          <w:p>
-            <w:pPr>
-              <w:spacing w:after="0"/>
-              <w:ind w:firstLine="0"/>
-              <w:jc w:val="center"/>
-              <w:rPr>
-                <w:rFonts w:hint="eastAsia" w:ascii="宋体" w:hAnsi="宋体" w:eastAsia="宋体" w:cs="宋体"/>
-                <w:color w:val="auto"/>
-              </w:rPr>
-            </w:pPr>
-            <w:r>
-              <w:rPr>
-                <w:rFonts w:hint="eastAsia" w:ascii="宋体" w:hAnsi="宋体" w:eastAsia="宋体" w:cs="宋体"/>
-                <w:color w:val="auto"/>
-                <w:sz w:val="20"/>
-              </w:rPr>
-              <w:t>KA</w:t>
-            </w:r>
-          </w:p>
-        </w:tc>
-        <w:tc>
-          <w:tcPr>
-            <w:tcW w:w="3154" w:type="dxa"/>
-            <w:vAlign w:val="center"/>
-          </w:tcPr>
-          <w:p>
-            <w:pPr>
-              <w:spacing w:after="0"/>
-              <w:ind w:firstLine="0"/>
-              <w:jc w:val="center"/>
-              <w:rPr>
-                <w:rFonts w:hint="eastAsia" w:ascii="宋体" w:hAnsi="宋体" w:eastAsia="宋体" w:cs="宋体"/>
-                <w:color w:val="auto"/>
-              </w:rPr>
-            </w:pPr>
-            <w:r>
-              <w:rPr>
-                <w:rFonts w:hint="eastAsia" w:ascii="宋体" w:hAnsi="宋体" w:eastAsia="宋体" w:cs="宋体"/>
-                <w:color w:val="auto"/>
-                <w:sz w:val="20"/>
-              </w:rPr>
-              <w:t>中间继电器</w:t>
-            </w:r>
-          </w:p>
-        </w:tc>
-        <w:tc>
-          <w:tcPr>
-            <w:tcW w:w="3154" w:type="dxa"/>
-            <w:vAlign w:val="center"/>
-          </w:tcPr>
-          <w:p>
-            <w:pPr>
-              <w:spacing w:after="0"/>
-              <w:ind w:firstLine="0"/>
-              <w:jc w:val="center"/>
-              <w:rPr>
-                <w:rFonts w:hint="eastAsia" w:ascii="宋体" w:hAnsi="宋体" w:eastAsia="宋体" w:cs="宋体"/>
-                <w:color w:val="auto"/>
-              </w:rPr>
-            </w:pPr>
-            <w:r>
-              <w:rPr>
-                <w:rFonts w:hint="eastAsia" w:ascii="宋体" w:hAnsi="宋体" w:eastAsia="宋体" w:cs="宋体"/>
-                <w:color w:val="auto"/>
-                <w:sz w:val="20"/>
-              </w:rPr>
-              <w:t>传递、隔离控制信号并扩展触点</w:t>
-            </w:r>
-          </w:p>
-        </w:tc>
-      </w:tr>
-      <w:tr>
-        <w:tblPrEx>
-          <w:tblBorders>
-            <w:top w:val="single" w:color="auto" w:sz="4" w:space="0"/>
-            <w:left w:val="single" w:color="auto" w:sz="4" w:space="0"/>
-            <w:bottom w:val="single" w:color="auto" w:sz="4" w:space="0"/>
-            <w:right w:val="single" w:color="auto" w:sz="4" w:space="0"/>
-            <w:insideH w:val="single" w:color="auto" w:sz="4" w:space="0"/>
-            <w:insideV w:val="single" w:color="auto" w:sz="4" w:space="0"/>
-          </w:tblBorders>
-          <w:tblCellMar>
-            <w:top w:w="0" w:type="dxa"/>
-            <w:left w:w="108" w:type="dxa"/>
-            <w:bottom w:w="0" w:type="dxa"/>
-            <w:right w:w="108" w:type="dxa"/>
-          </w:tblCellMar>
-        </w:tblPrEx>
-        <w:trPr>
-          <w:jc w:val="center"/>
-        </w:trPr>
-        <w:tc>
-          <w:tcPr>
-            <w:tcW w:w="3154" w:type="dxa"/>
-            <w:vAlign w:val="center"/>
-          </w:tcPr>
-          <w:p>
-            <w:pPr>
-              <w:spacing w:after="0"/>
-              <w:ind w:firstLine="0"/>
-              <w:jc w:val="center"/>
-              <w:rPr>
-                <w:rFonts w:hint="eastAsia" w:ascii="宋体" w:hAnsi="宋体" w:eastAsia="宋体" w:cs="宋体"/>
-                <w:color w:val="auto"/>
-              </w:rPr>
-            </w:pPr>
-            <w:r>
-              <w:rPr>
-                <w:rFonts w:hint="eastAsia" w:ascii="宋体" w:hAnsi="宋体" w:eastAsia="宋体" w:cs="宋体"/>
-                <w:color w:val="auto"/>
-                <w:sz w:val="20"/>
-              </w:rPr>
-              <w:t>KM</w:t>
-            </w:r>
-          </w:p>
-        </w:tc>
-        <w:tc>
-          <w:tcPr>
-            <w:tcW w:w="3154" w:type="dxa"/>
-            <w:vAlign w:val="center"/>
-          </w:tcPr>
-          <w:p>
-            <w:pPr>
-              <w:spacing w:after="0"/>
-              <w:ind w:firstLine="0"/>
-              <w:jc w:val="center"/>
-              <w:rPr>
-                <w:rFonts w:hint="eastAsia" w:ascii="宋体" w:hAnsi="宋体" w:eastAsia="宋体" w:cs="宋体"/>
-                <w:color w:val="auto"/>
-              </w:rPr>
-            </w:pPr>
-            <w:r>
-              <w:rPr>
-                <w:rFonts w:hint="eastAsia" w:ascii="宋体" w:hAnsi="宋体" w:eastAsia="宋体" w:cs="宋体"/>
-                <w:color w:val="auto"/>
-                <w:sz w:val="20"/>
-              </w:rPr>
-              <w:t>接触器</w:t>
-            </w:r>
-          </w:p>
-        </w:tc>
-        <w:tc>
-          <w:tcPr>
-            <w:tcW w:w="3154" w:type="dxa"/>
-            <w:vAlign w:val="center"/>
-          </w:tcPr>
-          <w:p>
-            <w:pPr>
-              <w:spacing w:after="0"/>
-              <w:ind w:firstLine="0"/>
-              <w:jc w:val="center"/>
-              <w:rPr>
-                <w:rFonts w:hint="eastAsia" w:ascii="宋体" w:hAnsi="宋体" w:eastAsia="宋体" w:cs="宋体"/>
-                <w:color w:val="auto"/>
-              </w:rPr>
-            </w:pPr>
-            <w:r>
-              <w:rPr>
-                <w:rFonts w:hint="eastAsia" w:ascii="宋体" w:hAnsi="宋体" w:eastAsia="宋体" w:cs="宋体"/>
-                <w:color w:val="auto"/>
-                <w:sz w:val="20"/>
-              </w:rPr>
-              <w:t>线圈得电后驱动主触点，控制三相电机主回路</w:t>
-            </w:r>
-          </w:p>
-        </w:tc>
-      </w:tr>
-      <w:tr>
-        <w:tblPrEx>
-          <w:tblBorders>
-            <w:top w:val="single" w:color="auto" w:sz="4" w:space="0"/>
-            <w:left w:val="single" w:color="auto" w:sz="4" w:space="0"/>
-            <w:bottom w:val="single" w:color="auto" w:sz="4" w:space="0"/>
-            <w:right w:val="single" w:color="auto" w:sz="4" w:space="0"/>
-            <w:insideH w:val="single" w:color="auto" w:sz="4" w:space="0"/>
-            <w:insideV w:val="single" w:color="auto" w:sz="4" w:space="0"/>
-          </w:tblBorders>
-          <w:tblCellMar>
-            <w:top w:w="0" w:type="dxa"/>
-            <w:left w:w="108" w:type="dxa"/>
-            <w:bottom w:w="0" w:type="dxa"/>
-            <w:right w:w="108" w:type="dxa"/>
-          </w:tblCellMar>
-        </w:tblPrEx>
-        <w:trPr>
-          <w:jc w:val="center"/>
-        </w:trPr>
-        <w:tc>
-          <w:tcPr>
-            <w:tcW w:w="3154" w:type="dxa"/>
-            <w:vAlign w:val="center"/>
-          </w:tcPr>
-          <w:p>
-            <w:pPr>
-              <w:spacing w:after="0"/>
-              <w:ind w:firstLine="0"/>
-              <w:jc w:val="center"/>
-              <w:rPr>
-                <w:rFonts w:hint="eastAsia" w:ascii="宋体" w:hAnsi="宋体" w:eastAsia="宋体" w:cs="宋体"/>
-                <w:color w:val="auto"/>
-              </w:rPr>
-            </w:pPr>
-            <w:r>
-              <w:rPr>
-                <w:rFonts w:hint="eastAsia" w:ascii="宋体" w:hAnsi="宋体" w:eastAsia="宋体" w:cs="宋体"/>
-                <w:color w:val="auto"/>
-                <w:sz w:val="20"/>
-              </w:rPr>
-              <w:t>互锁触点</w:t>
-            </w:r>
-          </w:p>
-        </w:tc>
-        <w:tc>
-          <w:tcPr>
-            <w:tcW w:w="3154" w:type="dxa"/>
-            <w:vAlign w:val="center"/>
-          </w:tcPr>
-          <w:p>
-            <w:pPr>
-              <w:spacing w:after="0"/>
-              <w:ind w:firstLine="0"/>
-              <w:jc w:val="center"/>
-              <w:rPr>
-                <w:rFonts w:hint="eastAsia" w:ascii="宋体" w:hAnsi="宋体" w:eastAsia="宋体" w:cs="宋体"/>
-                <w:color w:val="auto"/>
-              </w:rPr>
-            </w:pPr>
-            <w:r>
-              <w:rPr>
-                <w:rFonts w:hint="eastAsia" w:ascii="宋体" w:hAnsi="宋体" w:eastAsia="宋体" w:cs="宋体"/>
-                <w:color w:val="auto"/>
-                <w:sz w:val="20"/>
-              </w:rPr>
-              <w:t>正/反转接触器辅助触点</w:t>
-            </w:r>
-          </w:p>
-        </w:tc>
-        <w:tc>
-          <w:tcPr>
-            <w:tcW w:w="3154" w:type="dxa"/>
-            <w:vAlign w:val="center"/>
-          </w:tcPr>
-          <w:p>
-            <w:pPr>
-              <w:spacing w:after="0"/>
-              <w:ind w:firstLine="0"/>
-              <w:jc w:val="center"/>
-              <w:rPr>
-                <w:rFonts w:hint="eastAsia" w:ascii="宋体" w:hAnsi="宋体" w:eastAsia="宋体" w:cs="宋体"/>
-                <w:color w:val="auto"/>
-              </w:rPr>
-            </w:pPr>
-            <w:r>
-              <w:rPr>
-                <w:rFonts w:hint="eastAsia" w:ascii="宋体" w:hAnsi="宋体" w:eastAsia="宋体" w:cs="宋体"/>
-                <w:color w:val="auto"/>
-                <w:sz w:val="20"/>
-              </w:rPr>
-              <w:t>防止正、反转接触器同时吸合</w:t>
-            </w:r>
-          </w:p>
-        </w:tc>
-      </w:tr>
-    </w:tbl>
-    <w:p>
-      <w:pPr>
-        <w:pStyle w:val="3"/>
-        <w:keepNext/>
-        <w:rPr>
-          <w:rFonts w:hint="eastAsia" w:ascii="宋体" w:hAnsi="宋体" w:eastAsia="宋体" w:cs="宋体"/>
-          <w:color w:val="auto"/>
-        </w:rPr>
-      </w:pPr>
-      <w:r>
-        <w:rPr>
-          <w:rFonts w:hint="eastAsia" w:ascii="宋体" w:hAnsi="宋体" w:eastAsia="宋体" w:cs="宋体"/>
-          <w:color w:val="auto"/>
-        </w:rPr>
-        <w:t>5 伺服驱动与位置反馈</w:t>
-      </w:r>
-    </w:p>
-    <w:p>
-      <w:pPr>
-        <w:jc w:val="both"/>
-        <w:rPr>
-          <w:rFonts w:hint="eastAsia" w:ascii="宋体" w:hAnsi="宋体" w:eastAsia="宋体" w:cs="宋体"/>
-          <w:color w:val="auto"/>
-        </w:rPr>
-      </w:pPr>
-      <w:r>
-        <w:rPr>
-          <w:rFonts w:hint="eastAsia" w:ascii="宋体" w:hAnsi="宋体" w:eastAsia="宋体" w:cs="宋体"/>
-          <w:color w:val="auto"/>
-        </w:rPr>
-        <w:t>加工中心对位置精度的要求较高，因此进给轴不能只依靠“给电机通电”来控制运动，而需要伺服驱动与反馈环节。数控或运动控制器给出位置、速度等指令，伺服驱动器根据指令向交流伺服电机提供合适的驱动电流，电机经联轴器和丝杠带动工作台运动。编码器检测电机轴的位置或速度，并把反馈信号返回控制器。控制器将目标值与实际反馈值进行比较后继续修正输出，从而形成闭环控制。与简单开环驱动相比，这种方式能够及时发现位置偏差并进行补偿，是数控机床实现精确进给的重要基础。</w:t>
-      </w:r>
-    </w:p>
-    <w:p>
-      <w:pPr>
-        <w:jc w:val="center"/>
-        <w:rPr>
-          <w:rFonts w:hint="eastAsia" w:ascii="宋体" w:hAnsi="宋体" w:eastAsia="宋体" w:cs="宋体"/>
-          <w:color w:val="auto"/>
-        </w:rPr>
-      </w:pPr>
-      <w:r>
-        <w:rPr>
-          <w:rFonts w:hint="eastAsia" w:ascii="宋体" w:hAnsi="宋体" w:eastAsia="宋体" w:cs="宋体"/>
+          <w:rFonts w:ascii="Noto Serif CJK SC" w:hAnsi="Noto Serif CJK SC" w:eastAsia="Noto Serif CJK SC"/>
           <w:color w:val="auto"/>
         </w:rPr>
         <w:drawing>
           <wp:inline distT="0" distB="0" distL="114300" distR="114300">
-            <wp:extent cx="5327650" cy="2358390"/>
-            <wp:effectExtent l="0" t="0" r="6350" b="3810"/>
+            <wp:extent cx="5399405" cy="1511935"/>
+            <wp:effectExtent l="0" t="0" r="10795" b="12065"/>
             <wp:docPr id="3" name="Picture 3"/>
             <wp:cNvGraphicFramePr>
               <a:graphicFrameLocks xmlns:a="http://schemas.openxmlformats.org/drawingml/2006/main" noChangeAspect="1"/>
@@ -1907,7 +354,7 @@
                     </pic:cNvPicPr>
                   </pic:nvPicPr>
                   <pic:blipFill>
-                    <a:blip r:embed="rId9"/>
+                    <a:blip r:embed="rId8"/>
                     <a:stretch>
                       <a:fillRect/>
                     </a:stretch>
@@ -1915,7 +362,7 @@
                   <pic:spPr>
                     <a:xfrm>
                       <a:off x="0" y="0"/>
-                      <a:ext cx="5328000" cy="2358595"/>
+                      <a:ext cx="5400000" cy="1512000"/>
                     </a:xfrm>
                     <a:prstGeom prst="rect">
                       <a:avLst/>
@@ -1930,104 +377,484 @@
     </w:p>
     <w:p>
       <w:pPr>
-        <w:keepNext/>
-        <w:spacing w:before="40" w:after="100"/>
-        <w:ind w:firstLine="0"/>
+        <w:spacing w:after="60"/>
         <w:jc w:val="center"/>
         <w:rPr>
-          <w:rFonts w:hint="eastAsia" w:ascii="宋体" w:hAnsi="宋体" w:eastAsia="宋体" w:cs="宋体"/>
           <w:color w:val="auto"/>
         </w:rPr>
       </w:pPr>
       <w:r>
         <w:rPr>
-          <w:rFonts w:hint="eastAsia" w:ascii="宋体" w:hAnsi="宋体" w:eastAsia="宋体" w:cs="宋体"/>
+          <w:rFonts w:ascii="Noto Serif CJK SC" w:hAnsi="Noto Serif CJK SC" w:eastAsia="Noto Serif CJK SC"/>
           <w:color w:val="auto"/>
           <w:sz w:val="21"/>
         </w:rPr>
-        <w:t>图3 伺服进给闭环控制原理简图</w:t>
+        <w:t>图3 自动换刀顺序简图</w:t>
       </w:r>
     </w:p>
     <w:p>
       <w:pPr>
         <w:pStyle w:val="3"/>
-        <w:keepNext/>
         <w:rPr>
-          <w:rFonts w:hint="eastAsia" w:ascii="宋体" w:hAnsi="宋体" w:eastAsia="宋体" w:cs="宋体"/>
           <w:color w:val="auto"/>
         </w:rPr>
       </w:pPr>
       <w:r>
         <w:rPr>
-          <w:rFonts w:hint="eastAsia" w:ascii="宋体" w:hAnsi="宋体" w:eastAsia="宋体" w:cs="宋体"/>
+          <w:rFonts w:hint="eastAsia" w:ascii="Noto Serif CJK SC" w:hAnsi="Noto Serif CJK SC" w:eastAsia="宋体"/>
+          <w:color w:val="auto"/>
+          <w:lang w:val="en-US" w:eastAsia="zh-CN"/>
+        </w:rPr>
+        <w:t>三</w:t>
+      </w:r>
+      <w:r>
+        <w:rPr>
+          <w:rFonts w:ascii="Noto Serif CJK SC" w:hAnsi="Noto Serif CJK SC" w:eastAsia="Noto Serif CJK SC"/>
           <w:color w:val="auto"/>
         </w:rPr>
-        <w:t>6 数控加工中心整体工作过程</w:t>
+        <w:t>、PLC控制与三相电机正反转</w:t>
       </w:r>
     </w:p>
     <w:p>
       <w:pPr>
-        <w:jc w:val="both"/>
+        <w:keepNext w:val="0"/>
+        <w:keepLines w:val="0"/>
+        <w:pageBreakBefore w:val="0"/>
+        <w:widowControl/>
+        <w:suppressLineNumbers w:val="0"/>
+        <w:kinsoku/>
+        <w:wordWrap/>
+        <w:overflowPunct/>
+        <w:topLinePunct w:val="0"/>
+        <w:autoSpaceDE/>
+        <w:autoSpaceDN/>
+        <w:bidi w:val="0"/>
+        <w:adjustRightInd/>
+        <w:snapToGrid/>
+        <w:ind w:firstLine="480" w:firstLineChars="200"/>
+        <w:jc w:val="left"/>
+        <w:textAlignment w:val="auto"/>
+      </w:pPr>
+      <w:r>
         <w:rPr>
-          <w:rFonts w:hint="eastAsia" w:ascii="宋体" w:hAnsi="宋体" w:eastAsia="宋体" w:cs="宋体"/>
+          <w:rFonts w:ascii="宋体" w:hAnsi="宋体" w:eastAsia="宋体" w:cs="宋体"/>
+          <w:kern w:val="0"/>
+          <w:sz w:val="24"/>
+          <w:szCs w:val="24"/>
+          <w:lang w:val="en-US" w:eastAsia="zh-CN" w:bidi="ar"/>
+        </w:rPr>
+        <w:t>PLC主要负责机床顺序控制、辅助动作与安全联锁。按钮、限位开关、安全门及各类传感器信号接入PLC输入端，经程序逻辑运算后，通过输出端控制继电器、接触器等元件。其中I地址接收输入信号，Q地址输出控制信号，如安全门开启时，PLC会触发联锁保护，锁定机床危险动作，保障运行安全。</w:t>
+      </w:r>
+    </w:p>
+    <w:p>
+      <w:pPr>
+        <w:keepNext w:val="0"/>
+        <w:keepLines w:val="0"/>
+        <w:pageBreakBefore w:val="0"/>
+        <w:widowControl/>
+        <w:suppressLineNumbers w:val="0"/>
+        <w:kinsoku/>
+        <w:wordWrap/>
+        <w:overflowPunct/>
+        <w:topLinePunct w:val="0"/>
+        <w:autoSpaceDE/>
+        <w:autoSpaceDN/>
+        <w:bidi w:val="0"/>
+        <w:adjustRightInd/>
+        <w:snapToGrid/>
+        <w:ind w:firstLine="480" w:firstLineChars="200"/>
+        <w:jc w:val="left"/>
+        <w:textAlignment w:val="auto"/>
+      </w:pPr>
+      <w:r>
+        <w:rPr>
+          <w:rFonts w:ascii="宋体" w:hAnsi="宋体" w:eastAsia="宋体" w:cs="宋体"/>
+          <w:kern w:val="0"/>
+          <w:sz w:val="24"/>
+          <w:szCs w:val="24"/>
+          <w:lang w:val="en-US" w:eastAsia="zh-CN" w:bidi="ar"/>
+        </w:rPr>
+        <w:t>数控系统与PLC分工清晰、协同作业：数控系统管控加工轨迹、主轴和伺服轴运动，决定机床运动路径；PLC负责传感器、刀库、冷却、排屑及安全防护的逻辑顺序与机构联动，把控设备运行时序与联动规则，二者配合完成加工程序的落地执行。</w:t>
+      </w:r>
+    </w:p>
+    <w:p>
+      <w:pPr>
+        <w:keepNext w:val="0"/>
+        <w:keepLines w:val="0"/>
+        <w:pageBreakBefore w:val="0"/>
+        <w:widowControl/>
+        <w:suppressLineNumbers w:val="0"/>
+        <w:kinsoku/>
+        <w:wordWrap/>
+        <w:overflowPunct/>
+        <w:topLinePunct w:val="0"/>
+        <w:autoSpaceDE/>
+        <w:autoSpaceDN/>
+        <w:bidi w:val="0"/>
+        <w:adjustRightInd/>
+        <w:snapToGrid/>
+        <w:ind w:firstLine="480" w:firstLineChars="200"/>
+        <w:jc w:val="left"/>
+        <w:textAlignment w:val="auto"/>
+      </w:pPr>
+      <w:r>
+        <w:rPr>
+          <w:rFonts w:ascii="宋体" w:hAnsi="宋体" w:eastAsia="宋体" w:cs="宋体"/>
+          <w:kern w:val="0"/>
+          <w:sz w:val="24"/>
+          <w:szCs w:val="24"/>
+          <w:lang w:val="en-US" w:eastAsia="zh-CN" w:bidi="ar"/>
+        </w:rPr>
+        <w:t>电路控制中，KA中间继电器用于信号传输与电路隔离，KM接触器管控大功率电机负载，遵循弱电控制强电的原理，由PLC驱动中间继电器，再控制接触器通断。三相电机正反转是典型应用，通过调换两相相序切换转向，搭配接触器互锁防止短路，完整控制链路为：按钮/传感器→PLC→KA→KM→三相电机。</w:t>
+      </w:r>
+    </w:p>
+    <w:p>
+      <w:pPr>
+        <w:spacing w:after="0" w:line="348" w:lineRule="auto"/>
+        <w:ind w:firstLine="420"/>
+        <w:rPr>
+          <w:color w:val="auto"/>
+        </w:rPr>
+      </w:pPr>
+    </w:p>
+    <w:p>
+      <w:pPr>
+        <w:spacing w:before="60" w:after="0"/>
+        <w:jc w:val="center"/>
+        <w:rPr>
           <w:color w:val="auto"/>
         </w:rPr>
       </w:pPr>
       <w:r>
         <w:rPr>
-          <w:rFonts w:hint="eastAsia" w:ascii="宋体" w:hAnsi="宋体" w:eastAsia="宋体" w:cs="宋体"/>
+          <w:rFonts w:ascii="Noto Serif CJK SC" w:hAnsi="Noto Serif CJK SC" w:eastAsia="Noto Serif CJK SC"/>
           <w:color w:val="auto"/>
         </w:rPr>
-        <w:t>加工开始前，操作者完成工件装夹、刀具准备和加工程序输入，并检查安全门等条件。数控系统读取程序后，根据加工轨迹向主轴和各进给轴发出运动指令；伺服驱动器控制X、Y、Z轴到达指定位置，主轴按设定转速带动刀具切削。当需要更换工序时，控制系统先完成主轴停转、位置确认等准备动作，再由PLC控制刀库和换刀机构执行换刀。加工过程中，传感器持续反馈安全门、刀位和机构到位等状态，PLC根据这些信号决定下一步动作是否允许执行。冷却和排屑系统同时配合工作。经过多道工序后，程序结束，各轴回到规定位置，形成从程序指令、运动执行、状态检测到逻辑联锁的完整自动加工过程。</w:t>
+        <w:drawing>
+          <wp:inline distT="0" distB="0" distL="114300" distR="114300">
+            <wp:extent cx="5399405" cy="1889760"/>
+            <wp:effectExtent l="0" t="0" r="10795" b="2540"/>
+            <wp:docPr id="4" name="Picture 4"/>
+            <wp:cNvGraphicFramePr>
+              <a:graphicFrameLocks xmlns:a="http://schemas.openxmlformats.org/drawingml/2006/main" noChangeAspect="1"/>
+            </wp:cNvGraphicFramePr>
+            <a:graphic xmlns:a="http://schemas.openxmlformats.org/drawingml/2006/main">
+              <a:graphicData uri="http://schemas.openxmlformats.org/drawingml/2006/picture">
+                <pic:pic xmlns:pic="http://schemas.openxmlformats.org/drawingml/2006/picture">
+                  <pic:nvPicPr>
+                    <pic:cNvPr id="4" name="Picture 4"/>
+                    <pic:cNvPicPr>
+                      <a:picLocks noChangeAspect="1"/>
+                    </pic:cNvPicPr>
+                  </pic:nvPicPr>
+                  <pic:blipFill>
+                    <a:blip r:embed="rId9"/>
+                    <a:stretch>
+                      <a:fillRect/>
+                    </a:stretch>
+                  </pic:blipFill>
+                  <pic:spPr>
+                    <a:xfrm>
+                      <a:off x="0" y="0"/>
+                      <a:ext cx="5400000" cy="1890000"/>
+                    </a:xfrm>
+                    <a:prstGeom prst="rect">
+                      <a:avLst/>
+                    </a:prstGeom>
+                  </pic:spPr>
+                </pic:pic>
+              </a:graphicData>
+            </a:graphic>
+          </wp:inline>
+        </w:drawing>
+      </w:r>
+    </w:p>
+    <w:p>
+      <w:pPr>
+        <w:spacing w:after="60"/>
+        <w:jc w:val="center"/>
+        <w:rPr>
+          <w:color w:val="auto"/>
+        </w:rPr>
+      </w:pPr>
+      <w:r>
+        <w:rPr>
+          <w:rFonts w:ascii="Noto Serif CJK SC" w:hAnsi="Noto Serif CJK SC" w:eastAsia="Noto Serif CJK SC"/>
+          <w:color w:val="auto"/>
+          <w:sz w:val="21"/>
+        </w:rPr>
+        <w:t>图4 PLC控制三相电机正反转原理简图</w:t>
       </w:r>
     </w:p>
     <w:p>
       <w:pPr>
         <w:pStyle w:val="3"/>
-        <w:keepNext/>
         <w:rPr>
-          <w:rFonts w:hint="eastAsia" w:ascii="宋体" w:hAnsi="宋体" w:eastAsia="宋体" w:cs="宋体"/>
           <w:color w:val="auto"/>
         </w:rPr>
       </w:pPr>
       <w:r>
         <w:rPr>
-          <w:rFonts w:hint="eastAsia" w:ascii="宋体" w:hAnsi="宋体" w:eastAsia="宋体" w:cs="宋体"/>
+          <w:rFonts w:hint="eastAsia" w:ascii="Noto Serif CJK SC" w:hAnsi="Noto Serif CJK SC" w:eastAsia="宋体"/>
+          <w:color w:val="auto"/>
+          <w:lang w:val="en-US" w:eastAsia="zh-CN"/>
+        </w:rPr>
+        <w:t>四</w:t>
+      </w:r>
+      <w:r>
+        <w:rPr>
+          <w:rFonts w:ascii="Noto Serif CJK SC" w:hAnsi="Noto Serif CJK SC" w:eastAsia="Noto Serif CJK SC"/>
           <w:color w:val="auto"/>
         </w:rPr>
-        <w:t>7 实习认识与总结</w:t>
+        <w:t>、伺服闭环控制</w:t>
       </w:r>
     </w:p>
     <w:p>
       <w:pPr>
-        <w:jc w:val="both"/>
+        <w:spacing w:after="0" w:line="348" w:lineRule="auto"/>
+        <w:ind w:firstLine="420"/>
         <w:rPr>
-          <w:rFonts w:hint="eastAsia" w:ascii="宋体" w:hAnsi="宋体" w:eastAsia="宋体" w:cs="宋体"/>
           <w:color w:val="auto"/>
         </w:rPr>
       </w:pPr>
       <w:r>
         <w:rPr>
-          <w:rFonts w:hint="eastAsia" w:ascii="宋体" w:hAnsi="宋体" w:eastAsia="宋体" w:cs="宋体"/>
+          <w:rFonts w:ascii="Noto Serif CJK SC" w:hAnsi="Noto Serif CJK SC" w:eastAsia="Noto Serif CJK SC"/>
           <w:color w:val="auto"/>
+          <w:sz w:val="24"/>
         </w:rPr>
-        <w:t>通过本次数控加工中心参观，我对机床的认识由单纯的“机械设备”扩展为机械、电气和控制相互耦合的系统。丝杠把电机旋转转换为直线运动，伺服系统通过编码器反馈保证位置精度；PLC利用I/O信号掌握现场状态，并通过中间继电器和接触器控制辅助电机及机构；互锁和安全门信号则保证设备只有在安全条件满足时才能运行。加工中心一次装夹、多工序加工和自动换刀的高效率，本质上依赖各机械结构与控制环节的协同。此次实习为后续学习机电传动控制、PLC、机械设计及数控技术建立了直观的工程认识。</w:t>
+        <w:t>数控加工中心的进给精度还依赖伺服闭环控制。数控系统给出目标位置和速度，伺服驱动器驱动交流伺服电机，电机经丝杠带动工作台运动；编码器实时检测电机位置和速度，并把反馈信号送回控制器。控制器将目标值与反馈值比较并不断修正输出，使各坐标轴能够准确到位。</w:t>
       </w:r>
     </w:p>
     <w:p>
       <w:pPr>
-        <w:spacing w:before="200"/>
-        <w:ind w:firstLine="0"/>
+        <w:spacing w:before="60" w:after="0"/>
+        <w:jc w:val="center"/>
         <w:rPr>
-          <w:rFonts w:hint="eastAsia" w:ascii="宋体" w:hAnsi="宋体" w:eastAsia="宋体" w:cs="宋体"/>
+          <w:color w:val="auto"/>
+        </w:rPr>
+      </w:pPr>
+      <w:r>
+        <w:rPr>
+          <w:rFonts w:ascii="Noto Serif CJK SC" w:hAnsi="Noto Serif CJK SC" w:eastAsia="Noto Serif CJK SC"/>
+          <w:color w:val="auto"/>
+        </w:rPr>
+        <w:drawing>
+          <wp:inline distT="0" distB="0" distL="114300" distR="114300">
+            <wp:extent cx="5399405" cy="1943735"/>
+            <wp:effectExtent l="0" t="0" r="10795" b="12065"/>
+            <wp:docPr id="5" name="Picture 5"/>
+            <wp:cNvGraphicFramePr>
+              <a:graphicFrameLocks xmlns:a="http://schemas.openxmlformats.org/drawingml/2006/main" noChangeAspect="1"/>
+            </wp:cNvGraphicFramePr>
+            <a:graphic xmlns:a="http://schemas.openxmlformats.org/drawingml/2006/main">
+              <a:graphicData uri="http://schemas.openxmlformats.org/drawingml/2006/picture">
+                <pic:pic xmlns:pic="http://schemas.openxmlformats.org/drawingml/2006/picture">
+                  <pic:nvPicPr>
+                    <pic:cNvPr id="5" name="Picture 5"/>
+                    <pic:cNvPicPr>
+                      <a:picLocks noChangeAspect="1"/>
+                    </pic:cNvPicPr>
+                  </pic:nvPicPr>
+                  <pic:blipFill>
+                    <a:blip r:embed="rId10"/>
+                    <a:stretch>
+                      <a:fillRect/>
+                    </a:stretch>
+                  </pic:blipFill>
+                  <pic:spPr>
+                    <a:xfrm>
+                      <a:off x="0" y="0"/>
+                      <a:ext cx="5400000" cy="1944000"/>
+                    </a:xfrm>
+                    <a:prstGeom prst="rect">
+                      <a:avLst/>
+                    </a:prstGeom>
+                  </pic:spPr>
+                </pic:pic>
+              </a:graphicData>
+            </a:graphic>
+          </wp:inline>
+        </w:drawing>
+      </w:r>
+    </w:p>
+    <w:p>
+      <w:pPr>
+        <w:spacing w:after="60"/>
+        <w:jc w:val="center"/>
+        <w:rPr>
+          <w:color w:val="auto"/>
+        </w:rPr>
+      </w:pPr>
+      <w:r>
+        <w:rPr>
+          <w:rFonts w:ascii="Noto Serif CJK SC" w:hAnsi="Noto Serif CJK SC" w:eastAsia="Noto Serif CJK SC"/>
+          <w:color w:val="auto"/>
+          <w:sz w:val="21"/>
+        </w:rPr>
+        <w:t>图5 伺服进给闭环控制简图</w:t>
+      </w:r>
+    </w:p>
+    <w:p>
+      <w:pPr>
+        <w:pStyle w:val="3"/>
+        <w:rPr>
+          <w:color w:val="auto"/>
+        </w:rPr>
+      </w:pPr>
+      <w:r>
+        <w:rPr>
+          <w:rFonts w:hint="eastAsia" w:ascii="Noto Serif CJK SC" w:hAnsi="Noto Serif CJK SC" w:eastAsia="宋体"/>
+          <w:color w:val="auto"/>
+          <w:lang w:val="en-US" w:eastAsia="zh-CN"/>
+        </w:rPr>
+        <w:t>五</w:t>
+      </w:r>
+      <w:r>
+        <w:rPr>
+          <w:rFonts w:ascii="Noto Serif CJK SC" w:hAnsi="Noto Serif CJK SC" w:eastAsia="Noto Serif CJK SC"/>
+          <w:color w:val="auto"/>
+        </w:rPr>
+        <w:t>、整体工作过程</w:t>
+      </w:r>
+    </w:p>
+    <w:p>
+      <w:pPr>
+        <w:spacing w:after="0" w:line="348" w:lineRule="auto"/>
+        <w:ind w:firstLine="420"/>
+        <w:rPr>
+          <w:color w:val="auto"/>
+        </w:rPr>
+      </w:pPr>
+      <w:r>
+        <w:rPr>
+          <w:rFonts w:ascii="Noto Serif CJK SC" w:hAnsi="Noto Serif CJK SC" w:eastAsia="Noto Serif CJK SC"/>
+          <w:color w:val="auto"/>
+          <w:sz w:val="24"/>
+        </w:rPr>
+        <w:t>加工开始前，操作者先完成工件装夹、刀具准备和程序输入。加工时，数控系统控制主轴和三轴运动，PLC负责辅助动作和安全联锁；需要换工序时，刀库和换刀机构自动换刀；冷却、排屑和传感器检测贯穿整个加工过程。全部工序完成后，机床回到规定位置，结束一次加工循环。</w:t>
+      </w:r>
+    </w:p>
+    <w:p>
+      <w:pPr>
+        <w:spacing w:before="60" w:after="0"/>
+        <w:jc w:val="center"/>
+        <w:rPr>
+          <w:color w:val="auto"/>
+        </w:rPr>
+      </w:pPr>
+      <w:r>
+        <w:rPr>
+          <w:rFonts w:ascii="Noto Serif CJK SC" w:hAnsi="Noto Serif CJK SC" w:eastAsia="Noto Serif CJK SC"/>
+          <w:color w:val="auto"/>
+        </w:rPr>
+        <w:drawing>
+          <wp:inline distT="0" distB="0" distL="114300" distR="114300">
+            <wp:extent cx="5399405" cy="1457960"/>
+            <wp:effectExtent l="0" t="0" r="10795" b="2540"/>
+            <wp:docPr id="6" name="Picture 6"/>
+            <wp:cNvGraphicFramePr>
+              <a:graphicFrameLocks xmlns:a="http://schemas.openxmlformats.org/drawingml/2006/main" noChangeAspect="1"/>
+            </wp:cNvGraphicFramePr>
+            <a:graphic xmlns:a="http://schemas.openxmlformats.org/drawingml/2006/main">
+              <a:graphicData uri="http://schemas.openxmlformats.org/drawingml/2006/picture">
+                <pic:pic xmlns:pic="http://schemas.openxmlformats.org/drawingml/2006/picture">
+                  <pic:nvPicPr>
+                    <pic:cNvPr id="6" name="Picture 6"/>
+                    <pic:cNvPicPr>
+                      <a:picLocks noChangeAspect="1"/>
+                    </pic:cNvPicPr>
+                  </pic:nvPicPr>
+                  <pic:blipFill>
+                    <a:blip r:embed="rId11"/>
+                    <a:stretch>
+                      <a:fillRect/>
+                    </a:stretch>
+                  </pic:blipFill>
+                  <pic:spPr>
+                    <a:xfrm>
+                      <a:off x="0" y="0"/>
+                      <a:ext cx="5400000" cy="1458000"/>
+                    </a:xfrm>
+                    <a:prstGeom prst="rect">
+                      <a:avLst/>
+                    </a:prstGeom>
+                  </pic:spPr>
+                </pic:pic>
+              </a:graphicData>
+            </a:graphic>
+          </wp:inline>
+        </w:drawing>
+      </w:r>
+    </w:p>
+    <w:p>
+      <w:pPr>
+        <w:spacing w:after="60"/>
+        <w:jc w:val="center"/>
+        <w:rPr>
+          <w:color w:val="auto"/>
+        </w:rPr>
+      </w:pPr>
+      <w:r>
+        <w:rPr>
+          <w:rFonts w:ascii="Noto Serif CJK SC" w:hAnsi="Noto Serif CJK SC" w:eastAsia="Noto Serif CJK SC"/>
+          <w:color w:val="auto"/>
+          <w:sz w:val="21"/>
+        </w:rPr>
+        <w:t>图6 数控加工中心整体工作流程图</w:t>
+      </w:r>
+    </w:p>
+    <w:p>
+      <w:pPr>
+        <w:pStyle w:val="3"/>
+        <w:rPr>
+          <w:rFonts w:ascii="Noto Serif CJK SC" w:hAnsi="Noto Serif CJK SC" w:eastAsia="Noto Serif CJK SC"/>
+          <w:color w:val="auto"/>
+          <w:sz w:val="24"/>
+        </w:rPr>
+      </w:pPr>
+      <w:r>
+        <w:rPr>
+          <w:rFonts w:hint="eastAsia" w:ascii="Noto Serif CJK SC" w:hAnsi="Noto Serif CJK SC" w:eastAsia="宋体"/>
+          <w:color w:val="auto"/>
+          <w:lang w:val="en-US" w:eastAsia="zh-CN"/>
+        </w:rPr>
+        <w:t>六、</w:t>
+      </w:r>
+      <w:r>
+        <w:rPr>
+          <w:rFonts w:ascii="Noto Serif CJK SC" w:hAnsi="Noto Serif CJK SC" w:eastAsia="Noto Serif CJK SC"/>
+          <w:color w:val="auto"/>
+        </w:rPr>
+        <w:t>实习总结</w:t>
+      </w:r>
+    </w:p>
+    <w:p>
+      <w:pPr>
+        <w:pStyle w:val="30"/>
+        <w:keepNext w:val="0"/>
+        <w:keepLines w:val="0"/>
+        <w:widowControl/>
+        <w:suppressLineNumbers w:val="0"/>
+        <w:ind w:firstLine="480" w:firstLineChars="200"/>
+      </w:pPr>
+      <w:bookmarkStart w:id="0" w:name="_GoBack"/>
+      <w:bookmarkEnd w:id="0"/>
+      <w:r>
+        <w:t>本次实习让我认识到数控加工中心是集机械结构、伺服驱动、PLC与安全联锁于一体的机电一体化系统。主轴完成切削，丝杠实现直线进给，PLC负责顺序控制，继电器、接触器驱动执行元件，编码器反馈位置与速度。实地观摩直观展现了机床工作原理，为后续专业课学习奠定基础。</w:t>
+      </w:r>
+    </w:p>
+    <w:p>
+      <w:pPr>
+        <w:spacing w:before="100" w:line="288" w:lineRule="auto"/>
+        <w:rPr>
           <w:color w:val="auto"/>
         </w:rPr>
       </w:pPr>
     </w:p>
     <w:sectPr>
-      <w:footerReference r:id="rId5" w:type="default"/>
       <w:pgSz w:w="12240" w:h="15840"/>
-      <w:pgMar w:top="1191" w:right="1304" w:bottom="1134" w:left="1474" w:header="720" w:footer="720" w:gutter="0"/>
+      <w:pgMar w:top="1134" w:right="1361" w:bottom="1134" w:left="1361" w:header="720" w:footer="720" w:gutter="0"/>
       <w:cols w:space="720" w:num="1"/>
       <w:docGrid w:linePitch="360" w:charSpace="0"/>
     </w:sectPr>
@@ -2060,54 +887,12 @@
 </w:endnotes>
 </file>
 
-<file path=word/footer1.xml><?xml version="1.0" encoding="utf-8"?>
-<w:ftr xmlns:wpc="http://schemas.microsoft.com/office/word/2010/wordprocessingCanvas" xmlns:mc="http://schemas.openxmlformats.org/markup-compatibility/2006" xmlns:o="urn:schemas-microsoft-com:office:office" xmlns:r="http://schemas.openxmlformats.org/officeDocument/2006/relationships" xmlns:m="http://schemas.openxmlformats.org/officeDocument/2006/math" xmlns:v="urn:schemas-microsoft-com:vml" xmlns:wp14="http://schemas.microsoft.com/office/word/2010/wordprocessingDrawing" xmlns:wp="http://schemas.openxmlformats.org/drawingml/2006/wordprocessingDrawing" xmlns:w10="urn:schemas-microsoft-com:office:word" xmlns:w="http://schemas.openxmlformats.org/wordprocessingml/2006/main" xmlns:w14="http://schemas.microsoft.com/office/word/2010/wordml" xmlns:w15="http://schemas.microsoft.com/office/word/2012/wordml" xmlns:wpg="http://schemas.microsoft.com/office/word/2010/wordprocessingGroup" xmlns:wpi="http://schemas.microsoft.com/office/word/2010/wordprocessingInk" xmlns:wne="http://schemas.microsoft.com/office/word/2006/wordml" xmlns:wps="http://schemas.microsoft.com/office/word/2010/wordprocessingShape" xmlns:wpsCustomData="http://www.wps.cn/officeDocument/2013/wpsCustomData" mc:Ignorable="w14 w15 wp14">
-  <w:p>
-    <w:pPr>
-      <w:pStyle w:val="24"/>
-      <w:ind w:firstLine="0"/>
-      <w:jc w:val="center"/>
-    </w:pPr>
-    <w:r>
-      <w:rPr>
-        <w:sz w:val="18"/>
-      </w:rPr>
-      <w:t xml:space="preserve">第 </w:t>
-    </w:r>
-    <w:r>
-      <w:rPr>
-        <w:sz w:val="18"/>
-      </w:rPr>
-      <w:fldChar w:fldCharType="begin"/>
-    </w:r>
-    <w:r>
-      <w:rPr>
-        <w:sz w:val="18"/>
-      </w:rPr>
-      <w:instrText xml:space="preserve">PAGE</w:instrText>
-    </w:r>
-    <w:r>
-      <w:rPr>
-        <w:sz w:val="18"/>
-      </w:rPr>
-      <w:fldChar w:fldCharType="end"/>
-    </w:r>
-    <w:r>
-      <w:rPr>
-        <w:sz w:val="18"/>
-      </w:rPr>
-      <w:t xml:space="preserve"> 页</w:t>
-    </w:r>
-  </w:p>
-</w:ftr>
-</file>
-
 <file path=word/footnotes.xml><?xml version="1.0" encoding="utf-8"?>
 <w:footnotes xmlns:wpc="http://schemas.microsoft.com/office/word/2010/wordprocessingCanvas" xmlns:mc="http://schemas.openxmlformats.org/markup-compatibility/2006" xmlns:o="urn:schemas-microsoft-com:office:office" xmlns:r="http://schemas.openxmlformats.org/officeDocument/2006/relationships" xmlns:m="http://schemas.openxmlformats.org/officeDocument/2006/math" xmlns:v="urn:schemas-microsoft-com:vml" xmlns:wp14="http://schemas.microsoft.com/office/word/2010/wordprocessingDrawing" xmlns:wp="http://schemas.openxmlformats.org/drawingml/2006/wordprocessingDrawing" xmlns:w="http://schemas.openxmlformats.org/wordprocessingml/2006/main" xmlns:w14="http://schemas.microsoft.com/office/word/2010/wordml" xmlns:w15="http://schemas.microsoft.com/office/word/2012/wordml" xmlns:w10="urn:schemas-microsoft-com:office:word" xmlns:wpg="http://schemas.microsoft.com/office/word/2010/wordprocessingGroup" xmlns:wpi="http://schemas.microsoft.com/office/word/2010/wordprocessingInk" xmlns:wne="http://schemas.microsoft.com/office/word/2006/wordml" xmlns:wps="http://schemas.microsoft.com/office/word/2010/wordprocessingShape" xmlns:wpsCustomData="http://www.wps.cn/officeDocument/2013/wpsCustomData" mc:Ignorable="w14 w15 wp14">
   <w:footnote w:type="separator" w:id="0">
     <w:p>
       <w:pPr>
-        <w:spacing w:before="0" w:after="0" w:line="343" w:lineRule="auto"/>
+        <w:spacing w:before="0" w:after="0" w:line="276" w:lineRule="auto"/>
       </w:pPr>
       <w:r>
         <w:separator/>
@@ -2117,7 +902,7 @@
   <w:footnote w:type="continuationSeparator" w:id="1">
     <w:p>
       <w:pPr>
-        <w:spacing w:before="0" w:after="0" w:line="343" w:lineRule="auto"/>
+        <w:spacing w:before="0" w:after="0" w:line="276" w:lineRule="auto"/>
       </w:pPr>
       <w:r>
         <w:continuationSeparator/>
@@ -2272,7 +1057,7 @@
   <w:docDefaults>
     <w:rPrDefault>
       <w:rPr>
-        <w:rFonts w:asciiTheme="minorHAnsi" w:hAnsiTheme="minorHAnsi" w:eastAsiaTheme="minorEastAsia" w:cstheme="minorBidi"/>
+        <w:rFonts w:ascii="Times New Roman" w:hAnsi="Times New Roman" w:eastAsia="宋体" w:cs="Times New Roman"/>
       </w:rPr>
     </w:rPrDefault>
     <w:pPrDefault/>
@@ -2337,13 +1122,13 @@
     <w:lsdException w:uiPriority="99" w:name="List Bullet 4"/>
     <w:lsdException w:uiPriority="99" w:name="List Bullet 5"/>
     <w:lsdException w:qFormat="1" w:uiPriority="99" w:semiHidden="0" w:name="List Number 2"/>
-    <w:lsdException w:qFormat="1" w:uiPriority="99" w:semiHidden="0" w:name="List Number 3"/>
+    <w:lsdException w:uiPriority="99" w:semiHidden="0" w:name="List Number 3"/>
     <w:lsdException w:uiPriority="99" w:name="List Number 4"/>
     <w:lsdException w:uiPriority="99" w:name="List Number 5"/>
     <w:lsdException w:qFormat="1" w:unhideWhenUsed="0" w:uiPriority="10" w:semiHidden="0" w:name="Title"/>
     <w:lsdException w:uiPriority="99" w:name="Closing"/>
     <w:lsdException w:uiPriority="99" w:name="Signature"/>
-    <w:lsdException w:uiPriority="1" w:name="Default Paragraph Font"/>
+    <w:lsdException w:qFormat="1" w:uiPriority="1" w:name="Default Paragraph Font"/>
     <w:lsdException w:qFormat="1" w:uiPriority="99" w:semiHidden="0" w:name="Body Text"/>
     <w:lsdException w:uiPriority="99" w:name="Body Text Indent"/>
     <w:lsdException w:qFormat="1" w:uiPriority="99" w:semiHidden="0" w:name="List Continue"/>
@@ -2359,7 +1144,7 @@
     <w:lsdException w:uiPriority="99" w:name="Body Text First Indent 2"/>
     <w:lsdException w:uiPriority="99" w:name="Note Heading"/>
     <w:lsdException w:qFormat="1" w:uiPriority="99" w:semiHidden="0" w:name="Body Text 2"/>
-    <w:lsdException w:qFormat="1" w:uiPriority="99" w:semiHidden="0" w:name="Body Text 3"/>
+    <w:lsdException w:uiPriority="99" w:semiHidden="0" w:name="Body Text 3"/>
     <w:lsdException w:uiPriority="99" w:name="Body Text Indent 2"/>
     <w:lsdException w:uiPriority="99" w:name="Body Text Indent 3"/>
     <w:lsdException w:uiPriority="99" w:name="Block Text"/>
@@ -2429,115 +1214,114 @@
     <w:lsdException w:qFormat="1" w:unhideWhenUsed="0" w:uiPriority="59" w:semiHidden="0" w:name="Table Grid"/>
     <w:lsdException w:uiPriority="99" w:name="Table Theme"/>
     <w:lsdException w:qFormat="1" w:unhideWhenUsed="0" w:uiPriority="1" w:semiHidden="0" w:name="No Spacing"/>
-    <w:lsdException w:unhideWhenUsed="0" w:uiPriority="60" w:semiHidden="0" w:name="Light Shading"/>
-    <w:lsdException w:unhideWhenUsed="0" w:uiPriority="61" w:semiHidden="0" w:name="Light List"/>
+    <w:lsdException w:qFormat="1" w:unhideWhenUsed="0" w:uiPriority="60" w:semiHidden="0" w:name="Light Shading"/>
+    <w:lsdException w:qFormat="1" w:unhideWhenUsed="0" w:uiPriority="61" w:semiHidden="0" w:name="Light List"/>
     <w:lsdException w:unhideWhenUsed="0" w:uiPriority="62" w:semiHidden="0" w:name="Light Grid"/>
-    <w:lsdException w:unhideWhenUsed="0" w:uiPriority="63" w:semiHidden="0" w:name="Medium Shading 1"/>
-    <w:lsdException w:unhideWhenUsed="0" w:uiPriority="64" w:semiHidden="0" w:name="Medium Shading 2"/>
-    <w:lsdException w:unhideWhenUsed="0" w:uiPriority="65" w:semiHidden="0" w:name="Medium List 1"/>
-    <w:lsdException w:unhideWhenUsed="0" w:uiPriority="66" w:semiHidden="0" w:name="Medium List 2"/>
-    <w:lsdException w:unhideWhenUsed="0" w:uiPriority="67" w:semiHidden="0" w:name="Medium Grid 1"/>
-    <w:lsdException w:unhideWhenUsed="0" w:uiPriority="68" w:semiHidden="0" w:name="Medium Grid 2"/>
-    <w:lsdException w:unhideWhenUsed="0" w:uiPriority="69" w:semiHidden="0" w:name="Medium Grid 3"/>
-    <w:lsdException w:unhideWhenUsed="0" w:uiPriority="70" w:semiHidden="0" w:name="Dark List"/>
-    <w:lsdException w:unhideWhenUsed="0" w:uiPriority="71" w:semiHidden="0" w:name="Colorful Shading"/>
-    <w:lsdException w:unhideWhenUsed="0" w:uiPriority="72" w:semiHidden="0" w:name="Colorful List"/>
-    <w:lsdException w:unhideWhenUsed="0" w:uiPriority="73" w:semiHidden="0" w:name="Colorful Grid"/>
-    <w:lsdException w:unhideWhenUsed="0" w:uiPriority="60" w:semiHidden="0" w:name="Light Shading Accent 1"/>
+    <w:lsdException w:qFormat="1" w:unhideWhenUsed="0" w:uiPriority="63" w:semiHidden="0" w:name="Medium Shading 1"/>
+    <w:lsdException w:qFormat="1" w:unhideWhenUsed="0" w:uiPriority="64" w:semiHidden="0" w:name="Medium Shading 2"/>
+    <w:lsdException w:qFormat="1" w:unhideWhenUsed="0" w:uiPriority="65" w:semiHidden="0" w:name="Medium List 1"/>
+    <w:lsdException w:qFormat="1" w:unhideWhenUsed="0" w:uiPriority="66" w:semiHidden="0" w:name="Medium List 2"/>
+    <w:lsdException w:qFormat="1" w:unhideWhenUsed="0" w:uiPriority="67" w:semiHidden="0" w:name="Medium Grid 1"/>
+    <w:lsdException w:qFormat="1" w:unhideWhenUsed="0" w:uiPriority="68" w:semiHidden="0" w:name="Medium Grid 2"/>
+    <w:lsdException w:qFormat="1" w:unhideWhenUsed="0" w:uiPriority="69" w:semiHidden="0" w:name="Medium Grid 3"/>
+    <w:lsdException w:qFormat="1" w:unhideWhenUsed="0" w:uiPriority="70" w:semiHidden="0" w:name="Dark List"/>
+    <w:lsdException w:qFormat="1" w:unhideWhenUsed="0" w:uiPriority="71" w:semiHidden="0" w:name="Colorful Shading"/>
+    <w:lsdException w:qFormat="1" w:unhideWhenUsed="0" w:uiPriority="72" w:semiHidden="0" w:name="Colorful List"/>
+    <w:lsdException w:qFormat="1" w:unhideWhenUsed="0" w:uiPriority="73" w:semiHidden="0" w:name="Colorful Grid"/>
+    <w:lsdException w:qFormat="1" w:unhideWhenUsed="0" w:uiPriority="60" w:semiHidden="0" w:name="Light Shading Accent 1"/>
     <w:lsdException w:unhideWhenUsed="0" w:uiPriority="61" w:semiHidden="0" w:name="Light List Accent 1"/>
     <w:lsdException w:unhideWhenUsed="0" w:uiPriority="62" w:semiHidden="0" w:name="Light Grid Accent 1"/>
-    <w:lsdException w:unhideWhenUsed="0" w:uiPriority="63" w:semiHidden="0" w:name="Medium Shading 1 Accent 1"/>
-    <w:lsdException w:unhideWhenUsed="0" w:uiPriority="64" w:semiHidden="0" w:name="Medium Shading 2 Accent 1"/>
-    <w:lsdException w:unhideWhenUsed="0" w:uiPriority="65" w:semiHidden="0" w:name="Medium List 1 Accent 1"/>
+    <w:lsdException w:qFormat="1" w:unhideWhenUsed="0" w:uiPriority="63" w:semiHidden="0" w:name="Medium Shading 1 Accent 1"/>
+    <w:lsdException w:qFormat="1" w:unhideWhenUsed="0" w:uiPriority="64" w:semiHidden="0" w:name="Medium Shading 2 Accent 1"/>
+    <w:lsdException w:qFormat="1" w:unhideWhenUsed="0" w:uiPriority="65" w:semiHidden="0" w:name="Medium List 1 Accent 1"/>
     <w:lsdException w:qFormat="1" w:unhideWhenUsed="0" w:uiPriority="34" w:semiHidden="0" w:name="List Paragraph"/>
     <w:lsdException w:qFormat="1" w:unhideWhenUsed="0" w:uiPriority="29" w:semiHidden="0" w:name="Quote"/>
     <w:lsdException w:qFormat="1" w:unhideWhenUsed="0" w:uiPriority="30" w:semiHidden="0" w:name="Intense Quote"/>
-    <w:lsdException w:unhideWhenUsed="0" w:uiPriority="66" w:semiHidden="0" w:name="Medium List 2 Accent 1"/>
-    <w:lsdException w:unhideWhenUsed="0" w:uiPriority="67" w:semiHidden="0" w:name="Medium Grid 1 Accent 1"/>
-    <w:lsdException w:unhideWhenUsed="0" w:uiPriority="68" w:semiHidden="0" w:name="Medium Grid 2 Accent 1"/>
-    <w:lsdException w:unhideWhenUsed="0" w:uiPriority="69" w:semiHidden="0" w:name="Medium Grid 3 Accent 1"/>
-    <w:lsdException w:unhideWhenUsed="0" w:uiPriority="70" w:semiHidden="0" w:name="Dark List Accent 1"/>
-    <w:lsdException w:unhideWhenUsed="0" w:uiPriority="71" w:semiHidden="0" w:name="Colorful Shading Accent 1"/>
-    <w:lsdException w:unhideWhenUsed="0" w:uiPriority="72" w:semiHidden="0" w:name="Colorful List Accent 1"/>
-    <w:lsdException w:unhideWhenUsed="0" w:uiPriority="73" w:semiHidden="0" w:name="Colorful Grid Accent 1"/>
-    <w:lsdException w:unhideWhenUsed="0" w:uiPriority="60" w:semiHidden="0" w:name="Light Shading Accent 2"/>
-    <w:lsdException w:unhideWhenUsed="0" w:uiPriority="61" w:semiHidden="0" w:name="Light List Accent 2"/>
-    <w:lsdException w:unhideWhenUsed="0" w:uiPriority="62" w:semiHidden="0" w:name="Light Grid Accent 2"/>
-    <w:lsdException w:unhideWhenUsed="0" w:uiPriority="63" w:semiHidden="0" w:name="Medium Shading 1 Accent 2"/>
-    <w:lsdException w:unhideWhenUsed="0" w:uiPriority="64" w:semiHidden="0" w:name="Medium Shading 2 Accent 2"/>
-    <w:lsdException w:unhideWhenUsed="0" w:uiPriority="65" w:semiHidden="0" w:name="Medium List 1 Accent 2"/>
-    <w:lsdException w:unhideWhenUsed="0" w:uiPriority="66" w:semiHidden="0" w:name="Medium List 2 Accent 2"/>
-    <w:lsdException w:unhideWhenUsed="0" w:uiPriority="67" w:semiHidden="0" w:name="Medium Grid 1 Accent 2"/>
-    <w:lsdException w:unhideWhenUsed="0" w:uiPriority="68" w:semiHidden="0" w:name="Medium Grid 2 Accent 2"/>
-    <w:lsdException w:unhideWhenUsed="0" w:uiPriority="69" w:semiHidden="0" w:name="Medium Grid 3 Accent 2"/>
-    <w:lsdException w:unhideWhenUsed="0" w:uiPriority="70" w:semiHidden="0" w:name="Dark List Accent 2"/>
-    <w:lsdException w:unhideWhenUsed="0" w:uiPriority="71" w:semiHidden="0" w:name="Colorful Shading Accent 2"/>
-    <w:lsdException w:unhideWhenUsed="0" w:uiPriority="72" w:semiHidden="0" w:name="Colorful List Accent 2"/>
-    <w:lsdException w:unhideWhenUsed="0" w:uiPriority="73" w:semiHidden="0" w:name="Colorful Grid Accent 2"/>
+    <w:lsdException w:qFormat="1" w:unhideWhenUsed="0" w:uiPriority="66" w:semiHidden="0" w:name="Medium List 2 Accent 1"/>
+    <w:lsdException w:qFormat="1" w:unhideWhenUsed="0" w:uiPriority="67" w:semiHidden="0" w:name="Medium Grid 1 Accent 1"/>
+    <w:lsdException w:qFormat="1" w:unhideWhenUsed="0" w:uiPriority="68" w:semiHidden="0" w:name="Medium Grid 2 Accent 1"/>
+    <w:lsdException w:qFormat="1" w:unhideWhenUsed="0" w:uiPriority="69" w:semiHidden="0" w:name="Medium Grid 3 Accent 1"/>
+    <w:lsdException w:qFormat="1" w:unhideWhenUsed="0" w:uiPriority="70" w:semiHidden="0" w:name="Dark List Accent 1"/>
+    <w:lsdException w:qFormat="1" w:unhideWhenUsed="0" w:uiPriority="71" w:semiHidden="0" w:name="Colorful Shading Accent 1"/>
+    <w:lsdException w:qFormat="1" w:unhideWhenUsed="0" w:uiPriority="72" w:semiHidden="0" w:name="Colorful List Accent 1"/>
+    <w:lsdException w:qFormat="1" w:unhideWhenUsed="0" w:uiPriority="73" w:semiHidden="0" w:name="Colorful Grid Accent 1"/>
+    <w:lsdException w:qFormat="1" w:unhideWhenUsed="0" w:uiPriority="60" w:semiHidden="0" w:name="Light Shading Accent 2"/>
+    <w:lsdException w:qFormat="1" w:unhideWhenUsed="0" w:uiPriority="61" w:semiHidden="0" w:name="Light List Accent 2"/>
+    <w:lsdException w:qFormat="1" w:unhideWhenUsed="0" w:uiPriority="62" w:semiHidden="0" w:name="Light Grid Accent 2"/>
+    <w:lsdException w:qFormat="1" w:unhideWhenUsed="0" w:uiPriority="63" w:semiHidden="0" w:name="Medium Shading 1 Accent 2"/>
+    <w:lsdException w:qFormat="1" w:unhideWhenUsed="0" w:uiPriority="64" w:semiHidden="0" w:name="Medium Shading 2 Accent 2"/>
+    <w:lsdException w:qFormat="1" w:unhideWhenUsed="0" w:uiPriority="65" w:semiHidden="0" w:name="Medium List 1 Accent 2"/>
+    <w:lsdException w:qFormat="1" w:unhideWhenUsed="0" w:uiPriority="66" w:semiHidden="0" w:name="Medium List 2 Accent 2"/>
+    <w:lsdException w:qFormat="1" w:unhideWhenUsed="0" w:uiPriority="67" w:semiHidden="0" w:name="Medium Grid 1 Accent 2"/>
+    <w:lsdException w:qFormat="1" w:unhideWhenUsed="0" w:uiPriority="68" w:semiHidden="0" w:name="Medium Grid 2 Accent 2"/>
+    <w:lsdException w:qFormat="1" w:unhideWhenUsed="0" w:uiPriority="69" w:semiHidden="0" w:name="Medium Grid 3 Accent 2"/>
+    <w:lsdException w:qFormat="1" w:unhideWhenUsed="0" w:uiPriority="70" w:semiHidden="0" w:name="Dark List Accent 2"/>
+    <w:lsdException w:qFormat="1" w:unhideWhenUsed="0" w:uiPriority="71" w:semiHidden="0" w:name="Colorful Shading Accent 2"/>
+    <w:lsdException w:qFormat="1" w:unhideWhenUsed="0" w:uiPriority="72" w:semiHidden="0" w:name="Colorful List Accent 2"/>
+    <w:lsdException w:qFormat="1" w:unhideWhenUsed="0" w:uiPriority="73" w:semiHidden="0" w:name="Colorful Grid Accent 2"/>
     <w:lsdException w:unhideWhenUsed="0" w:uiPriority="60" w:semiHidden="0" w:name="Light Shading Accent 3"/>
     <w:lsdException w:unhideWhenUsed="0" w:uiPriority="61" w:semiHidden="0" w:name="Light List Accent 3"/>
-    <w:lsdException w:unhideWhenUsed="0" w:uiPriority="62" w:semiHidden="0" w:name="Light Grid Accent 3"/>
-    <w:lsdException w:unhideWhenUsed="0" w:uiPriority="63" w:semiHidden="0" w:name="Medium Shading 1 Accent 3"/>
-    <w:lsdException w:unhideWhenUsed="0" w:uiPriority="64" w:semiHidden="0" w:name="Medium Shading 2 Accent 3"/>
-    <w:lsdException w:unhideWhenUsed="0" w:uiPriority="65" w:semiHidden="0" w:name="Medium List 1 Accent 3"/>
-    <w:lsdException w:unhideWhenUsed="0" w:uiPriority="66" w:semiHidden="0" w:name="Medium List 2 Accent 3"/>
-    <w:lsdException w:unhideWhenUsed="0" w:uiPriority="67" w:semiHidden="0" w:name="Medium Grid 1 Accent 3"/>
-    <w:lsdException w:unhideWhenUsed="0" w:uiPriority="68" w:semiHidden="0" w:name="Medium Grid 2 Accent 3"/>
-    <w:lsdException w:unhideWhenUsed="0" w:uiPriority="69" w:semiHidden="0" w:name="Medium Grid 3 Accent 3"/>
-    <w:lsdException w:unhideWhenUsed="0" w:uiPriority="70" w:semiHidden="0" w:name="Dark List Accent 3"/>
-    <w:lsdException w:unhideWhenUsed="0" w:uiPriority="71" w:semiHidden="0" w:name="Colorful Shading Accent 3"/>
-    <w:lsdException w:unhideWhenUsed="0" w:uiPriority="72" w:semiHidden="0" w:name="Colorful List Accent 3"/>
-    <w:lsdException w:unhideWhenUsed="0" w:uiPriority="73" w:semiHidden="0" w:name="Colorful Grid Accent 3"/>
-    <w:lsdException w:unhideWhenUsed="0" w:uiPriority="60" w:semiHidden="0" w:name="Light Shading Accent 4"/>
+    <w:lsdException w:qFormat="1" w:unhideWhenUsed="0" w:uiPriority="62" w:semiHidden="0" w:name="Light Grid Accent 3"/>
+    <w:lsdException w:qFormat="1" w:unhideWhenUsed="0" w:uiPriority="63" w:semiHidden="0" w:name="Medium Shading 1 Accent 3"/>
+    <w:lsdException w:qFormat="1" w:unhideWhenUsed="0" w:uiPriority="64" w:semiHidden="0" w:name="Medium Shading 2 Accent 3"/>
+    <w:lsdException w:qFormat="1" w:unhideWhenUsed="0" w:uiPriority="65" w:semiHidden="0" w:name="Medium List 1 Accent 3"/>
+    <w:lsdException w:qFormat="1" w:unhideWhenUsed="0" w:uiPriority="66" w:semiHidden="0" w:name="Medium List 2 Accent 3"/>
+    <w:lsdException w:qFormat="1" w:unhideWhenUsed="0" w:uiPriority="67" w:semiHidden="0" w:name="Medium Grid 1 Accent 3"/>
+    <w:lsdException w:qFormat="1" w:unhideWhenUsed="0" w:uiPriority="68" w:semiHidden="0" w:name="Medium Grid 2 Accent 3"/>
+    <w:lsdException w:qFormat="1" w:unhideWhenUsed="0" w:uiPriority="69" w:semiHidden="0" w:name="Medium Grid 3 Accent 3"/>
+    <w:lsdException w:qFormat="1" w:unhideWhenUsed="0" w:uiPriority="70" w:semiHidden="0" w:name="Dark List Accent 3"/>
+    <w:lsdException w:qFormat="1" w:unhideWhenUsed="0" w:uiPriority="71" w:semiHidden="0" w:name="Colorful Shading Accent 3"/>
+    <w:lsdException w:qFormat="1" w:unhideWhenUsed="0" w:uiPriority="72" w:semiHidden="0" w:name="Colorful List Accent 3"/>
+    <w:lsdException w:qFormat="1" w:unhideWhenUsed="0" w:uiPriority="73" w:semiHidden="0" w:name="Colorful Grid Accent 3"/>
+    <w:lsdException w:qFormat="1" w:unhideWhenUsed="0" w:uiPriority="60" w:semiHidden="0" w:name="Light Shading Accent 4"/>
     <w:lsdException w:unhideWhenUsed="0" w:uiPriority="61" w:semiHidden="0" w:name="Light List Accent 4"/>
-    <w:lsdException w:unhideWhenUsed="0" w:uiPriority="62" w:semiHidden="0" w:name="Light Grid Accent 4"/>
-    <w:lsdException w:unhideWhenUsed="0" w:uiPriority="63" w:semiHidden="0" w:name="Medium Shading 1 Accent 4"/>
-    <w:lsdException w:unhideWhenUsed="0" w:uiPriority="64" w:semiHidden="0" w:name="Medium Shading 2 Accent 4"/>
-    <w:lsdException w:unhideWhenUsed="0" w:uiPriority="65" w:semiHidden="0" w:name="Medium List 1 Accent 4"/>
-    <w:lsdException w:unhideWhenUsed="0" w:uiPriority="66" w:semiHidden="0" w:name="Medium List 2 Accent 4"/>
-    <w:lsdException w:unhideWhenUsed="0" w:uiPriority="67" w:semiHidden="0" w:name="Medium Grid 1 Accent 4"/>
-    <w:lsdException w:unhideWhenUsed="0" w:uiPriority="68" w:semiHidden="0" w:name="Medium Grid 2 Accent 4"/>
-    <w:lsdException w:unhideWhenUsed="0" w:uiPriority="69" w:semiHidden="0" w:name="Medium Grid 3 Accent 4"/>
-    <w:lsdException w:unhideWhenUsed="0" w:uiPriority="70" w:semiHidden="0" w:name="Dark List Accent 4"/>
-    <w:lsdException w:unhideWhenUsed="0" w:uiPriority="71" w:semiHidden="0" w:name="Colorful Shading Accent 4"/>
-    <w:lsdException w:unhideWhenUsed="0" w:uiPriority="72" w:semiHidden="0" w:name="Colorful List Accent 4"/>
-    <w:lsdException w:unhideWhenUsed="0" w:uiPriority="73" w:semiHidden="0" w:name="Colorful Grid Accent 4"/>
+    <w:lsdException w:qFormat="1" w:unhideWhenUsed="0" w:uiPriority="62" w:semiHidden="0" w:name="Light Grid Accent 4"/>
+    <w:lsdException w:qFormat="1" w:unhideWhenUsed="0" w:uiPriority="63" w:semiHidden="0" w:name="Medium Shading 1 Accent 4"/>
+    <w:lsdException w:qFormat="1" w:unhideWhenUsed="0" w:uiPriority="64" w:semiHidden="0" w:name="Medium Shading 2 Accent 4"/>
+    <w:lsdException w:qFormat="1" w:unhideWhenUsed="0" w:uiPriority="65" w:semiHidden="0" w:name="Medium List 1 Accent 4"/>
+    <w:lsdException w:qFormat="1" w:unhideWhenUsed="0" w:uiPriority="66" w:semiHidden="0" w:name="Medium List 2 Accent 4"/>
+    <w:lsdException w:qFormat="1" w:unhideWhenUsed="0" w:uiPriority="67" w:semiHidden="0" w:name="Medium Grid 1 Accent 4"/>
+    <w:lsdException w:qFormat="1" w:unhideWhenUsed="0" w:uiPriority="68" w:semiHidden="0" w:name="Medium Grid 2 Accent 4"/>
+    <w:lsdException w:qFormat="1" w:unhideWhenUsed="0" w:uiPriority="69" w:semiHidden="0" w:name="Medium Grid 3 Accent 4"/>
+    <w:lsdException w:qFormat="1" w:unhideWhenUsed="0" w:uiPriority="70" w:semiHidden="0" w:name="Dark List Accent 4"/>
+    <w:lsdException w:qFormat="1" w:unhideWhenUsed="0" w:uiPriority="71" w:semiHidden="0" w:name="Colorful Shading Accent 4"/>
+    <w:lsdException w:qFormat="1" w:unhideWhenUsed="0" w:uiPriority="72" w:semiHidden="0" w:name="Colorful List Accent 4"/>
+    <w:lsdException w:qFormat="1" w:unhideWhenUsed="0" w:uiPriority="73" w:semiHidden="0" w:name="Colorful Grid Accent 4"/>
     <w:lsdException w:unhideWhenUsed="0" w:uiPriority="60" w:semiHidden="0" w:name="Light Shading Accent 5"/>
     <w:lsdException w:unhideWhenUsed="0" w:uiPriority="61" w:semiHidden="0" w:name="Light List Accent 5"/>
-    <w:lsdException w:unhideWhenUsed="0" w:uiPriority="62" w:semiHidden="0" w:name="Light Grid Accent 5"/>
-    <w:lsdException w:unhideWhenUsed="0" w:uiPriority="63" w:semiHidden="0" w:name="Medium Shading 1 Accent 5"/>
-    <w:lsdException w:unhideWhenUsed="0" w:uiPriority="64" w:semiHidden="0" w:name="Medium Shading 2 Accent 5"/>
-    <w:lsdException w:unhideWhenUsed="0" w:uiPriority="65" w:semiHidden="0" w:name="Medium List 1 Accent 5"/>
-    <w:lsdException w:unhideWhenUsed="0" w:uiPriority="66" w:semiHidden="0" w:name="Medium List 2 Accent 5"/>
-    <w:lsdException w:unhideWhenUsed="0" w:uiPriority="67" w:semiHidden="0" w:name="Medium Grid 1 Accent 5"/>
-    <w:lsdException w:unhideWhenUsed="0" w:uiPriority="68" w:semiHidden="0" w:name="Medium Grid 2 Accent 5"/>
-    <w:lsdException w:unhideWhenUsed="0" w:uiPriority="69" w:semiHidden="0" w:name="Medium Grid 3 Accent 5"/>
-    <w:lsdException w:unhideWhenUsed="0" w:uiPriority="70" w:semiHidden="0" w:name="Dark List Accent 5"/>
-    <w:lsdException w:unhideWhenUsed="0" w:uiPriority="71" w:semiHidden="0" w:name="Colorful Shading Accent 5"/>
-    <w:lsdException w:unhideWhenUsed="0" w:uiPriority="72" w:semiHidden="0" w:name="Colorful List Accent 5"/>
-    <w:lsdException w:unhideWhenUsed="0" w:uiPriority="73" w:semiHidden="0" w:name="Colorful Grid Accent 5"/>
-    <w:lsdException w:unhideWhenUsed="0" w:uiPriority="60" w:semiHidden="0" w:name="Light Shading Accent 6"/>
+    <w:lsdException w:qFormat="1" w:unhideWhenUsed="0" w:uiPriority="62" w:semiHidden="0" w:name="Light Grid Accent 5"/>
+    <w:lsdException w:qFormat="1" w:unhideWhenUsed="0" w:uiPriority="63" w:semiHidden="0" w:name="Medium Shading 1 Accent 5"/>
+    <w:lsdException w:qFormat="1" w:unhideWhenUsed="0" w:uiPriority="64" w:semiHidden="0" w:name="Medium Shading 2 Accent 5"/>
+    <w:lsdException w:qFormat="1" w:unhideWhenUsed="0" w:uiPriority="65" w:semiHidden="0" w:name="Medium List 1 Accent 5"/>
+    <w:lsdException w:qFormat="1" w:unhideWhenUsed="0" w:uiPriority="66" w:semiHidden="0" w:name="Medium List 2 Accent 5"/>
+    <w:lsdException w:qFormat="1" w:unhideWhenUsed="0" w:uiPriority="67" w:semiHidden="0" w:name="Medium Grid 1 Accent 5"/>
+    <w:lsdException w:qFormat="1" w:unhideWhenUsed="0" w:uiPriority="68" w:semiHidden="0" w:name="Medium Grid 2 Accent 5"/>
+    <w:lsdException w:qFormat="1" w:unhideWhenUsed="0" w:uiPriority="69" w:semiHidden="0" w:name="Medium Grid 3 Accent 5"/>
+    <w:lsdException w:qFormat="1" w:unhideWhenUsed="0" w:uiPriority="70" w:semiHidden="0" w:name="Dark List Accent 5"/>
+    <w:lsdException w:qFormat="1" w:unhideWhenUsed="0" w:uiPriority="71" w:semiHidden="0" w:name="Colorful Shading Accent 5"/>
+    <w:lsdException w:qFormat="1" w:unhideWhenUsed="0" w:uiPriority="72" w:semiHidden="0" w:name="Colorful List Accent 5"/>
+    <w:lsdException w:qFormat="1" w:unhideWhenUsed="0" w:uiPriority="73" w:semiHidden="0" w:name="Colorful Grid Accent 5"/>
+    <w:lsdException w:qFormat="1" w:unhideWhenUsed="0" w:uiPriority="60" w:semiHidden="0" w:name="Light Shading Accent 6"/>
     <w:lsdException w:unhideWhenUsed="0" w:uiPriority="61" w:semiHidden="0" w:name="Light List Accent 6"/>
-    <w:lsdException w:unhideWhenUsed="0" w:uiPriority="62" w:semiHidden="0" w:name="Light Grid Accent 6"/>
-    <w:lsdException w:unhideWhenUsed="0" w:uiPriority="63" w:semiHidden="0" w:name="Medium Shading 1 Accent 6"/>
-    <w:lsdException w:unhideWhenUsed="0" w:uiPriority="64" w:semiHidden="0" w:name="Medium Shading 2 Accent 6"/>
-    <w:lsdException w:unhideWhenUsed="0" w:uiPriority="65" w:semiHidden="0" w:name="Medium List 1 Accent 6"/>
-    <w:lsdException w:unhideWhenUsed="0" w:uiPriority="66" w:semiHidden="0" w:name="Medium List 2 Accent 6"/>
-    <w:lsdException w:unhideWhenUsed="0" w:uiPriority="67" w:semiHidden="0" w:name="Medium Grid 1 Accent 6"/>
-    <w:lsdException w:unhideWhenUsed="0" w:uiPriority="68" w:semiHidden="0" w:name="Medium Grid 2 Accent 6"/>
-    <w:lsdException w:unhideWhenUsed="0" w:uiPriority="69" w:semiHidden="0" w:name="Medium Grid 3 Accent 6"/>
-    <w:lsdException w:unhideWhenUsed="0" w:uiPriority="70" w:semiHidden="0" w:name="Dark List Accent 6"/>
-    <w:lsdException w:unhideWhenUsed="0" w:uiPriority="71" w:semiHidden="0" w:name="Colorful Shading Accent 6"/>
-    <w:lsdException w:unhideWhenUsed="0" w:uiPriority="72" w:semiHidden="0" w:name="Colorful List Accent 6"/>
-    <w:lsdException w:unhideWhenUsed="0" w:uiPriority="73" w:semiHidden="0" w:name="Colorful Grid Accent 6"/>
+    <w:lsdException w:qFormat="1" w:unhideWhenUsed="0" w:uiPriority="62" w:semiHidden="0" w:name="Light Grid Accent 6"/>
+    <w:lsdException w:qFormat="1" w:unhideWhenUsed="0" w:uiPriority="63" w:semiHidden="0" w:name="Medium Shading 1 Accent 6"/>
+    <w:lsdException w:qFormat="1" w:unhideWhenUsed="0" w:uiPriority="64" w:semiHidden="0" w:name="Medium Shading 2 Accent 6"/>
+    <w:lsdException w:qFormat="1" w:unhideWhenUsed="0" w:uiPriority="65" w:semiHidden="0" w:name="Medium List 1 Accent 6"/>
+    <w:lsdException w:qFormat="1" w:unhideWhenUsed="0" w:uiPriority="66" w:semiHidden="0" w:name="Medium List 2 Accent 6"/>
+    <w:lsdException w:qFormat="1" w:unhideWhenUsed="0" w:uiPriority="67" w:semiHidden="0" w:name="Medium Grid 1 Accent 6"/>
+    <w:lsdException w:qFormat="1" w:unhideWhenUsed="0" w:uiPriority="68" w:semiHidden="0" w:name="Medium Grid 2 Accent 6"/>
+    <w:lsdException w:qFormat="1" w:unhideWhenUsed="0" w:uiPriority="69" w:semiHidden="0" w:name="Medium Grid 3 Accent 6"/>
+    <w:lsdException w:qFormat="1" w:unhideWhenUsed="0" w:uiPriority="70" w:semiHidden="0" w:name="Dark List Accent 6"/>
+    <w:lsdException w:qFormat="1" w:unhideWhenUsed="0" w:uiPriority="71" w:semiHidden="0" w:name="Colorful Shading Accent 6"/>
+    <w:lsdException w:qFormat="1" w:unhideWhenUsed="0" w:uiPriority="72" w:semiHidden="0" w:name="Colorful List Accent 6"/>
+    <w:lsdException w:qFormat="1" w:unhideWhenUsed="0" w:uiPriority="73" w:semiHidden="0" w:name="Colorful Grid Accent 6"/>
   </w:latentStyles>
   <w:style w:type="paragraph" w:default="1" w:styleId="1">
     <w:name w:val="Normal"/>
     <w:qFormat/>
     <w:uiPriority w:val="0"/>
     <w:pPr>
-      <w:spacing w:after="0" w:line="343" w:lineRule="auto"/>
-      <w:ind w:firstLine="420"/>
+      <w:spacing w:after="200" w:line="276" w:lineRule="auto"/>
     </w:pPr>
     <w:rPr>
       <w:rFonts w:ascii="Noto Serif CJK SC" w:hAnsi="Noto Serif CJK SC" w:eastAsia="Noto Serif CJK SC" w:cstheme="minorBidi"/>
@@ -2550,13 +1334,13 @@
     <w:name w:val="heading 1"/>
     <w:basedOn w:val="1"/>
     <w:next w:val="1"/>
-    <w:link w:val="138"/>
+    <w:link w:val="139"/>
     <w:qFormat/>
     <w:uiPriority w:val="9"/>
     <w:pPr>
       <w:keepNext/>
       <w:keepLines/>
-      <w:spacing w:before="200" w:after="100"/>
+      <w:spacing w:before="480" w:after="0"/>
       <w:outlineLvl w:val="0"/>
     </w:pPr>
     <w:rPr>
@@ -2564,7 +1348,7 @@
       <w:b/>
       <w:bCs/>
       <w:color w:val="376092" w:themeColor="accent1" w:themeShade="BF"/>
-      <w:sz w:val="30"/>
+      <w:sz w:val="28"/>
       <w:szCs w:val="28"/>
     </w:rPr>
   </w:style>
@@ -2572,14 +1356,14 @@
     <w:name w:val="heading 2"/>
     <w:basedOn w:val="1"/>
     <w:next w:val="1"/>
-    <w:link w:val="139"/>
+    <w:link w:val="140"/>
     <w:unhideWhenUsed/>
     <w:qFormat/>
     <w:uiPriority w:val="9"/>
     <w:pPr>
       <w:keepNext/>
       <w:keepLines/>
-      <w:spacing w:before="120" w:after="60"/>
+      <w:spacing w:before="200" w:after="0"/>
       <w:outlineLvl w:val="1"/>
     </w:pPr>
     <w:rPr>
@@ -2587,7 +1371,7 @@
       <w:b/>
       <w:bCs/>
       <w:color w:val="4F81BD" w:themeColor="accent1"/>
-      <w:sz w:val="26"/>
+      <w:sz w:val="25"/>
       <w:szCs w:val="26"/>
       <w14:textFill>
         <w14:solidFill>
@@ -2600,7 +1384,7 @@
     <w:name w:val="heading 3"/>
     <w:basedOn w:val="1"/>
     <w:next w:val="1"/>
-    <w:link w:val="140"/>
+    <w:link w:val="141"/>
     <w:unhideWhenUsed/>
     <w:qFormat/>
     <w:uiPriority w:val="9"/>
@@ -2626,7 +1410,7 @@
     <w:name w:val="heading 4"/>
     <w:basedOn w:val="1"/>
     <w:next w:val="1"/>
-    <w:link w:val="150"/>
+    <w:link w:val="151"/>
     <w:semiHidden/>
     <w:unhideWhenUsed/>
     <w:qFormat/>
@@ -2655,7 +1439,7 @@
     <w:name w:val="heading 5"/>
     <w:basedOn w:val="1"/>
     <w:next w:val="1"/>
-    <w:link w:val="151"/>
+    <w:link w:val="152"/>
     <w:semiHidden/>
     <w:unhideWhenUsed/>
     <w:qFormat/>
@@ -2675,7 +1459,7 @@
     <w:name w:val="heading 6"/>
     <w:basedOn w:val="1"/>
     <w:next w:val="1"/>
-    <w:link w:val="152"/>
+    <w:link w:val="153"/>
     <w:semiHidden/>
     <w:unhideWhenUsed/>
     <w:qFormat/>
@@ -2697,7 +1481,7 @@
     <w:name w:val="heading 7"/>
     <w:basedOn w:val="1"/>
     <w:next w:val="1"/>
-    <w:link w:val="153"/>
+    <w:link w:val="154"/>
     <w:semiHidden/>
     <w:unhideWhenUsed/>
     <w:qFormat/>
@@ -2727,7 +1511,7 @@
     <w:name w:val="heading 8"/>
     <w:basedOn w:val="1"/>
     <w:next w:val="1"/>
-    <w:link w:val="154"/>
+    <w:link w:val="155"/>
     <w:semiHidden/>
     <w:unhideWhenUsed/>
     <w:qFormat/>
@@ -2754,7 +1538,7 @@
     <w:name w:val="heading 9"/>
     <w:basedOn w:val="1"/>
     <w:next w:val="1"/>
-    <w:link w:val="155"/>
+    <w:link w:val="156"/>
     <w:semiHidden/>
     <w:unhideWhenUsed/>
     <w:qFormat/>
@@ -2782,18 +1566,25 @@
       </w14:textFill>
     </w:rPr>
   </w:style>
-  <w:style w:type="character" w:default="1" w:styleId="132">
+  <w:style w:type="character" w:default="1" w:styleId="133">
     <w:name w:val="Default Paragraph Font"/>
     <w:semiHidden/>
     <w:unhideWhenUsed/>
+    <w:qFormat/>
     <w:uiPriority w:val="1"/>
-  </w:style>
-  <w:style w:type="table" w:default="1" w:styleId="32">
+    <w:rPr>
+      <w:rFonts w:ascii="Noto Serif CJK SC" w:hAnsi="Noto Serif CJK SC" w:eastAsia="Noto Serif CJK SC"/>
+    </w:rPr>
+  </w:style>
+  <w:style w:type="table" w:default="1" w:styleId="33">
     <w:name w:val="Normal Table"/>
     <w:semiHidden/>
     <w:unhideWhenUsed/>
     <w:qFormat/>
     <w:uiPriority w:val="99"/>
+    <w:rPr>
+      <w:rFonts w:ascii="Noto Serif CJK SC" w:hAnsi="Noto Serif CJK SC" w:eastAsia="Noto Serif CJK SC"/>
+    </w:rPr>
     <w:tblPr>
       <w:tblCellMar>
         <w:top w:w="0" w:type="dxa"/>
@@ -2805,7 +1596,7 @@
   </w:style>
   <w:style w:type="paragraph" w:styleId="2">
     <w:name w:val="macro"/>
-    <w:link w:val="147"/>
+    <w:link w:val="148"/>
     <w:unhideWhenUsed/>
     <w:qFormat/>
     <w:uiPriority w:val="99"/>
@@ -2822,7 +1613,7 @@
       <w:spacing w:after="200" w:line="276" w:lineRule="auto"/>
     </w:pPr>
     <w:rPr>
-      <w:rFonts w:ascii="Courier" w:hAnsi="Courier" w:eastAsiaTheme="minorEastAsia" w:cstheme="minorBidi"/>
+      <w:rFonts w:ascii="Noto Serif CJK SC" w:hAnsi="Noto Serif CJK SC" w:eastAsia="Noto Serif CJK SC" w:cstheme="minorBidi"/>
       <w:sz w:val="20"/>
       <w:szCs w:val="20"/>
       <w:lang w:val="en-US" w:eastAsia="en-US" w:bidi="ar-SA"/>
@@ -2838,6 +1629,9 @@
       <w:ind w:left="1080" w:hanging="360"/>
       <w:contextualSpacing/>
     </w:pPr>
+    <w:rPr>
+      <w:rFonts w:ascii="Noto Serif CJK SC" w:hAnsi="Noto Serif CJK SC" w:eastAsia="Noto Serif CJK SC"/>
+    </w:rPr>
   </w:style>
   <w:style w:type="paragraph" w:styleId="13">
     <w:name w:val="List Number 2"/>
@@ -2852,6 +1646,9 @@
       </w:numPr>
       <w:contextualSpacing/>
     </w:pPr>
+    <w:rPr>
+      <w:rFonts w:ascii="Noto Serif CJK SC" w:hAnsi="Noto Serif CJK SC" w:eastAsia="Noto Serif CJK SC"/>
+    </w:rPr>
   </w:style>
   <w:style w:type="paragraph" w:styleId="14">
     <w:name w:val="List Number"/>
@@ -2866,6 +1663,9 @@
       </w:numPr>
       <w:contextualSpacing/>
     </w:pPr>
+    <w:rPr>
+      <w:rFonts w:ascii="Noto Serif CJK SC" w:hAnsi="Noto Serif CJK SC" w:eastAsia="Noto Serif CJK SC"/>
+    </w:rPr>
   </w:style>
   <w:style w:type="paragraph" w:styleId="15">
     <w:name w:val="caption"/>
@@ -2879,6 +1679,7 @@
       <w:spacing w:line="240" w:lineRule="auto"/>
     </w:pPr>
     <w:rPr>
+      <w:rFonts w:ascii="Noto Serif CJK SC" w:hAnsi="Noto Serif CJK SC" w:eastAsia="Noto Serif CJK SC"/>
       <w:b/>
       <w:bCs/>
       <w:color w:val="4F81BD" w:themeColor="accent1"/>
@@ -2904,18 +1705,21 @@
       </w:numPr>
       <w:contextualSpacing/>
     </w:pPr>
+    <w:rPr>
+      <w:rFonts w:ascii="Noto Serif CJK SC" w:hAnsi="Noto Serif CJK SC" w:eastAsia="Noto Serif CJK SC"/>
+    </w:rPr>
   </w:style>
   <w:style w:type="paragraph" w:styleId="17">
     <w:name w:val="Body Text 3"/>
     <w:basedOn w:val="1"/>
-    <w:link w:val="146"/>
+    <w:link w:val="147"/>
     <w:unhideWhenUsed/>
-    <w:qFormat/>
     <w:uiPriority w:val="99"/>
     <w:pPr>
       <w:spacing w:after="120"/>
     </w:pPr>
     <w:rPr>
+      <w:rFonts w:ascii="Noto Serif CJK SC" w:hAnsi="Noto Serif CJK SC" w:eastAsia="Noto Serif CJK SC"/>
       <w:sz w:val="16"/>
       <w:szCs w:val="16"/>
     </w:rPr>
@@ -2933,23 +1737,28 @@
       </w:numPr>
       <w:contextualSpacing/>
     </w:pPr>
+    <w:rPr>
+      <w:rFonts w:ascii="Noto Serif CJK SC" w:hAnsi="Noto Serif CJK SC" w:eastAsia="Noto Serif CJK SC"/>
+    </w:rPr>
   </w:style>
   <w:style w:type="paragraph" w:styleId="19">
     <w:name w:val="Body Text"/>
     <w:basedOn w:val="1"/>
-    <w:link w:val="144"/>
+    <w:link w:val="145"/>
     <w:unhideWhenUsed/>
     <w:qFormat/>
     <w:uiPriority w:val="99"/>
     <w:pPr>
       <w:spacing w:after="120"/>
     </w:pPr>
+    <w:rPr>
+      <w:rFonts w:ascii="Noto Serif CJK SC" w:hAnsi="Noto Serif CJK SC" w:eastAsia="Noto Serif CJK SC"/>
+    </w:rPr>
   </w:style>
   <w:style w:type="paragraph" w:styleId="20">
     <w:name w:val="List Number 3"/>
     <w:basedOn w:val="1"/>
     <w:unhideWhenUsed/>
-    <w:qFormat/>
     <w:uiPriority w:val="99"/>
     <w:pPr>
       <w:numPr>
@@ -2958,6 +1767,9 @@
       </w:numPr>
       <w:contextualSpacing/>
     </w:pPr>
+    <w:rPr>
+      <w:rFonts w:ascii="Noto Serif CJK SC" w:hAnsi="Noto Serif CJK SC" w:eastAsia="Noto Serif CJK SC"/>
+    </w:rPr>
   </w:style>
   <w:style w:type="paragraph" w:styleId="21">
     <w:name w:val="List 2"/>
@@ -2969,6 +1781,9 @@
       <w:ind w:left="720" w:hanging="360"/>
       <w:contextualSpacing/>
     </w:pPr>
+    <w:rPr>
+      <w:rFonts w:ascii="Noto Serif CJK SC" w:hAnsi="Noto Serif CJK SC" w:eastAsia="Noto Serif CJK SC"/>
+    </w:rPr>
   </w:style>
   <w:style w:type="paragraph" w:styleId="22">
     <w:name w:val="List Continue"/>
@@ -2981,6 +1796,9 @@
       <w:ind w:left="360"/>
       <w:contextualSpacing/>
     </w:pPr>
+    <w:rPr>
+      <w:rFonts w:ascii="Noto Serif CJK SC" w:hAnsi="Noto Serif CJK SC" w:eastAsia="Noto Serif CJK SC"/>
+    </w:rPr>
   </w:style>
   <w:style w:type="paragraph" w:styleId="23">
     <w:name w:val="List Bullet 2"/>
@@ -2995,9 +1813,29 @@
       </w:numPr>
       <w:contextualSpacing/>
     </w:pPr>
+    <w:rPr>
+      <w:rFonts w:ascii="Noto Serif CJK SC" w:hAnsi="Noto Serif CJK SC" w:eastAsia="Noto Serif CJK SC"/>
+    </w:rPr>
   </w:style>
   <w:style w:type="paragraph" w:styleId="24">
     <w:name w:val="footer"/>
+    <w:basedOn w:val="1"/>
+    <w:link w:val="137"/>
+    <w:unhideWhenUsed/>
+    <w:uiPriority w:val="99"/>
+    <w:pPr>
+      <w:tabs>
+        <w:tab w:val="center" w:pos="4680"/>
+        <w:tab w:val="right" w:pos="9360"/>
+      </w:tabs>
+      <w:spacing w:after="0" w:line="240" w:lineRule="auto"/>
+    </w:pPr>
+    <w:rPr>
+      <w:rFonts w:ascii="Noto Serif CJK SC" w:hAnsi="Noto Serif CJK SC" w:eastAsia="Noto Serif CJK SC"/>
+    </w:rPr>
+  </w:style>
+  <w:style w:type="paragraph" w:styleId="25">
+    <w:name w:val="header"/>
     <w:basedOn w:val="1"/>
     <w:link w:val="136"/>
     <w:unhideWhenUsed/>
@@ -3009,26 +1847,15 @@
       </w:tabs>
       <w:spacing w:after="0" w:line="240" w:lineRule="auto"/>
     </w:pPr>
-  </w:style>
-  <w:style w:type="paragraph" w:styleId="25">
-    <w:name w:val="header"/>
-    <w:basedOn w:val="1"/>
-    <w:link w:val="135"/>
-    <w:unhideWhenUsed/>
-    <w:uiPriority w:val="99"/>
-    <w:pPr>
-      <w:tabs>
-        <w:tab w:val="center" w:pos="4680"/>
-        <w:tab w:val="right" w:pos="9360"/>
-      </w:tabs>
-      <w:spacing w:after="0" w:line="240" w:lineRule="auto"/>
-    </w:pPr>
+    <w:rPr>
+      <w:rFonts w:ascii="Noto Serif CJK SC" w:hAnsi="Noto Serif CJK SC" w:eastAsia="Noto Serif CJK SC"/>
+    </w:rPr>
   </w:style>
   <w:style w:type="paragraph" w:styleId="26">
     <w:name w:val="Subtitle"/>
     <w:basedOn w:val="1"/>
     <w:next w:val="1"/>
-    <w:link w:val="142"/>
+    <w:link w:val="143"/>
     <w:qFormat/>
     <w:uiPriority w:val="11"/>
     <w:rPr>
@@ -3056,17 +1883,23 @@
       <w:ind w:left="360" w:hanging="360"/>
       <w:contextualSpacing/>
     </w:pPr>
+    <w:rPr>
+      <w:rFonts w:ascii="Noto Serif CJK SC" w:hAnsi="Noto Serif CJK SC" w:eastAsia="Noto Serif CJK SC"/>
+    </w:rPr>
   </w:style>
   <w:style w:type="paragraph" w:styleId="28">
     <w:name w:val="Body Text 2"/>
     <w:basedOn w:val="1"/>
-    <w:link w:val="145"/>
+    <w:link w:val="146"/>
     <w:unhideWhenUsed/>
     <w:qFormat/>
     <w:uiPriority w:val="99"/>
     <w:pPr>
       <w:spacing w:after="120" w:line="480" w:lineRule="auto"/>
     </w:pPr>
+    <w:rPr>
+      <w:rFonts w:ascii="Noto Serif CJK SC" w:hAnsi="Noto Serif CJK SC" w:eastAsia="Noto Serif CJK SC"/>
+    </w:rPr>
   </w:style>
   <w:style w:type="paragraph" w:styleId="29">
     <w:name w:val="List Continue 2"/>
@@ -3079,8 +1912,28 @@
       <w:ind w:left="720"/>
       <w:contextualSpacing/>
     </w:pPr>
+    <w:rPr>
+      <w:rFonts w:ascii="Noto Serif CJK SC" w:hAnsi="Noto Serif CJK SC" w:eastAsia="Noto Serif CJK SC"/>
+    </w:rPr>
   </w:style>
   <w:style w:type="paragraph" w:styleId="30">
+    <w:name w:val="Normal (Web)"/>
+    <w:basedOn w:val="1"/>
+    <w:semiHidden/>
+    <w:unhideWhenUsed/>
+    <w:uiPriority w:val="99"/>
+    <w:pPr>
+      <w:spacing w:before="0" w:beforeAutospacing="1" w:after="0" w:afterAutospacing="1"/>
+      <w:ind w:left="0" w:right="0"/>
+      <w:jc w:val="left"/>
+    </w:pPr>
+    <w:rPr>
+      <w:kern w:val="0"/>
+      <w:sz w:val="24"/>
+      <w:lang w:val="en-US" w:eastAsia="zh-CN" w:bidi="ar"/>
+    </w:rPr>
+  </w:style>
+  <w:style w:type="paragraph" w:styleId="31">
     <w:name w:val="List Continue 3"/>
     <w:basedOn w:val="1"/>
     <w:unhideWhenUsed/>
@@ -3091,12 +1944,15 @@
       <w:ind w:left="1080"/>
       <w:contextualSpacing/>
     </w:pPr>
-  </w:style>
-  <w:style w:type="paragraph" w:styleId="31">
+    <w:rPr>
+      <w:rFonts w:ascii="Noto Serif CJK SC" w:hAnsi="Noto Serif CJK SC" w:eastAsia="Noto Serif CJK SC"/>
+    </w:rPr>
+  </w:style>
+  <w:style w:type="paragraph" w:styleId="32">
     <w:name w:val="Title"/>
     <w:basedOn w:val="1"/>
     <w:next w:val="1"/>
-    <w:link w:val="141"/>
+    <w:link w:val="142"/>
     <w:qFormat/>
     <w:uiPriority w:val="10"/>
     <w:pPr>
@@ -3108,22 +1964,24 @@
     </w:pPr>
     <w:rPr>
       <w:rFonts w:asciiTheme="majorHAnsi" w:hAnsiTheme="majorHAnsi" w:eastAsiaTheme="majorEastAsia" w:cstheme="majorBidi"/>
-      <w:b/>
       <w:color w:val="17375E" w:themeColor="text2" w:themeShade="BF"/>
       <w:spacing w:val="5"/>
       <w:kern w:val="28"/>
-      <w:sz w:val="36"/>
+      <w:sz w:val="52"/>
       <w:szCs w:val="52"/>
     </w:rPr>
   </w:style>
-  <w:style w:type="table" w:styleId="33">
+  <w:style w:type="table" w:styleId="34">
     <w:name w:val="Table Grid"/>
-    <w:basedOn w:val="32"/>
+    <w:basedOn w:val="33"/>
     <w:qFormat/>
     <w:uiPriority w:val="59"/>
     <w:pPr>
       <w:spacing w:after="0" w:line="240" w:lineRule="auto"/>
     </w:pPr>
+    <w:rPr>
+      <w:rFonts w:ascii="Noto Serif CJK SC" w:hAnsi="Noto Serif CJK SC" w:eastAsia="Noto Serif CJK SC"/>
+    </w:rPr>
     <w:tblPr>
       <w:tblBorders>
         <w:top w:val="single" w:color="auto" w:sz="4" w:space="0"/>
@@ -3141,14 +1999,16 @@
       </w:tblCellMar>
     </w:tblPr>
   </w:style>
-  <w:style w:type="table" w:styleId="34">
+  <w:style w:type="table" w:styleId="35">
     <w:name w:val="Light Shading"/>
-    <w:basedOn w:val="32"/>
+    <w:basedOn w:val="33"/>
+    <w:qFormat/>
     <w:uiPriority w:val="60"/>
     <w:pPr>
       <w:spacing w:after="0" w:line="240" w:lineRule="auto"/>
     </w:pPr>
     <w:rPr>
+      <w:rFonts w:ascii="Noto Serif CJK SC" w:hAnsi="Noto Serif CJK SC" w:eastAsia="Noto Serif CJK SC"/>
       <w:color w:val="000000" w:themeColor="text1" w:themeShade="BF"/>
     </w:rPr>
     <w:tblPr>
@@ -3240,14 +2100,16 @@
       </w:tcPr>
     </w:tblStylePr>
   </w:style>
-  <w:style w:type="table" w:styleId="35">
+  <w:style w:type="table" w:styleId="36">
     <w:name w:val="Light Shading Accent 1"/>
-    <w:basedOn w:val="32"/>
+    <w:basedOn w:val="33"/>
+    <w:qFormat/>
     <w:uiPriority w:val="60"/>
     <w:pPr>
       <w:spacing w:after="0" w:line="240" w:lineRule="auto"/>
     </w:pPr>
     <w:rPr>
+      <w:rFonts w:ascii="Noto Serif CJK SC" w:hAnsi="Noto Serif CJK SC" w:eastAsia="Noto Serif CJK SC"/>
       <w:color w:val="376092" w:themeColor="accent1" w:themeShade="BF"/>
     </w:rPr>
     <w:tblPr>
@@ -3339,14 +2201,16 @@
       </w:tcPr>
     </w:tblStylePr>
   </w:style>
-  <w:style w:type="table" w:styleId="36">
+  <w:style w:type="table" w:styleId="37">
     <w:name w:val="Light Shading Accent 2"/>
-    <w:basedOn w:val="32"/>
+    <w:basedOn w:val="33"/>
+    <w:qFormat/>
     <w:uiPriority w:val="60"/>
     <w:pPr>
       <w:spacing w:after="0" w:line="240" w:lineRule="auto"/>
     </w:pPr>
     <w:rPr>
+      <w:rFonts w:ascii="Noto Serif CJK SC" w:hAnsi="Noto Serif CJK SC" w:eastAsia="Noto Serif CJK SC"/>
       <w:color w:val="953735" w:themeColor="accent2" w:themeShade="BF"/>
     </w:rPr>
     <w:tblPr>
@@ -3438,14 +2302,15 @@
       </w:tcPr>
     </w:tblStylePr>
   </w:style>
-  <w:style w:type="table" w:styleId="37">
+  <w:style w:type="table" w:styleId="38">
     <w:name w:val="Light Shading Accent 3"/>
-    <w:basedOn w:val="32"/>
+    <w:basedOn w:val="33"/>
     <w:uiPriority w:val="60"/>
     <w:pPr>
       <w:spacing w:after="0" w:line="240" w:lineRule="auto"/>
     </w:pPr>
     <w:rPr>
+      <w:rFonts w:ascii="Noto Serif CJK SC" w:hAnsi="Noto Serif CJK SC" w:eastAsia="Noto Serif CJK SC"/>
       <w:color w:val="77933C" w:themeColor="accent3" w:themeShade="BF"/>
     </w:rPr>
     <w:tblPr>
@@ -3537,14 +2402,16 @@
       </w:tcPr>
     </w:tblStylePr>
   </w:style>
-  <w:style w:type="table" w:styleId="38">
+  <w:style w:type="table" w:styleId="39">
     <w:name w:val="Light Shading Accent 4"/>
-    <w:basedOn w:val="32"/>
+    <w:basedOn w:val="33"/>
+    <w:qFormat/>
     <w:uiPriority w:val="60"/>
     <w:pPr>
       <w:spacing w:after="0" w:line="240" w:lineRule="auto"/>
     </w:pPr>
     <w:rPr>
+      <w:rFonts w:ascii="Noto Serif CJK SC" w:hAnsi="Noto Serif CJK SC" w:eastAsia="Noto Serif CJK SC"/>
       <w:color w:val="604A7B" w:themeColor="accent4" w:themeShade="BF"/>
     </w:rPr>
     <w:tblPr>
@@ -3636,14 +2503,15 @@
       </w:tcPr>
     </w:tblStylePr>
   </w:style>
-  <w:style w:type="table" w:styleId="39">
+  <w:style w:type="table" w:styleId="40">
     <w:name w:val="Light Shading Accent 5"/>
-    <w:basedOn w:val="32"/>
+    <w:basedOn w:val="33"/>
     <w:uiPriority w:val="60"/>
     <w:pPr>
       <w:spacing w:after="0" w:line="240" w:lineRule="auto"/>
     </w:pPr>
     <w:rPr>
+      <w:rFonts w:ascii="Noto Serif CJK SC" w:hAnsi="Noto Serif CJK SC" w:eastAsia="Noto Serif CJK SC"/>
       <w:color w:val="31859C" w:themeColor="accent5" w:themeShade="BF"/>
     </w:rPr>
     <w:tblPr>
@@ -3735,14 +2603,16 @@
       </w:tcPr>
     </w:tblStylePr>
   </w:style>
-  <w:style w:type="table" w:styleId="40">
+  <w:style w:type="table" w:styleId="41">
     <w:name w:val="Light Shading Accent 6"/>
-    <w:basedOn w:val="32"/>
+    <w:basedOn w:val="33"/>
+    <w:qFormat/>
     <w:uiPriority w:val="60"/>
     <w:pPr>
       <w:spacing w:after="0" w:line="240" w:lineRule="auto"/>
     </w:pPr>
     <w:rPr>
+      <w:rFonts w:ascii="Noto Serif CJK SC" w:hAnsi="Noto Serif CJK SC" w:eastAsia="Noto Serif CJK SC"/>
       <w:color w:val="E46C0A" w:themeColor="accent6" w:themeShade="BF"/>
     </w:rPr>
     <w:tblPr>
@@ -3834,13 +2704,17 @@
       </w:tcPr>
     </w:tblStylePr>
   </w:style>
-  <w:style w:type="table" w:styleId="41">
+  <w:style w:type="table" w:styleId="42">
     <w:name w:val="Light List"/>
-    <w:basedOn w:val="32"/>
+    <w:basedOn w:val="33"/>
+    <w:qFormat/>
     <w:uiPriority w:val="61"/>
     <w:pPr>
       <w:spacing w:after="0" w:line="240" w:lineRule="auto"/>
     </w:pPr>
+    <w:rPr>
+      <w:rFonts w:ascii="Noto Serif CJK SC" w:hAnsi="Noto Serif CJK SC" w:eastAsia="Noto Serif CJK SC"/>
+    </w:rPr>
     <w:tblPr>
       <w:tblBorders>
         <w:top w:val="single" w:color="000000" w:themeColor="text1" w:sz="8" w:space="0"/>
@@ -3927,13 +2801,16 @@
       </w:tcPr>
     </w:tblStylePr>
   </w:style>
-  <w:style w:type="table" w:styleId="42">
+  <w:style w:type="table" w:styleId="43">
     <w:name w:val="Light List Accent 1"/>
-    <w:basedOn w:val="32"/>
+    <w:basedOn w:val="33"/>
     <w:uiPriority w:val="61"/>
     <w:pPr>
       <w:spacing w:after="0" w:line="240" w:lineRule="auto"/>
     </w:pPr>
+    <w:rPr>
+      <w:rFonts w:ascii="Noto Serif CJK SC" w:hAnsi="Noto Serif CJK SC" w:eastAsia="Noto Serif CJK SC"/>
+    </w:rPr>
     <w:tblPr>
       <w:tblBorders>
         <w:top w:val="single" w:color="4F81BD" w:themeColor="accent1" w:sz="8" w:space="0"/>
@@ -4020,13 +2897,17 @@
       </w:tcPr>
     </w:tblStylePr>
   </w:style>
-  <w:style w:type="table" w:styleId="43">
+  <w:style w:type="table" w:styleId="44">
     <w:name w:val="Light List Accent 2"/>
-    <w:basedOn w:val="32"/>
+    <w:basedOn w:val="33"/>
+    <w:qFormat/>
     <w:uiPriority w:val="61"/>
     <w:pPr>
       <w:spacing w:after="0" w:line="240" w:lineRule="auto"/>
     </w:pPr>
+    <w:rPr>
+      <w:rFonts w:ascii="Noto Serif CJK SC" w:hAnsi="Noto Serif CJK SC" w:eastAsia="Noto Serif CJK SC"/>
+    </w:rPr>
     <w:tblPr>
       <w:tblBorders>
         <w:top w:val="single" w:color="C0504D" w:themeColor="accent2" w:sz="8" w:space="0"/>
@@ -4113,13 +2994,16 @@
       </w:tcPr>
     </w:tblStylePr>
   </w:style>
-  <w:style w:type="table" w:styleId="44">
+  <w:style w:type="table" w:styleId="45">
     <w:name w:val="Light List Accent 3"/>
-    <w:basedOn w:val="32"/>
+    <w:basedOn w:val="33"/>
     <w:uiPriority w:val="61"/>
     <w:pPr>
       <w:spacing w:after="0" w:line="240" w:lineRule="auto"/>
     </w:pPr>
+    <w:rPr>
+      <w:rFonts w:ascii="Noto Serif CJK SC" w:hAnsi="Noto Serif CJK SC" w:eastAsia="Noto Serif CJK SC"/>
+    </w:rPr>
     <w:tblPr>
       <w:tblBorders>
         <w:top w:val="single" w:color="9BBB59" w:themeColor="accent3" w:sz="8" w:space="0"/>
@@ -4206,13 +3090,16 @@
       </w:tcPr>
     </w:tblStylePr>
   </w:style>
-  <w:style w:type="table" w:styleId="45">
+  <w:style w:type="table" w:styleId="46">
     <w:name w:val="Light List Accent 4"/>
-    <w:basedOn w:val="32"/>
+    <w:basedOn w:val="33"/>
     <w:uiPriority w:val="61"/>
     <w:pPr>
       <w:spacing w:after="0" w:line="240" w:lineRule="auto"/>
     </w:pPr>
+    <w:rPr>
+      <w:rFonts w:ascii="Noto Serif CJK SC" w:hAnsi="Noto Serif CJK SC" w:eastAsia="Noto Serif CJK SC"/>
+    </w:rPr>
     <w:tblPr>
       <w:tblBorders>
         <w:top w:val="single" w:color="8064A2" w:themeColor="accent4" w:sz="8" w:space="0"/>
@@ -4299,13 +3186,16 @@
       </w:tcPr>
     </w:tblStylePr>
   </w:style>
-  <w:style w:type="table" w:styleId="46">
+  <w:style w:type="table" w:styleId="47">
     <w:name w:val="Light List Accent 5"/>
-    <w:basedOn w:val="32"/>
+    <w:basedOn w:val="33"/>
     <w:uiPriority w:val="61"/>
     <w:pPr>
       <w:spacing w:after="0" w:line="240" w:lineRule="auto"/>
     </w:pPr>
+    <w:rPr>
+      <w:rFonts w:ascii="Noto Serif CJK SC" w:hAnsi="Noto Serif CJK SC" w:eastAsia="Noto Serif CJK SC"/>
+    </w:rPr>
     <w:tblPr>
       <w:tblBorders>
         <w:top w:val="single" w:color="4BACC6" w:themeColor="accent5" w:sz="8" w:space="0"/>
@@ -4392,13 +3282,16 @@
       </w:tcPr>
     </w:tblStylePr>
   </w:style>
-  <w:style w:type="table" w:styleId="47">
+  <w:style w:type="table" w:styleId="48">
     <w:name w:val="Light List Accent 6"/>
-    <w:basedOn w:val="32"/>
+    <w:basedOn w:val="33"/>
     <w:uiPriority w:val="61"/>
     <w:pPr>
       <w:spacing w:after="0" w:line="240" w:lineRule="auto"/>
     </w:pPr>
+    <w:rPr>
+      <w:rFonts w:ascii="Noto Serif CJK SC" w:hAnsi="Noto Serif CJK SC" w:eastAsia="Noto Serif CJK SC"/>
+    </w:rPr>
     <w:tblPr>
       <w:tblBorders>
         <w:top w:val="single" w:color="F79646" w:themeColor="accent6" w:sz="8" w:space="0"/>
@@ -4485,13 +3378,16 @@
       </w:tcPr>
     </w:tblStylePr>
   </w:style>
-  <w:style w:type="table" w:styleId="48">
+  <w:style w:type="table" w:styleId="49">
     <w:name w:val="Light Grid"/>
-    <w:basedOn w:val="32"/>
+    <w:basedOn w:val="33"/>
     <w:uiPriority w:val="62"/>
     <w:pPr>
       <w:spacing w:after="0" w:line="240" w:lineRule="auto"/>
     </w:pPr>
+    <w:rPr>
+      <w:rFonts w:ascii="Noto Serif CJK SC" w:hAnsi="Noto Serif CJK SC" w:eastAsia="Noto Serif CJK SC"/>
+    </w:rPr>
     <w:tblPr>
       <w:tblBorders>
         <w:top w:val="single" w:color="000000" w:themeColor="text1" w:sz="8" w:space="0"/>
@@ -4611,13 +3507,16 @@
       </w:tcPr>
     </w:tblStylePr>
   </w:style>
-  <w:style w:type="table" w:styleId="49">
+  <w:style w:type="table" w:styleId="50">
     <w:name w:val="Light Grid Accent 1"/>
-    <w:basedOn w:val="32"/>
+    <w:basedOn w:val="33"/>
     <w:uiPriority w:val="62"/>
     <w:pPr>
       <w:spacing w:after="0" w:line="240" w:lineRule="auto"/>
     </w:pPr>
+    <w:rPr>
+      <w:rFonts w:ascii="Noto Serif CJK SC" w:hAnsi="Noto Serif CJK SC" w:eastAsia="Noto Serif CJK SC"/>
+    </w:rPr>
     <w:tblPr>
       <w:tblBorders>
         <w:top w:val="single" w:color="4F81BD" w:themeColor="accent1" w:sz="8" w:space="0"/>
@@ -4737,13 +3636,17 @@
       </w:tcPr>
     </w:tblStylePr>
   </w:style>
-  <w:style w:type="table" w:styleId="50">
+  <w:style w:type="table" w:styleId="51">
     <w:name w:val="Light Grid Accent 2"/>
-    <w:basedOn w:val="32"/>
+    <w:basedOn w:val="33"/>
+    <w:qFormat/>
     <w:uiPriority w:val="62"/>
     <w:pPr>
       <w:spacing w:after="0" w:line="240" w:lineRule="auto"/>
     </w:pPr>
+    <w:rPr>
+      <w:rFonts w:ascii="Noto Serif CJK SC" w:hAnsi="Noto Serif CJK SC" w:eastAsia="Noto Serif CJK SC"/>
+    </w:rPr>
     <w:tblPr>
       <w:tblBorders>
         <w:top w:val="single" w:color="C0504D" w:themeColor="accent2" w:sz="8" w:space="0"/>
@@ -4863,13 +3766,17 @@
       </w:tcPr>
     </w:tblStylePr>
   </w:style>
-  <w:style w:type="table" w:styleId="51">
+  <w:style w:type="table" w:styleId="52">
     <w:name w:val="Light Grid Accent 3"/>
-    <w:basedOn w:val="32"/>
+    <w:basedOn w:val="33"/>
+    <w:qFormat/>
     <w:uiPriority w:val="62"/>
     <w:pPr>
       <w:spacing w:after="0" w:line="240" w:lineRule="auto"/>
     </w:pPr>
+    <w:rPr>
+      <w:rFonts w:ascii="Noto Serif CJK SC" w:hAnsi="Noto Serif CJK SC" w:eastAsia="Noto Serif CJK SC"/>
+    </w:rPr>
     <w:tblPr>
       <w:tblBorders>
         <w:top w:val="single" w:color="9BBB59" w:themeColor="accent3" w:sz="8" w:space="0"/>
@@ -4989,13 +3896,17 @@
       </w:tcPr>
     </w:tblStylePr>
   </w:style>
-  <w:style w:type="table" w:styleId="52">
+  <w:style w:type="table" w:styleId="53">
     <w:name w:val="Light Grid Accent 4"/>
-    <w:basedOn w:val="32"/>
+    <w:basedOn w:val="33"/>
+    <w:qFormat/>
     <w:uiPriority w:val="62"/>
     <w:pPr>
       <w:spacing w:after="0" w:line="240" w:lineRule="auto"/>
     </w:pPr>
+    <w:rPr>
+      <w:rFonts w:ascii="Noto Serif CJK SC" w:hAnsi="Noto Serif CJK SC" w:eastAsia="Noto Serif CJK SC"/>
+    </w:rPr>
     <w:tblPr>
       <w:tblBorders>
         <w:top w:val="single" w:color="8064A2" w:themeColor="accent4" w:sz="8" w:space="0"/>
@@ -5115,13 +4026,17 @@
       </w:tcPr>
     </w:tblStylePr>
   </w:style>
-  <w:style w:type="table" w:styleId="53">
+  <w:style w:type="table" w:styleId="54">
     <w:name w:val="Light Grid Accent 5"/>
-    <w:basedOn w:val="32"/>
+    <w:basedOn w:val="33"/>
+    <w:qFormat/>
     <w:uiPriority w:val="62"/>
     <w:pPr>
       <w:spacing w:after="0" w:line="240" w:lineRule="auto"/>
     </w:pPr>
+    <w:rPr>
+      <w:rFonts w:ascii="Noto Serif CJK SC" w:hAnsi="Noto Serif CJK SC" w:eastAsia="Noto Serif CJK SC"/>
+    </w:rPr>
     <w:tblPr>
       <w:tblBorders>
         <w:top w:val="single" w:color="4BACC6" w:themeColor="accent5" w:sz="8" w:space="0"/>
@@ -5241,13 +4156,17 @@
       </w:tcPr>
     </w:tblStylePr>
   </w:style>
-  <w:style w:type="table" w:styleId="54">
+  <w:style w:type="table" w:styleId="55">
     <w:name w:val="Light Grid Accent 6"/>
-    <w:basedOn w:val="32"/>
+    <w:basedOn w:val="33"/>
+    <w:qFormat/>
     <w:uiPriority w:val="62"/>
     <w:pPr>
       <w:spacing w:after="0" w:line="240" w:lineRule="auto"/>
     </w:pPr>
+    <w:rPr>
+      <w:rFonts w:ascii="Noto Serif CJK SC" w:hAnsi="Noto Serif CJK SC" w:eastAsia="Noto Serif CJK SC"/>
+    </w:rPr>
     <w:tblPr>
       <w:tblBorders>
         <w:top w:val="single" w:color="F79646" w:themeColor="accent6" w:sz="8" w:space="0"/>
@@ -5367,13 +4286,17 @@
       </w:tcPr>
     </w:tblStylePr>
   </w:style>
-  <w:style w:type="table" w:styleId="55">
+  <w:style w:type="table" w:styleId="56">
     <w:name w:val="Medium Shading 1"/>
-    <w:basedOn w:val="32"/>
+    <w:basedOn w:val="33"/>
+    <w:qFormat/>
     <w:uiPriority w:val="63"/>
     <w:pPr>
       <w:spacing w:after="0" w:line="240" w:lineRule="auto"/>
     </w:pPr>
+    <w:rPr>
+      <w:rFonts w:ascii="Noto Serif CJK SC" w:hAnsi="Noto Serif CJK SC" w:eastAsia="Noto Serif CJK SC"/>
+    </w:rPr>
     <w:tblPr>
       <w:tblBorders>
         <w:top w:val="single" w:color="3F3F3F" w:themeColor="text1" w:themeTint="BF" w:sz="8" w:space="0"/>
@@ -5474,13 +4397,17 @@
       </w:tcPr>
     </w:tblStylePr>
   </w:style>
-  <w:style w:type="table" w:styleId="56">
+  <w:style w:type="table" w:styleId="57">
     <w:name w:val="Medium Shading 1 Accent 1"/>
-    <w:basedOn w:val="32"/>
+    <w:basedOn w:val="33"/>
+    <w:qFormat/>
     <w:uiPriority w:val="63"/>
     <w:pPr>
       <w:spacing w:after="0" w:line="240" w:lineRule="auto"/>
     </w:pPr>
+    <w:rPr>
+      <w:rFonts w:ascii="Noto Serif CJK SC" w:hAnsi="Noto Serif CJK SC" w:eastAsia="Noto Serif CJK SC"/>
+    </w:rPr>
     <w:tblPr>
       <w:tblBorders>
         <w:top w:val="single" w:color="7BA0CD" w:themeColor="accent1" w:themeTint="BF" w:sz="8" w:space="0"/>
@@ -5581,13 +4508,17 @@
       </w:tcPr>
     </w:tblStylePr>
   </w:style>
-  <w:style w:type="table" w:styleId="57">
+  <w:style w:type="table" w:styleId="58">
     <w:name w:val="Medium Shading 1 Accent 2"/>
-    <w:basedOn w:val="32"/>
+    <w:basedOn w:val="33"/>
+    <w:qFormat/>
     <w:uiPriority w:val="63"/>
     <w:pPr>
       <w:spacing w:after="0" w:line="240" w:lineRule="auto"/>
     </w:pPr>
+    <w:rPr>
+      <w:rFonts w:ascii="Noto Serif CJK SC" w:hAnsi="Noto Serif CJK SC" w:eastAsia="Noto Serif CJK SC"/>
+    </w:rPr>
     <w:tblPr>
       <w:tblBorders>
         <w:top w:val="single" w:color="CF7B79" w:themeColor="accent2" w:themeTint="BF" w:sz="8" w:space="0"/>
@@ -5688,13 +4619,17 @@
       </w:tcPr>
     </w:tblStylePr>
   </w:style>
-  <w:style w:type="table" w:styleId="58">
+  <w:style w:type="table" w:styleId="59">
     <w:name w:val="Medium Shading 1 Accent 3"/>
-    <w:basedOn w:val="32"/>
+    <w:basedOn w:val="33"/>
+    <w:qFormat/>
     <w:uiPriority w:val="63"/>
     <w:pPr>
       <w:spacing w:after="0" w:line="240" w:lineRule="auto"/>
     </w:pPr>
+    <w:rPr>
+      <w:rFonts w:ascii="Noto Serif CJK SC" w:hAnsi="Noto Serif CJK SC" w:eastAsia="Noto Serif CJK SC"/>
+    </w:rPr>
     <w:tblPr>
       <w:tblBorders>
         <w:top w:val="single" w:color="B4CC82" w:themeColor="accent3" w:themeTint="BF" w:sz="8" w:space="0"/>
@@ -5795,13 +4730,17 @@
       </w:tcPr>
     </w:tblStylePr>
   </w:style>
-  <w:style w:type="table" w:styleId="59">
+  <w:style w:type="table" w:styleId="60">
     <w:name w:val="Medium Shading 1 Accent 4"/>
-    <w:basedOn w:val="32"/>
+    <w:basedOn w:val="33"/>
+    <w:qFormat/>
     <w:uiPriority w:val="63"/>
     <w:pPr>
       <w:spacing w:after="0" w:line="240" w:lineRule="auto"/>
     </w:pPr>
+    <w:rPr>
+      <w:rFonts w:ascii="Noto Serif CJK SC" w:hAnsi="Noto Serif CJK SC" w:eastAsia="Noto Serif CJK SC"/>
+    </w:rPr>
     <w:tblPr>
       <w:tblBorders>
         <w:top w:val="single" w:color="9F8AB9" w:themeColor="accent4" w:themeTint="BF" w:sz="8" w:space="0"/>
@@ -5902,13 +4841,17 @@
       </w:tcPr>
     </w:tblStylePr>
   </w:style>
-  <w:style w:type="table" w:styleId="60">
+  <w:style w:type="table" w:styleId="61">
     <w:name w:val="Medium Shading 1 Accent 5"/>
-    <w:basedOn w:val="32"/>
+    <w:basedOn w:val="33"/>
+    <w:qFormat/>
     <w:uiPriority w:val="63"/>
     <w:pPr>
       <w:spacing w:after="0" w:line="240" w:lineRule="auto"/>
     </w:pPr>
+    <w:rPr>
+      <w:rFonts w:ascii="Noto Serif CJK SC" w:hAnsi="Noto Serif CJK SC" w:eastAsia="Noto Serif CJK SC"/>
+    </w:rPr>
     <w:tblPr>
       <w:tblBorders>
         <w:top w:val="single" w:color="78C0D4" w:themeColor="accent5" w:themeTint="BF" w:sz="8" w:space="0"/>
@@ -6009,13 +4952,17 @@
       </w:tcPr>
     </w:tblStylePr>
   </w:style>
-  <w:style w:type="table" w:styleId="61">
+  <w:style w:type="table" w:styleId="62">
     <w:name w:val="Medium Shading 1 Accent 6"/>
-    <w:basedOn w:val="32"/>
+    <w:basedOn w:val="33"/>
+    <w:qFormat/>
     <w:uiPriority w:val="63"/>
     <w:pPr>
       <w:spacing w:after="0" w:line="240" w:lineRule="auto"/>
     </w:pPr>
+    <w:rPr>
+      <w:rFonts w:ascii="Noto Serif CJK SC" w:hAnsi="Noto Serif CJK SC" w:eastAsia="Noto Serif CJK SC"/>
+    </w:rPr>
     <w:tblPr>
       <w:tblBorders>
         <w:top w:val="single" w:color="F9B074" w:themeColor="accent6" w:themeTint="BF" w:sz="8" w:space="0"/>
@@ -6116,13 +5063,17 @@
       </w:tcPr>
     </w:tblStylePr>
   </w:style>
-  <w:style w:type="table" w:styleId="62">
+  <w:style w:type="table" w:styleId="63">
     <w:name w:val="Medium Shading 2"/>
-    <w:basedOn w:val="32"/>
+    <w:basedOn w:val="33"/>
+    <w:qFormat/>
     <w:uiPriority w:val="64"/>
     <w:pPr>
       <w:spacing w:after="0" w:line="240" w:lineRule="auto"/>
     </w:pPr>
+    <w:rPr>
+      <w:rFonts w:ascii="Noto Serif CJK SC" w:hAnsi="Noto Serif CJK SC" w:eastAsia="Noto Serif CJK SC"/>
+    </w:rPr>
     <w:tblPr>
       <w:tblBorders>
         <w:top w:val="single" w:color="auto" w:sz="18" w:space="0"/>
@@ -6281,13 +5232,17 @@
       </w:tcPr>
     </w:tblStylePr>
   </w:style>
-  <w:style w:type="table" w:styleId="63">
+  <w:style w:type="table" w:styleId="64">
     <w:name w:val="Medium Shading 2 Accent 1"/>
-    <w:basedOn w:val="32"/>
+    <w:basedOn w:val="33"/>
+    <w:qFormat/>
     <w:uiPriority w:val="64"/>
     <w:pPr>
       <w:spacing w:after="0" w:line="240" w:lineRule="auto"/>
     </w:pPr>
+    <w:rPr>
+      <w:rFonts w:ascii="Noto Serif CJK SC" w:hAnsi="Noto Serif CJK SC" w:eastAsia="Noto Serif CJK SC"/>
+    </w:rPr>
     <w:tblPr>
       <w:tblBorders>
         <w:top w:val="single" w:color="auto" w:sz="18" w:space="0"/>
@@ -6446,13 +5401,17 @@
       </w:tcPr>
     </w:tblStylePr>
   </w:style>
-  <w:style w:type="table" w:styleId="64">
+  <w:style w:type="table" w:styleId="65">
     <w:name w:val="Medium Shading 2 Accent 2"/>
-    <w:basedOn w:val="32"/>
+    <w:basedOn w:val="33"/>
+    <w:qFormat/>
     <w:uiPriority w:val="64"/>
     <w:pPr>
       <w:spacing w:after="0" w:line="240" w:lineRule="auto"/>
     </w:pPr>
+    <w:rPr>
+      <w:rFonts w:ascii="Noto Serif CJK SC" w:hAnsi="Noto Serif CJK SC" w:eastAsia="Noto Serif CJK SC"/>
+    </w:rPr>
     <w:tblPr>
       <w:tblBorders>
         <w:top w:val="single" w:color="auto" w:sz="18" w:space="0"/>
@@ -6611,13 +5570,17 @@
       </w:tcPr>
     </w:tblStylePr>
   </w:style>
-  <w:style w:type="table" w:styleId="65">
+  <w:style w:type="table" w:styleId="66">
     <w:name w:val="Medium Shading 2 Accent 3"/>
-    <w:basedOn w:val="32"/>
+    <w:basedOn w:val="33"/>
+    <w:qFormat/>
     <w:uiPriority w:val="64"/>
     <w:pPr>
       <w:spacing w:after="0" w:line="240" w:lineRule="auto"/>
     </w:pPr>
+    <w:rPr>
+      <w:rFonts w:ascii="Noto Serif CJK SC" w:hAnsi="Noto Serif CJK SC" w:eastAsia="Noto Serif CJK SC"/>
+    </w:rPr>
     <w:tblPr>
       <w:tblBorders>
         <w:top w:val="single" w:color="auto" w:sz="18" w:space="0"/>
@@ -6776,13 +5739,17 @@
       </w:tcPr>
     </w:tblStylePr>
   </w:style>
-  <w:style w:type="table" w:styleId="66">
+  <w:style w:type="table" w:styleId="67">
     <w:name w:val="Medium Shading 2 Accent 4"/>
-    <w:basedOn w:val="32"/>
+    <w:basedOn w:val="33"/>
+    <w:qFormat/>
     <w:uiPriority w:val="64"/>
     <w:pPr>
       <w:spacing w:after="0" w:line="240" w:lineRule="auto"/>
     </w:pPr>
+    <w:rPr>
+      <w:rFonts w:ascii="Noto Serif CJK SC" w:hAnsi="Noto Serif CJK SC" w:eastAsia="Noto Serif CJK SC"/>
+    </w:rPr>
     <w:tblPr>
       <w:tblBorders>
         <w:top w:val="single" w:color="auto" w:sz="18" w:space="0"/>
@@ -6941,13 +5908,17 @@
       </w:tcPr>
     </w:tblStylePr>
   </w:style>
-  <w:style w:type="table" w:styleId="67">
+  <w:style w:type="table" w:styleId="68">
     <w:name w:val="Medium Shading 2 Accent 5"/>
-    <w:basedOn w:val="32"/>
+    <w:basedOn w:val="33"/>
+    <w:qFormat/>
     <w:uiPriority w:val="64"/>
     <w:pPr>
       <w:spacing w:after="0" w:line="240" w:lineRule="auto"/>
     </w:pPr>
+    <w:rPr>
+      <w:rFonts w:ascii="Noto Serif CJK SC" w:hAnsi="Noto Serif CJK SC" w:eastAsia="Noto Serif CJK SC"/>
+    </w:rPr>
     <w:tblPr>
       <w:tblBorders>
         <w:top w:val="single" w:color="auto" w:sz="18" w:space="0"/>
@@ -7106,13 +6077,17 @@
       </w:tcPr>
     </w:tblStylePr>
   </w:style>
-  <w:style w:type="table" w:styleId="68">
+  <w:style w:type="table" w:styleId="69">
     <w:name w:val="Medium Shading 2 Accent 6"/>
-    <w:basedOn w:val="32"/>
+    <w:basedOn w:val="33"/>
+    <w:qFormat/>
     <w:uiPriority w:val="64"/>
     <w:pPr>
       <w:spacing w:after="0" w:line="240" w:lineRule="auto"/>
     </w:pPr>
+    <w:rPr>
+      <w:rFonts w:ascii="Noto Serif CJK SC" w:hAnsi="Noto Serif CJK SC" w:eastAsia="Noto Serif CJK SC"/>
+    </w:rPr>
     <w:tblPr>
       <w:tblBorders>
         <w:top w:val="single" w:color="auto" w:sz="18" w:space="0"/>
@@ -7271,14 +6246,16 @@
       </w:tcPr>
     </w:tblStylePr>
   </w:style>
-  <w:style w:type="table" w:styleId="69">
+  <w:style w:type="table" w:styleId="70">
     <w:name w:val="Medium List 1"/>
-    <w:basedOn w:val="32"/>
+    <w:basedOn w:val="33"/>
+    <w:qFormat/>
     <w:uiPriority w:val="65"/>
     <w:pPr>
       <w:spacing w:after="0" w:line="240" w:lineRule="auto"/>
     </w:pPr>
     <w:rPr>
+      <w:rFonts w:ascii="Noto Serif CJK SC" w:hAnsi="Noto Serif CJK SC" w:eastAsia="Noto Serif CJK SC"/>
       <w:color w:val="000000" w:themeColor="text1"/>
       <w14:textFill>
         <w14:solidFill>
@@ -7361,14 +6338,16 @@
       </w:tcPr>
     </w:tblStylePr>
   </w:style>
-  <w:style w:type="table" w:styleId="70">
+  <w:style w:type="table" w:styleId="71">
     <w:name w:val="Medium List 1 Accent 1"/>
-    <w:basedOn w:val="32"/>
+    <w:basedOn w:val="33"/>
+    <w:qFormat/>
     <w:uiPriority w:val="65"/>
     <w:pPr>
       <w:spacing w:after="0" w:line="240" w:lineRule="auto"/>
     </w:pPr>
     <w:rPr>
+      <w:rFonts w:ascii="Noto Serif CJK SC" w:hAnsi="Noto Serif CJK SC" w:eastAsia="Noto Serif CJK SC"/>
       <w:color w:val="000000" w:themeColor="text1"/>
       <w14:textFill>
         <w14:solidFill>
@@ -7451,14 +6430,16 @@
       </w:tcPr>
     </w:tblStylePr>
   </w:style>
-  <w:style w:type="table" w:styleId="71">
+  <w:style w:type="table" w:styleId="72">
     <w:name w:val="Medium List 1 Accent 2"/>
-    <w:basedOn w:val="32"/>
+    <w:basedOn w:val="33"/>
+    <w:qFormat/>
     <w:uiPriority w:val="65"/>
     <w:pPr>
       <w:spacing w:after="0" w:line="240" w:lineRule="auto"/>
     </w:pPr>
     <w:rPr>
+      <w:rFonts w:ascii="Noto Serif CJK SC" w:hAnsi="Noto Serif CJK SC" w:eastAsia="Noto Serif CJK SC"/>
       <w:color w:val="000000" w:themeColor="text1"/>
       <w14:textFill>
         <w14:solidFill>
@@ -7541,14 +6522,16 @@
       </w:tcPr>
     </w:tblStylePr>
   </w:style>
-  <w:style w:type="table" w:styleId="72">
+  <w:style w:type="table" w:styleId="73">
     <w:name w:val="Medium List 1 Accent 3"/>
-    <w:basedOn w:val="32"/>
+    <w:basedOn w:val="33"/>
+    <w:qFormat/>
     <w:uiPriority w:val="65"/>
     <w:pPr>
       <w:spacing w:after="0" w:line="240" w:lineRule="auto"/>
     </w:pPr>
     <w:rPr>
+      <w:rFonts w:ascii="Noto Serif CJK SC" w:hAnsi="Noto Serif CJK SC" w:eastAsia="Noto Serif CJK SC"/>
       <w:color w:val="000000" w:themeColor="text1"/>
       <w14:textFill>
         <w14:solidFill>
@@ -7631,14 +6614,16 @@
       </w:tcPr>
     </w:tblStylePr>
   </w:style>
-  <w:style w:type="table" w:styleId="73">
+  <w:style w:type="table" w:styleId="74">
     <w:name w:val="Medium List 1 Accent 4"/>
-    <w:basedOn w:val="32"/>
+    <w:basedOn w:val="33"/>
+    <w:qFormat/>
     <w:uiPriority w:val="65"/>
     <w:pPr>
       <w:spacing w:after="0" w:line="240" w:lineRule="auto"/>
     </w:pPr>
     <w:rPr>
+      <w:rFonts w:ascii="Noto Serif CJK SC" w:hAnsi="Noto Serif CJK SC" w:eastAsia="Noto Serif CJK SC"/>
       <w:color w:val="000000" w:themeColor="text1"/>
       <w14:textFill>
         <w14:solidFill>
@@ -7721,14 +6706,16 @@
       </w:tcPr>
     </w:tblStylePr>
   </w:style>
-  <w:style w:type="table" w:styleId="74">
+  <w:style w:type="table" w:styleId="75">
     <w:name w:val="Medium List 1 Accent 5"/>
-    <w:basedOn w:val="32"/>
+    <w:basedOn w:val="33"/>
+    <w:qFormat/>
     <w:uiPriority w:val="65"/>
     <w:pPr>
       <w:spacing w:after="0" w:line="240" w:lineRule="auto"/>
     </w:pPr>
     <w:rPr>
+      <w:rFonts w:ascii="Noto Serif CJK SC" w:hAnsi="Noto Serif CJK SC" w:eastAsia="Noto Serif CJK SC"/>
       <w:color w:val="000000" w:themeColor="text1"/>
       <w14:textFill>
         <w14:solidFill>
@@ -7811,14 +6798,16 @@
       </w:tcPr>
     </w:tblStylePr>
   </w:style>
-  <w:style w:type="table" w:styleId="75">
+  <w:style w:type="table" w:styleId="76">
     <w:name w:val="Medium List 1 Accent 6"/>
-    <w:basedOn w:val="32"/>
+    <w:basedOn w:val="33"/>
+    <w:qFormat/>
     <w:uiPriority w:val="65"/>
     <w:pPr>
       <w:spacing w:after="0" w:line="240" w:lineRule="auto"/>
     </w:pPr>
     <w:rPr>
+      <w:rFonts w:ascii="Noto Serif CJK SC" w:hAnsi="Noto Serif CJK SC" w:eastAsia="Noto Serif CJK SC"/>
       <w:color w:val="000000" w:themeColor="text1"/>
       <w14:textFill>
         <w14:solidFill>
@@ -7901,9 +6890,10 @@
       </w:tcPr>
     </w:tblStylePr>
   </w:style>
-  <w:style w:type="table" w:styleId="76">
+  <w:style w:type="table" w:styleId="77">
     <w:name w:val="Medium List 2"/>
-    <w:basedOn w:val="32"/>
+    <w:basedOn w:val="33"/>
+    <w:qFormat/>
     <w:uiPriority w:val="66"/>
     <w:pPr>
       <w:spacing w:after="0" w:line="240" w:lineRule="auto"/>
@@ -8030,9 +7020,10 @@
       </w:tcPr>
     </w:tblStylePr>
   </w:style>
-  <w:style w:type="table" w:styleId="77">
+  <w:style w:type="table" w:styleId="78">
     <w:name w:val="Medium List 2 Accent 1"/>
-    <w:basedOn w:val="32"/>
+    <w:basedOn w:val="33"/>
+    <w:qFormat/>
     <w:uiPriority w:val="66"/>
     <w:pPr>
       <w:spacing w:after="0" w:line="240" w:lineRule="auto"/>
@@ -8159,9 +7150,10 @@
       </w:tcPr>
     </w:tblStylePr>
   </w:style>
-  <w:style w:type="table" w:styleId="78">
+  <w:style w:type="table" w:styleId="79">
     <w:name w:val="Medium List 2 Accent 2"/>
-    <w:basedOn w:val="32"/>
+    <w:basedOn w:val="33"/>
+    <w:qFormat/>
     <w:uiPriority w:val="66"/>
     <w:pPr>
       <w:spacing w:after="0" w:line="240" w:lineRule="auto"/>
@@ -8288,9 +7280,10 @@
       </w:tcPr>
     </w:tblStylePr>
   </w:style>
-  <w:style w:type="table" w:styleId="79">
+  <w:style w:type="table" w:styleId="80">
     <w:name w:val="Medium List 2 Accent 3"/>
-    <w:basedOn w:val="32"/>
+    <w:basedOn w:val="33"/>
+    <w:qFormat/>
     <w:uiPriority w:val="66"/>
     <w:pPr>
       <w:spacing w:after="0" w:line="240" w:lineRule="auto"/>
@@ -8417,9 +7410,10 @@
       </w:tcPr>
     </w:tblStylePr>
   </w:style>
-  <w:style w:type="table" w:styleId="80">
+  <w:style w:type="table" w:styleId="81">
     <w:name w:val="Medium List 2 Accent 4"/>
-    <w:basedOn w:val="32"/>
+    <w:basedOn w:val="33"/>
+    <w:qFormat/>
     <w:uiPriority w:val="66"/>
     <w:pPr>
       <w:spacing w:after="0" w:line="240" w:lineRule="auto"/>
@@ -8546,9 +7540,10 @@
       </w:tcPr>
     </w:tblStylePr>
   </w:style>
-  <w:style w:type="table" w:styleId="81">
+  <w:style w:type="table" w:styleId="82">
     <w:name w:val="Medium List 2 Accent 5"/>
-    <w:basedOn w:val="32"/>
+    <w:basedOn w:val="33"/>
+    <w:qFormat/>
     <w:uiPriority w:val="66"/>
     <w:pPr>
       <w:spacing w:after="0" w:line="240" w:lineRule="auto"/>
@@ -8675,9 +7670,10 @@
       </w:tcPr>
     </w:tblStylePr>
   </w:style>
-  <w:style w:type="table" w:styleId="82">
+  <w:style w:type="table" w:styleId="83">
     <w:name w:val="Medium List 2 Accent 6"/>
-    <w:basedOn w:val="32"/>
+    <w:basedOn w:val="33"/>
+    <w:qFormat/>
     <w:uiPriority w:val="66"/>
     <w:pPr>
       <w:spacing w:after="0" w:line="240" w:lineRule="auto"/>
@@ -8804,13 +7800,17 @@
       </w:tcPr>
     </w:tblStylePr>
   </w:style>
-  <w:style w:type="table" w:styleId="83">
+  <w:style w:type="table" w:styleId="84">
     <w:name w:val="Medium Grid 1"/>
-    <w:basedOn w:val="32"/>
+    <w:basedOn w:val="33"/>
+    <w:qFormat/>
     <w:uiPriority w:val="67"/>
     <w:pPr>
       <w:spacing w:after="0" w:line="240" w:lineRule="auto"/>
     </w:pPr>
+    <w:rPr>
+      <w:rFonts w:ascii="Noto Serif CJK SC" w:hAnsi="Noto Serif CJK SC" w:eastAsia="Noto Serif CJK SC"/>
+    </w:rPr>
     <w:tblPr>
       <w:tblBorders>
         <w:top w:val="single" w:color="3F3F3F" w:themeColor="text1" w:themeTint="BF" w:sz="8" w:space="0"/>
@@ -8873,13 +7873,17 @@
       </w:tcPr>
     </w:tblStylePr>
   </w:style>
-  <w:style w:type="table" w:styleId="84">
+  <w:style w:type="table" w:styleId="85">
     <w:name w:val="Medium Grid 1 Accent 1"/>
-    <w:basedOn w:val="32"/>
+    <w:basedOn w:val="33"/>
+    <w:qFormat/>
     <w:uiPriority w:val="67"/>
     <w:pPr>
       <w:spacing w:after="0" w:line="240" w:lineRule="auto"/>
     </w:pPr>
+    <w:rPr>
+      <w:rFonts w:ascii="Noto Serif CJK SC" w:hAnsi="Noto Serif CJK SC" w:eastAsia="Noto Serif CJK SC"/>
+    </w:rPr>
     <w:tblPr>
       <w:tblBorders>
         <w:top w:val="single" w:color="7BA0CD" w:themeColor="accent1" w:themeTint="BF" w:sz="8" w:space="0"/>
@@ -8942,13 +7946,17 @@
       </w:tcPr>
     </w:tblStylePr>
   </w:style>
-  <w:style w:type="table" w:styleId="85">
+  <w:style w:type="table" w:styleId="86">
     <w:name w:val="Medium Grid 1 Accent 2"/>
-    <w:basedOn w:val="32"/>
+    <w:basedOn w:val="33"/>
+    <w:qFormat/>
     <w:uiPriority w:val="67"/>
     <w:pPr>
       <w:spacing w:after="0" w:line="240" w:lineRule="auto"/>
     </w:pPr>
+    <w:rPr>
+      <w:rFonts w:ascii="Noto Serif CJK SC" w:hAnsi="Noto Serif CJK SC" w:eastAsia="Noto Serif CJK SC"/>
+    </w:rPr>
     <w:tblPr>
       <w:tblBorders>
         <w:top w:val="single" w:color="CF7B79" w:themeColor="accent2" w:themeTint="BF" w:sz="8" w:space="0"/>
@@ -9011,13 +8019,17 @@
       </w:tcPr>
     </w:tblStylePr>
   </w:style>
-  <w:style w:type="table" w:styleId="86">
+  <w:style w:type="table" w:styleId="87">
     <w:name w:val="Medium Grid 1 Accent 3"/>
-    <w:basedOn w:val="32"/>
+    <w:basedOn w:val="33"/>
+    <w:qFormat/>
     <w:uiPriority w:val="67"/>
     <w:pPr>
       <w:spacing w:after="0" w:line="240" w:lineRule="auto"/>
     </w:pPr>
+    <w:rPr>
+      <w:rFonts w:ascii="Noto Serif CJK SC" w:hAnsi="Noto Serif CJK SC" w:eastAsia="Noto Serif CJK SC"/>
+    </w:rPr>
     <w:tblPr>
       <w:tblBorders>
         <w:top w:val="single" w:color="B4CC82" w:themeColor="accent3" w:themeTint="BF" w:sz="8" w:space="0"/>
@@ -9080,13 +8092,17 @@
       </w:tcPr>
     </w:tblStylePr>
   </w:style>
-  <w:style w:type="table" w:styleId="87">
+  <w:style w:type="table" w:styleId="88">
     <w:name w:val="Medium Grid 1 Accent 4"/>
-    <w:basedOn w:val="32"/>
+    <w:basedOn w:val="33"/>
+    <w:qFormat/>
     <w:uiPriority w:val="67"/>
     <w:pPr>
       <w:spacing w:after="0" w:line="240" w:lineRule="auto"/>
     </w:pPr>
+    <w:rPr>
+      <w:rFonts w:ascii="Noto Serif CJK SC" w:hAnsi="Noto Serif CJK SC" w:eastAsia="Noto Serif CJK SC"/>
+    </w:rPr>
     <w:tblPr>
       <w:tblBorders>
         <w:top w:val="single" w:color="9F8AB9" w:themeColor="accent4" w:themeTint="BF" w:sz="8" w:space="0"/>
@@ -9149,13 +8165,17 @@
       </w:tcPr>
     </w:tblStylePr>
   </w:style>
-  <w:style w:type="table" w:styleId="88">
+  <w:style w:type="table" w:styleId="89">
     <w:name w:val="Medium Grid 1 Accent 5"/>
-    <w:basedOn w:val="32"/>
+    <w:basedOn w:val="33"/>
+    <w:qFormat/>
     <w:uiPriority w:val="67"/>
     <w:pPr>
       <w:spacing w:after="0" w:line="240" w:lineRule="auto"/>
     </w:pPr>
+    <w:rPr>
+      <w:rFonts w:ascii="Noto Serif CJK SC" w:hAnsi="Noto Serif CJK SC" w:eastAsia="Noto Serif CJK SC"/>
+    </w:rPr>
     <w:tblPr>
       <w:tblBorders>
         <w:top w:val="single" w:color="78C0D4" w:themeColor="accent5" w:themeTint="BF" w:sz="8" w:space="0"/>
@@ -9218,13 +8238,17 @@
       </w:tcPr>
     </w:tblStylePr>
   </w:style>
-  <w:style w:type="table" w:styleId="89">
+  <w:style w:type="table" w:styleId="90">
     <w:name w:val="Medium Grid 1 Accent 6"/>
-    <w:basedOn w:val="32"/>
+    <w:basedOn w:val="33"/>
+    <w:qFormat/>
     <w:uiPriority w:val="67"/>
     <w:pPr>
       <w:spacing w:after="0" w:line="240" w:lineRule="auto"/>
     </w:pPr>
+    <w:rPr>
+      <w:rFonts w:ascii="Noto Serif CJK SC" w:hAnsi="Noto Serif CJK SC" w:eastAsia="Noto Serif CJK SC"/>
+    </w:rPr>
     <w:tblPr>
       <w:tblBorders>
         <w:top w:val="single" w:color="F9B074" w:themeColor="accent6" w:themeTint="BF" w:sz="8" w:space="0"/>
@@ -9287,9 +8311,10 @@
       </w:tcPr>
     </w:tblStylePr>
   </w:style>
-  <w:style w:type="table" w:styleId="90">
+  <w:style w:type="table" w:styleId="91">
     <w:name w:val="Medium Grid 2"/>
-    <w:basedOn w:val="32"/>
+    <w:basedOn w:val="33"/>
+    <w:qFormat/>
     <w:uiPriority w:val="68"/>
     <w:pPr>
       <w:spacing w:after="0" w:line="240" w:lineRule="auto"/>
@@ -9433,9 +8458,10 @@
       </w:tcPr>
     </w:tblStylePr>
   </w:style>
-  <w:style w:type="table" w:styleId="91">
+  <w:style w:type="table" w:styleId="92">
     <w:name w:val="Medium Grid 2 Accent 1"/>
-    <w:basedOn w:val="32"/>
+    <w:basedOn w:val="33"/>
+    <w:qFormat/>
     <w:uiPriority w:val="68"/>
     <w:pPr>
       <w:spacing w:after="0" w:line="240" w:lineRule="auto"/>
@@ -9579,9 +8605,10 @@
       </w:tcPr>
     </w:tblStylePr>
   </w:style>
-  <w:style w:type="table" w:styleId="92">
+  <w:style w:type="table" w:styleId="93">
     <w:name w:val="Medium Grid 2 Accent 2"/>
-    <w:basedOn w:val="32"/>
+    <w:basedOn w:val="33"/>
+    <w:qFormat/>
     <w:uiPriority w:val="68"/>
     <w:pPr>
       <w:spacing w:after="0" w:line="240" w:lineRule="auto"/>
@@ -9725,9 +8752,10 @@
       </w:tcPr>
     </w:tblStylePr>
   </w:style>
-  <w:style w:type="table" w:styleId="93">
+  <w:style w:type="table" w:styleId="94">
     <w:name w:val="Medium Grid 2 Accent 3"/>
-    <w:basedOn w:val="32"/>
+    <w:basedOn w:val="33"/>
+    <w:qFormat/>
     <w:uiPriority w:val="68"/>
     <w:pPr>
       <w:spacing w:after="0" w:line="240" w:lineRule="auto"/>
@@ -9871,9 +8899,10 @@
       </w:tcPr>
     </w:tblStylePr>
   </w:style>
-  <w:style w:type="table" w:styleId="94">
+  <w:style w:type="table" w:styleId="95">
     <w:name w:val="Medium Grid 2 Accent 4"/>
-    <w:basedOn w:val="32"/>
+    <w:basedOn w:val="33"/>
+    <w:qFormat/>
     <w:uiPriority w:val="68"/>
     <w:pPr>
       <w:spacing w:after="0" w:line="240" w:lineRule="auto"/>
@@ -10017,9 +9046,10 @@
       </w:tcPr>
     </w:tblStylePr>
   </w:style>
-  <w:style w:type="table" w:styleId="95">
+  <w:style w:type="table" w:styleId="96">
     <w:name w:val="Medium Grid 2 Accent 5"/>
-    <w:basedOn w:val="32"/>
+    <w:basedOn w:val="33"/>
+    <w:qFormat/>
     <w:uiPriority w:val="68"/>
     <w:pPr>
       <w:spacing w:after="0" w:line="240" w:lineRule="auto"/>
@@ -10163,9 +9193,10 @@
       </w:tcPr>
     </w:tblStylePr>
   </w:style>
-  <w:style w:type="table" w:styleId="96">
+  <w:style w:type="table" w:styleId="97">
     <w:name w:val="Medium Grid 2 Accent 6"/>
-    <w:basedOn w:val="32"/>
+    <w:basedOn w:val="33"/>
+    <w:qFormat/>
     <w:uiPriority w:val="68"/>
     <w:pPr>
       <w:spacing w:after="0" w:line="240" w:lineRule="auto"/>
@@ -10309,13 +9340,17 @@
       </w:tcPr>
     </w:tblStylePr>
   </w:style>
-  <w:style w:type="table" w:styleId="97">
+  <w:style w:type="table" w:styleId="98">
     <w:name w:val="Medium Grid 3"/>
-    <w:basedOn w:val="32"/>
+    <w:basedOn w:val="33"/>
+    <w:qFormat/>
     <w:uiPriority w:val="69"/>
     <w:pPr>
       <w:spacing w:after="0" w:line="240" w:lineRule="auto"/>
     </w:pPr>
+    <w:rPr>
+      <w:rFonts w:ascii="Noto Serif CJK SC" w:hAnsi="Noto Serif CJK SC" w:eastAsia="Noto Serif CJK SC"/>
+    </w:rPr>
     <w:tblPr>
       <w:tblBorders>
         <w:top w:val="single" w:color="FFFFFF" w:themeColor="background1" w:sz="8" w:space="0"/>
@@ -10466,13 +9501,17 @@
       </w:tcPr>
     </w:tblStylePr>
   </w:style>
-  <w:style w:type="table" w:styleId="98">
+  <w:style w:type="table" w:styleId="99">
     <w:name w:val="Medium Grid 3 Accent 1"/>
-    <w:basedOn w:val="32"/>
+    <w:basedOn w:val="33"/>
+    <w:qFormat/>
     <w:uiPriority w:val="69"/>
     <w:pPr>
       <w:spacing w:after="0" w:line="240" w:lineRule="auto"/>
     </w:pPr>
+    <w:rPr>
+      <w:rFonts w:ascii="Noto Serif CJK SC" w:hAnsi="Noto Serif CJK SC" w:eastAsia="Noto Serif CJK SC"/>
+    </w:rPr>
     <w:tblPr>
       <w:tblBorders>
         <w:top w:val="single" w:color="FFFFFF" w:themeColor="background1" w:sz="8" w:space="0"/>
@@ -10623,13 +9662,17 @@
       </w:tcPr>
     </w:tblStylePr>
   </w:style>
-  <w:style w:type="table" w:styleId="99">
+  <w:style w:type="table" w:styleId="100">
     <w:name w:val="Medium Grid 3 Accent 2"/>
-    <w:basedOn w:val="32"/>
+    <w:basedOn w:val="33"/>
+    <w:qFormat/>
     <w:uiPriority w:val="69"/>
     <w:pPr>
       <w:spacing w:after="0" w:line="240" w:lineRule="auto"/>
     </w:pPr>
+    <w:rPr>
+      <w:rFonts w:ascii="Noto Serif CJK SC" w:hAnsi="Noto Serif CJK SC" w:eastAsia="Noto Serif CJK SC"/>
+    </w:rPr>
     <w:tblPr>
       <w:tblBorders>
         <w:top w:val="single" w:color="FFFFFF" w:themeColor="background1" w:sz="8" w:space="0"/>
@@ -10780,13 +9823,17 @@
       </w:tcPr>
     </w:tblStylePr>
   </w:style>
-  <w:style w:type="table" w:styleId="100">
+  <w:style w:type="table" w:styleId="101">
     <w:name w:val="Medium Grid 3 Accent 3"/>
-    <w:basedOn w:val="32"/>
+    <w:basedOn w:val="33"/>
+    <w:qFormat/>
     <w:uiPriority w:val="69"/>
     <w:pPr>
       <w:spacing w:after="0" w:line="240" w:lineRule="auto"/>
     </w:pPr>
+    <w:rPr>
+      <w:rFonts w:ascii="Noto Serif CJK SC" w:hAnsi="Noto Serif CJK SC" w:eastAsia="Noto Serif CJK SC"/>
+    </w:rPr>
     <w:tblPr>
       <w:tblBorders>
         <w:top w:val="single" w:color="FFFFFF" w:themeColor="background1" w:sz="8" w:space="0"/>
@@ -10937,13 +9984,17 @@
       </w:tcPr>
     </w:tblStylePr>
   </w:style>
-  <w:style w:type="table" w:styleId="101">
+  <w:style w:type="table" w:styleId="102">
     <w:name w:val="Medium Grid 3 Accent 4"/>
-    <w:basedOn w:val="32"/>
+    <w:basedOn w:val="33"/>
+    <w:qFormat/>
     <w:uiPriority w:val="69"/>
     <w:pPr>
       <w:spacing w:after="0" w:line="240" w:lineRule="auto"/>
     </w:pPr>
+    <w:rPr>
+      <w:rFonts w:ascii="Noto Serif CJK SC" w:hAnsi="Noto Serif CJK SC" w:eastAsia="Noto Serif CJK SC"/>
+    </w:rPr>
     <w:tblPr>
       <w:tblBorders>
         <w:top w:val="single" w:color="FFFFFF" w:themeColor="background1" w:sz="8" w:space="0"/>
@@ -11094,13 +10145,17 @@
       </w:tcPr>
     </w:tblStylePr>
   </w:style>
-  <w:style w:type="table" w:styleId="102">
+  <w:style w:type="table" w:styleId="103">
     <w:name w:val="Medium Grid 3 Accent 5"/>
-    <w:basedOn w:val="32"/>
+    <w:basedOn w:val="33"/>
+    <w:qFormat/>
     <w:uiPriority w:val="69"/>
     <w:pPr>
       <w:spacing w:after="0" w:line="240" w:lineRule="auto"/>
     </w:pPr>
+    <w:rPr>
+      <w:rFonts w:ascii="Noto Serif CJK SC" w:hAnsi="Noto Serif CJK SC" w:eastAsia="Noto Serif CJK SC"/>
+    </w:rPr>
     <w:tblPr>
       <w:tblBorders>
         <w:top w:val="single" w:color="FFFFFF" w:themeColor="background1" w:sz="8" w:space="0"/>
@@ -11251,13 +10306,17 @@
       </w:tcPr>
     </w:tblStylePr>
   </w:style>
-  <w:style w:type="table" w:styleId="103">
+  <w:style w:type="table" w:styleId="104">
     <w:name w:val="Medium Grid 3 Accent 6"/>
-    <w:basedOn w:val="32"/>
+    <w:basedOn w:val="33"/>
+    <w:qFormat/>
     <w:uiPriority w:val="69"/>
     <w:pPr>
       <w:spacing w:after="0" w:line="240" w:lineRule="auto"/>
     </w:pPr>
+    <w:rPr>
+      <w:rFonts w:ascii="Noto Serif CJK SC" w:hAnsi="Noto Serif CJK SC" w:eastAsia="Noto Serif CJK SC"/>
+    </w:rPr>
     <w:tblPr>
       <w:tblBorders>
         <w:top w:val="single" w:color="FFFFFF" w:themeColor="background1" w:sz="8" w:space="0"/>
@@ -11408,14 +10467,16 @@
       </w:tcPr>
     </w:tblStylePr>
   </w:style>
-  <w:style w:type="table" w:styleId="104">
+  <w:style w:type="table" w:styleId="105">
     <w:name w:val="Dark List"/>
-    <w:basedOn w:val="32"/>
+    <w:basedOn w:val="33"/>
+    <w:qFormat/>
     <w:uiPriority w:val="70"/>
     <w:pPr>
       <w:spacing w:after="0" w:line="240" w:lineRule="auto"/>
     </w:pPr>
     <w:rPr>
+      <w:rFonts w:ascii="Noto Serif CJK SC" w:hAnsi="Noto Serif CJK SC" w:eastAsia="Noto Serif CJK SC"/>
       <w:color w:val="FFFFFF" w:themeColor="background1"/>
       <w14:textFill>
         <w14:solidFill>
@@ -11523,14 +10584,16 @@
       </w:tcPr>
     </w:tblStylePr>
   </w:style>
-  <w:style w:type="table" w:styleId="105">
+  <w:style w:type="table" w:styleId="106">
     <w:name w:val="Dark List Accent 1"/>
-    <w:basedOn w:val="32"/>
+    <w:basedOn w:val="33"/>
+    <w:qFormat/>
     <w:uiPriority w:val="70"/>
     <w:pPr>
       <w:spacing w:after="0" w:line="240" w:lineRule="auto"/>
     </w:pPr>
     <w:rPr>
+      <w:rFonts w:ascii="Noto Serif CJK SC" w:hAnsi="Noto Serif CJK SC" w:eastAsia="Noto Serif CJK SC"/>
       <w:color w:val="FFFFFF" w:themeColor="background1"/>
       <w14:textFill>
         <w14:solidFill>
@@ -11638,14 +10701,16 @@
       </w:tcPr>
     </w:tblStylePr>
   </w:style>
-  <w:style w:type="table" w:styleId="106">
+  <w:style w:type="table" w:styleId="107">
     <w:name w:val="Dark List Accent 2"/>
-    <w:basedOn w:val="32"/>
+    <w:basedOn w:val="33"/>
+    <w:qFormat/>
     <w:uiPriority w:val="70"/>
     <w:pPr>
       <w:spacing w:after="0" w:line="240" w:lineRule="auto"/>
     </w:pPr>
     <w:rPr>
+      <w:rFonts w:ascii="Noto Serif CJK SC" w:hAnsi="Noto Serif CJK SC" w:eastAsia="Noto Serif CJK SC"/>
       <w:color w:val="FFFFFF" w:themeColor="background1"/>
       <w14:textFill>
         <w14:solidFill>
@@ -11753,14 +10818,16 @@
       </w:tcPr>
     </w:tblStylePr>
   </w:style>
-  <w:style w:type="table" w:styleId="107">
+  <w:style w:type="table" w:styleId="108">
     <w:name w:val="Dark List Accent 3"/>
-    <w:basedOn w:val="32"/>
+    <w:basedOn w:val="33"/>
+    <w:qFormat/>
     <w:uiPriority w:val="70"/>
     <w:pPr>
       <w:spacing w:after="0" w:line="240" w:lineRule="auto"/>
     </w:pPr>
     <w:rPr>
+      <w:rFonts w:ascii="Noto Serif CJK SC" w:hAnsi="Noto Serif CJK SC" w:eastAsia="Noto Serif CJK SC"/>
       <w:color w:val="FFFFFF" w:themeColor="background1"/>
       <w14:textFill>
         <w14:solidFill>
@@ -11868,14 +10935,16 @@
       </w:tcPr>
     </w:tblStylePr>
   </w:style>
-  <w:style w:type="table" w:styleId="108">
+  <w:style w:type="table" w:styleId="109">
     <w:name w:val="Dark List Accent 4"/>
-    <w:basedOn w:val="32"/>
+    <w:basedOn w:val="33"/>
+    <w:qFormat/>
     <w:uiPriority w:val="70"/>
     <w:pPr>
       <w:spacing w:after="0" w:line="240" w:lineRule="auto"/>
     </w:pPr>
     <w:rPr>
+      <w:rFonts w:ascii="Noto Serif CJK SC" w:hAnsi="Noto Serif CJK SC" w:eastAsia="Noto Serif CJK SC"/>
       <w:color w:val="FFFFFF" w:themeColor="background1"/>
       <w14:textFill>
         <w14:solidFill>
@@ -11983,14 +11052,16 @@
       </w:tcPr>
     </w:tblStylePr>
   </w:style>
-  <w:style w:type="table" w:styleId="109">
+  <w:style w:type="table" w:styleId="110">
     <w:name w:val="Dark List Accent 5"/>
-    <w:basedOn w:val="32"/>
+    <w:basedOn w:val="33"/>
+    <w:qFormat/>
     <w:uiPriority w:val="70"/>
     <w:pPr>
       <w:spacing w:after="0" w:line="240" w:lineRule="auto"/>
     </w:pPr>
     <w:rPr>
+      <w:rFonts w:ascii="Noto Serif CJK SC" w:hAnsi="Noto Serif CJK SC" w:eastAsia="Noto Serif CJK SC"/>
       <w:color w:val="FFFFFF" w:themeColor="background1"/>
       <w14:textFill>
         <w14:solidFill>
@@ -12098,14 +11169,16 @@
       </w:tcPr>
     </w:tblStylePr>
   </w:style>
-  <w:style w:type="table" w:styleId="110">
+  <w:style w:type="table" w:styleId="111">
     <w:name w:val="Dark List Accent 6"/>
-    <w:basedOn w:val="32"/>
+    <w:basedOn w:val="33"/>
+    <w:qFormat/>
     <w:uiPriority w:val="70"/>
     <w:pPr>
       <w:spacing w:after="0" w:line="240" w:lineRule="auto"/>
     </w:pPr>
     <w:rPr>
+      <w:rFonts w:ascii="Noto Serif CJK SC" w:hAnsi="Noto Serif CJK SC" w:eastAsia="Noto Serif CJK SC"/>
       <w:color w:val="FFFFFF" w:themeColor="background1"/>
       <w14:textFill>
         <w14:solidFill>
@@ -12213,14 +11286,16 @@
       </w:tcPr>
     </w:tblStylePr>
   </w:style>
-  <w:style w:type="table" w:styleId="111">
+  <w:style w:type="table" w:styleId="112">
     <w:name w:val="Colorful Shading"/>
-    <w:basedOn w:val="32"/>
+    <w:basedOn w:val="33"/>
+    <w:qFormat/>
     <w:uiPriority w:val="71"/>
     <w:pPr>
       <w:spacing w:after="0" w:line="240" w:lineRule="auto"/>
     </w:pPr>
     <w:rPr>
+      <w:rFonts w:ascii="Noto Serif CJK SC" w:hAnsi="Noto Serif CJK SC" w:eastAsia="Noto Serif CJK SC"/>
       <w:color w:val="000000" w:themeColor="text1"/>
       <w14:textFill>
         <w14:solidFill>
@@ -12361,14 +11436,16 @@
       </w:rPr>
     </w:tblStylePr>
   </w:style>
-  <w:style w:type="table" w:styleId="112">
+  <w:style w:type="table" w:styleId="113">
     <w:name w:val="Colorful Shading Accent 1"/>
-    <w:basedOn w:val="32"/>
+    <w:basedOn w:val="33"/>
+    <w:qFormat/>
     <w:uiPriority w:val="71"/>
     <w:pPr>
       <w:spacing w:after="0" w:line="240" w:lineRule="auto"/>
     </w:pPr>
     <w:rPr>
+      <w:rFonts w:ascii="Noto Serif CJK SC" w:hAnsi="Noto Serif CJK SC" w:eastAsia="Noto Serif CJK SC"/>
       <w:color w:val="000000" w:themeColor="text1"/>
       <w14:textFill>
         <w14:solidFill>
@@ -12509,14 +11586,16 @@
       </w:rPr>
     </w:tblStylePr>
   </w:style>
-  <w:style w:type="table" w:styleId="113">
+  <w:style w:type="table" w:styleId="114">
     <w:name w:val="Colorful Shading Accent 2"/>
-    <w:basedOn w:val="32"/>
+    <w:basedOn w:val="33"/>
+    <w:qFormat/>
     <w:uiPriority w:val="71"/>
     <w:pPr>
       <w:spacing w:after="0" w:line="240" w:lineRule="auto"/>
     </w:pPr>
     <w:rPr>
+      <w:rFonts w:ascii="Noto Serif CJK SC" w:hAnsi="Noto Serif CJK SC" w:eastAsia="Noto Serif CJK SC"/>
       <w:color w:val="000000" w:themeColor="text1"/>
       <w14:textFill>
         <w14:solidFill>
@@ -12657,14 +11736,16 @@
       </w:rPr>
     </w:tblStylePr>
   </w:style>
-  <w:style w:type="table" w:styleId="114">
+  <w:style w:type="table" w:styleId="115">
     <w:name w:val="Colorful Shading Accent 3"/>
-    <w:basedOn w:val="32"/>
+    <w:basedOn w:val="33"/>
+    <w:qFormat/>
     <w:uiPriority w:val="71"/>
     <w:pPr>
       <w:spacing w:after="0" w:line="240" w:lineRule="auto"/>
     </w:pPr>
     <w:rPr>
+      <w:rFonts w:ascii="Noto Serif CJK SC" w:hAnsi="Noto Serif CJK SC" w:eastAsia="Noto Serif CJK SC"/>
       <w:color w:val="000000" w:themeColor="text1"/>
       <w14:textFill>
         <w14:solidFill>
@@ -12785,14 +11866,16 @@
       </w:tcPr>
     </w:tblStylePr>
   </w:style>
-  <w:style w:type="table" w:styleId="115">
+  <w:style w:type="table" w:styleId="116">
     <w:name w:val="Colorful Shading Accent 4"/>
-    <w:basedOn w:val="32"/>
+    <w:basedOn w:val="33"/>
+    <w:qFormat/>
     <w:uiPriority w:val="71"/>
     <w:pPr>
       <w:spacing w:after="0" w:line="240" w:lineRule="auto"/>
     </w:pPr>
     <w:rPr>
+      <w:rFonts w:ascii="Noto Serif CJK SC" w:hAnsi="Noto Serif CJK SC" w:eastAsia="Noto Serif CJK SC"/>
       <w:color w:val="000000" w:themeColor="text1"/>
       <w14:textFill>
         <w14:solidFill>
@@ -12933,14 +12016,16 @@
       </w:rPr>
     </w:tblStylePr>
   </w:style>
-  <w:style w:type="table" w:styleId="116">
+  <w:style w:type="table" w:styleId="117">
     <w:name w:val="Colorful Shading Accent 5"/>
-    <w:basedOn w:val="32"/>
+    <w:basedOn w:val="33"/>
+    <w:qFormat/>
     <w:uiPriority w:val="71"/>
     <w:pPr>
       <w:spacing w:after="0" w:line="240" w:lineRule="auto"/>
     </w:pPr>
     <w:rPr>
+      <w:rFonts w:ascii="Noto Serif CJK SC" w:hAnsi="Noto Serif CJK SC" w:eastAsia="Noto Serif CJK SC"/>
       <w:color w:val="000000" w:themeColor="text1"/>
       <w14:textFill>
         <w14:solidFill>
@@ -13081,14 +12166,16 @@
       </w:rPr>
     </w:tblStylePr>
   </w:style>
-  <w:style w:type="table" w:styleId="117">
+  <w:style w:type="table" w:styleId="118">
     <w:name w:val="Colorful Shading Accent 6"/>
-    <w:basedOn w:val="32"/>
+    <w:basedOn w:val="33"/>
+    <w:qFormat/>
     <w:uiPriority w:val="71"/>
     <w:pPr>
       <w:spacing w:after="0" w:line="240" w:lineRule="auto"/>
     </w:pPr>
     <w:rPr>
+      <w:rFonts w:ascii="Noto Serif CJK SC" w:hAnsi="Noto Serif CJK SC" w:eastAsia="Noto Serif CJK SC"/>
       <w:color w:val="000000" w:themeColor="text1"/>
       <w14:textFill>
         <w14:solidFill>
@@ -13229,14 +12316,16 @@
       </w:rPr>
     </w:tblStylePr>
   </w:style>
-  <w:style w:type="table" w:styleId="118">
+  <w:style w:type="table" w:styleId="119">
     <w:name w:val="Colorful List"/>
-    <w:basedOn w:val="32"/>
+    <w:basedOn w:val="33"/>
+    <w:qFormat/>
     <w:uiPriority w:val="72"/>
     <w:pPr>
       <w:spacing w:after="0" w:line="240" w:lineRule="auto"/>
     </w:pPr>
     <w:rPr>
+      <w:rFonts w:ascii="Noto Serif CJK SC" w:hAnsi="Noto Serif CJK SC" w:eastAsia="Noto Serif CJK SC"/>
       <w:color w:val="000000" w:themeColor="text1"/>
       <w14:textFill>
         <w14:solidFill>
@@ -13321,14 +12410,16 @@
       </w:tcPr>
     </w:tblStylePr>
   </w:style>
-  <w:style w:type="table" w:styleId="119">
+  <w:style w:type="table" w:styleId="120">
     <w:name w:val="Colorful List Accent 1"/>
-    <w:basedOn w:val="32"/>
+    <w:basedOn w:val="33"/>
+    <w:qFormat/>
     <w:uiPriority w:val="72"/>
     <w:pPr>
       <w:spacing w:after="0" w:line="240" w:lineRule="auto"/>
     </w:pPr>
     <w:rPr>
+      <w:rFonts w:ascii="Noto Serif CJK SC" w:hAnsi="Noto Serif CJK SC" w:eastAsia="Noto Serif CJK SC"/>
       <w:color w:val="000000" w:themeColor="text1"/>
       <w14:textFill>
         <w14:solidFill>
@@ -13413,14 +12504,16 @@
       </w:tcPr>
     </w:tblStylePr>
   </w:style>
-  <w:style w:type="table" w:styleId="120">
+  <w:style w:type="table" w:styleId="121">
     <w:name w:val="Colorful List Accent 2"/>
-    <w:basedOn w:val="32"/>
+    <w:basedOn w:val="33"/>
+    <w:qFormat/>
     <w:uiPriority w:val="72"/>
     <w:pPr>
       <w:spacing w:after="0" w:line="240" w:lineRule="auto"/>
     </w:pPr>
     <w:rPr>
+      <w:rFonts w:ascii="Noto Serif CJK SC" w:hAnsi="Noto Serif CJK SC" w:eastAsia="Noto Serif CJK SC"/>
       <w:color w:val="000000" w:themeColor="text1"/>
       <w14:textFill>
         <w14:solidFill>
@@ -13505,14 +12598,16 @@
       </w:tcPr>
     </w:tblStylePr>
   </w:style>
-  <w:style w:type="table" w:styleId="121">
+  <w:style w:type="table" w:styleId="122">
     <w:name w:val="Colorful List Accent 3"/>
-    <w:basedOn w:val="32"/>
+    <w:basedOn w:val="33"/>
+    <w:qFormat/>
     <w:uiPriority w:val="72"/>
     <w:pPr>
       <w:spacing w:after="0" w:line="240" w:lineRule="auto"/>
     </w:pPr>
     <w:rPr>
+      <w:rFonts w:ascii="Noto Serif CJK SC" w:hAnsi="Noto Serif CJK SC" w:eastAsia="Noto Serif CJK SC"/>
       <w:color w:val="000000" w:themeColor="text1"/>
       <w14:textFill>
         <w14:solidFill>
@@ -13597,14 +12692,16 @@
       </w:tcPr>
     </w:tblStylePr>
   </w:style>
-  <w:style w:type="table" w:styleId="122">
+  <w:style w:type="table" w:styleId="123">
     <w:name w:val="Colorful List Accent 4"/>
-    <w:basedOn w:val="32"/>
+    <w:basedOn w:val="33"/>
+    <w:qFormat/>
     <w:uiPriority w:val="72"/>
     <w:pPr>
       <w:spacing w:after="0" w:line="240" w:lineRule="auto"/>
     </w:pPr>
     <w:rPr>
+      <w:rFonts w:ascii="Noto Serif CJK SC" w:hAnsi="Noto Serif CJK SC" w:eastAsia="Noto Serif CJK SC"/>
       <w:color w:val="000000" w:themeColor="text1"/>
       <w14:textFill>
         <w14:solidFill>
@@ -13689,14 +12786,16 @@
       </w:tcPr>
     </w:tblStylePr>
   </w:style>
-  <w:style w:type="table" w:styleId="123">
+  <w:style w:type="table" w:styleId="124">
     <w:name w:val="Colorful List Accent 5"/>
-    <w:basedOn w:val="32"/>
+    <w:basedOn w:val="33"/>
+    <w:qFormat/>
     <w:uiPriority w:val="72"/>
     <w:pPr>
       <w:spacing w:after="0" w:line="240" w:lineRule="auto"/>
     </w:pPr>
     <w:rPr>
+      <w:rFonts w:ascii="Noto Serif CJK SC" w:hAnsi="Noto Serif CJK SC" w:eastAsia="Noto Serif CJK SC"/>
       <w:color w:val="000000" w:themeColor="text1"/>
       <w14:textFill>
         <w14:solidFill>
@@ -13781,14 +12880,16 @@
       </w:tcPr>
     </w:tblStylePr>
   </w:style>
-  <w:style w:type="table" w:styleId="124">
+  <w:style w:type="table" w:styleId="125">
     <w:name w:val="Colorful List Accent 6"/>
-    <w:basedOn w:val="32"/>
+    <w:basedOn w:val="33"/>
+    <w:qFormat/>
     <w:uiPriority w:val="72"/>
     <w:pPr>
       <w:spacing w:after="0" w:line="240" w:lineRule="auto"/>
     </w:pPr>
     <w:rPr>
+      <w:rFonts w:ascii="Noto Serif CJK SC" w:hAnsi="Noto Serif CJK SC" w:eastAsia="Noto Serif CJK SC"/>
       <w:color w:val="000000" w:themeColor="text1"/>
       <w14:textFill>
         <w14:solidFill>
@@ -13873,14 +12974,16 @@
       </w:tcPr>
     </w:tblStylePr>
   </w:style>
-  <w:style w:type="table" w:styleId="125">
+  <w:style w:type="table" w:styleId="126">
     <w:name w:val="Colorful Grid"/>
-    <w:basedOn w:val="32"/>
+    <w:basedOn w:val="33"/>
+    <w:qFormat/>
     <w:uiPriority w:val="73"/>
     <w:pPr>
       <w:spacing w:after="0" w:line="240" w:lineRule="auto"/>
     </w:pPr>
     <w:rPr>
+      <w:rFonts w:ascii="Noto Serif CJK SC" w:hAnsi="Noto Serif CJK SC" w:eastAsia="Noto Serif CJK SC"/>
       <w:color w:val="000000" w:themeColor="text1"/>
       <w14:textFill>
         <w14:solidFill>
@@ -13969,14 +13072,16 @@
       </w:tcPr>
     </w:tblStylePr>
   </w:style>
-  <w:style w:type="table" w:styleId="126">
+  <w:style w:type="table" w:styleId="127">
     <w:name w:val="Colorful Grid Accent 1"/>
-    <w:basedOn w:val="32"/>
+    <w:basedOn w:val="33"/>
+    <w:qFormat/>
     <w:uiPriority w:val="73"/>
     <w:pPr>
       <w:spacing w:after="0" w:line="240" w:lineRule="auto"/>
     </w:pPr>
     <w:rPr>
+      <w:rFonts w:ascii="Noto Serif CJK SC" w:hAnsi="Noto Serif CJK SC" w:eastAsia="Noto Serif CJK SC"/>
       <w:color w:val="000000" w:themeColor="text1"/>
       <w14:textFill>
         <w14:solidFill>
@@ -14065,14 +13170,16 @@
       </w:tcPr>
     </w:tblStylePr>
   </w:style>
-  <w:style w:type="table" w:styleId="127">
+  <w:style w:type="table" w:styleId="128">
     <w:name w:val="Colorful Grid Accent 2"/>
-    <w:basedOn w:val="32"/>
+    <w:basedOn w:val="33"/>
+    <w:qFormat/>
     <w:uiPriority w:val="73"/>
     <w:pPr>
       <w:spacing w:after="0" w:line="240" w:lineRule="auto"/>
     </w:pPr>
     <w:rPr>
+      <w:rFonts w:ascii="Noto Serif CJK SC" w:hAnsi="Noto Serif CJK SC" w:eastAsia="Noto Serif CJK SC"/>
       <w:color w:val="000000" w:themeColor="text1"/>
       <w14:textFill>
         <w14:solidFill>
@@ -14161,14 +13268,16 @@
       </w:tcPr>
     </w:tblStylePr>
   </w:style>
-  <w:style w:type="table" w:styleId="128">
+  <w:style w:type="table" w:styleId="129">
     <w:name w:val="Colorful Grid Accent 3"/>
-    <w:basedOn w:val="32"/>
+    <w:basedOn w:val="33"/>
+    <w:qFormat/>
     <w:uiPriority w:val="73"/>
     <w:pPr>
       <w:spacing w:after="0" w:line="240" w:lineRule="auto"/>
     </w:pPr>
     <w:rPr>
+      <w:rFonts w:ascii="Noto Serif CJK SC" w:hAnsi="Noto Serif CJK SC" w:eastAsia="Noto Serif CJK SC"/>
       <w:color w:val="000000" w:themeColor="text1"/>
       <w14:textFill>
         <w14:solidFill>
@@ -14257,14 +13366,16 @@
       </w:tcPr>
     </w:tblStylePr>
   </w:style>
-  <w:style w:type="table" w:styleId="129">
+  <w:style w:type="table" w:styleId="130">
     <w:name w:val="Colorful Grid Accent 4"/>
-    <w:basedOn w:val="32"/>
+    <w:basedOn w:val="33"/>
+    <w:qFormat/>
     <w:uiPriority w:val="73"/>
     <w:pPr>
       <w:spacing w:after="0" w:line="240" w:lineRule="auto"/>
     </w:pPr>
     <w:rPr>
+      <w:rFonts w:ascii="Noto Serif CJK SC" w:hAnsi="Noto Serif CJK SC" w:eastAsia="Noto Serif CJK SC"/>
       <w:color w:val="000000" w:themeColor="text1"/>
       <w14:textFill>
         <w14:solidFill>
@@ -14353,14 +13464,16 @@
       </w:tcPr>
     </w:tblStylePr>
   </w:style>
-  <w:style w:type="table" w:styleId="130">
+  <w:style w:type="table" w:styleId="131">
     <w:name w:val="Colorful Grid Accent 5"/>
-    <w:basedOn w:val="32"/>
+    <w:basedOn w:val="33"/>
+    <w:qFormat/>
     <w:uiPriority w:val="73"/>
     <w:pPr>
       <w:spacing w:after="0" w:line="240" w:lineRule="auto"/>
     </w:pPr>
     <w:rPr>
+      <w:rFonts w:ascii="Noto Serif CJK SC" w:hAnsi="Noto Serif CJK SC" w:eastAsia="Noto Serif CJK SC"/>
       <w:color w:val="000000" w:themeColor="text1"/>
       <w14:textFill>
         <w14:solidFill>
@@ -14449,14 +13562,16 @@
       </w:tcPr>
     </w:tblStylePr>
   </w:style>
-  <w:style w:type="table" w:styleId="131">
+  <w:style w:type="table" w:styleId="132">
     <w:name w:val="Colorful Grid Accent 6"/>
-    <w:basedOn w:val="32"/>
+    <w:basedOn w:val="33"/>
+    <w:qFormat/>
     <w:uiPriority w:val="73"/>
     <w:pPr>
       <w:spacing w:after="0" w:line="240" w:lineRule="auto"/>
     </w:pPr>
     <w:rPr>
+      <w:rFonts w:ascii="Noto Serif CJK SC" w:hAnsi="Noto Serif CJK SC" w:eastAsia="Noto Serif CJK SC"/>
       <w:color w:val="000000" w:themeColor="text1"/>
       <w14:textFill>
         <w14:solidFill>
@@ -14545,40 +13660,47 @@
       </w:tcPr>
     </w:tblStylePr>
   </w:style>
-  <w:style w:type="character" w:styleId="133">
+  <w:style w:type="character" w:styleId="134">
     <w:name w:val="Strong"/>
-    <w:basedOn w:val="132"/>
+    <w:basedOn w:val="133"/>
     <w:qFormat/>
     <w:uiPriority w:val="22"/>
     <w:rPr>
+      <w:rFonts w:ascii="Noto Serif CJK SC" w:hAnsi="Noto Serif CJK SC" w:eastAsia="Noto Serif CJK SC"/>
       <w:b/>
       <w:bCs/>
     </w:rPr>
   </w:style>
-  <w:style w:type="character" w:styleId="134">
+  <w:style w:type="character" w:styleId="135">
     <w:name w:val="Emphasis"/>
-    <w:basedOn w:val="132"/>
+    <w:basedOn w:val="133"/>
     <w:qFormat/>
     <w:uiPriority w:val="20"/>
     <w:rPr>
+      <w:rFonts w:ascii="Noto Serif CJK SC" w:hAnsi="Noto Serif CJK SC" w:eastAsia="Noto Serif CJK SC"/>
       <w:i/>
       <w:iCs/>
     </w:rPr>
   </w:style>
-  <w:style w:type="character" w:customStyle="1" w:styleId="135">
+  <w:style w:type="character" w:customStyle="1" w:styleId="136">
     <w:name w:val="Header Char"/>
-    <w:basedOn w:val="132"/>
+    <w:basedOn w:val="133"/>
     <w:link w:val="25"/>
     <w:uiPriority w:val="99"/>
-  </w:style>
-  <w:style w:type="character" w:customStyle="1" w:styleId="136">
+    <w:rPr>
+      <w:rFonts w:ascii="Noto Serif CJK SC" w:hAnsi="Noto Serif CJK SC" w:eastAsia="Noto Serif CJK SC"/>
+    </w:rPr>
+  </w:style>
+  <w:style w:type="character" w:customStyle="1" w:styleId="137">
     <w:name w:val="Footer Char"/>
-    <w:basedOn w:val="132"/>
+    <w:basedOn w:val="133"/>
     <w:link w:val="24"/>
-    <w:qFormat/>
     <w:uiPriority w:val="99"/>
-  </w:style>
-  <w:style w:type="paragraph" w:styleId="137">
+    <w:rPr>
+      <w:rFonts w:ascii="Noto Serif CJK SC" w:hAnsi="Noto Serif CJK SC" w:eastAsia="Noto Serif CJK SC"/>
+    </w:rPr>
+  </w:style>
+  <w:style w:type="paragraph" w:styleId="138">
     <w:name w:val="No Spacing"/>
     <w:qFormat/>
     <w:uiPriority w:val="1"/>
@@ -14586,15 +13708,15 @@
       <w:spacing w:after="0" w:line="240" w:lineRule="auto"/>
     </w:pPr>
     <w:rPr>
-      <w:rFonts w:asciiTheme="minorHAnsi" w:hAnsiTheme="minorHAnsi" w:eastAsiaTheme="minorEastAsia" w:cstheme="minorBidi"/>
+      <w:rFonts w:ascii="Noto Serif CJK SC" w:hAnsi="Noto Serif CJK SC" w:eastAsia="Noto Serif CJK SC" w:cstheme="minorBidi"/>
       <w:sz w:val="22"/>
       <w:szCs w:val="22"/>
       <w:lang w:val="en-US" w:eastAsia="en-US" w:bidi="ar-SA"/>
     </w:rPr>
   </w:style>
-  <w:style w:type="character" w:customStyle="1" w:styleId="138">
+  <w:style w:type="character" w:customStyle="1" w:styleId="139">
     <w:name w:val="Heading 1 Char"/>
-    <w:basedOn w:val="132"/>
+    <w:basedOn w:val="133"/>
     <w:link w:val="3"/>
     <w:qFormat/>
     <w:uiPriority w:val="9"/>
@@ -14607,9 +13729,9 @@
       <w:szCs w:val="28"/>
     </w:rPr>
   </w:style>
-  <w:style w:type="character" w:customStyle="1" w:styleId="139">
+  <w:style w:type="character" w:customStyle="1" w:styleId="140">
     <w:name w:val="Heading 2 Char"/>
-    <w:basedOn w:val="132"/>
+    <w:basedOn w:val="133"/>
     <w:link w:val="4"/>
     <w:qFormat/>
     <w:uiPriority w:val="9"/>
@@ -14627,9 +13749,9 @@
       </w14:textFill>
     </w:rPr>
   </w:style>
-  <w:style w:type="character" w:customStyle="1" w:styleId="140">
+  <w:style w:type="character" w:customStyle="1" w:styleId="141">
     <w:name w:val="Heading 3 Char"/>
-    <w:basedOn w:val="132"/>
+    <w:basedOn w:val="133"/>
     <w:link w:val="5"/>
     <w:qFormat/>
     <w:uiPriority w:val="9"/>
@@ -14645,10 +13767,10 @@
       </w14:textFill>
     </w:rPr>
   </w:style>
-  <w:style w:type="character" w:customStyle="1" w:styleId="141">
+  <w:style w:type="character" w:customStyle="1" w:styleId="142">
     <w:name w:val="Title Char"/>
-    <w:basedOn w:val="132"/>
-    <w:link w:val="31"/>
+    <w:basedOn w:val="133"/>
+    <w:link w:val="32"/>
     <w:qFormat/>
     <w:uiPriority w:val="10"/>
     <w:rPr>
@@ -14660,9 +13782,9 @@
       <w:szCs w:val="52"/>
     </w:rPr>
   </w:style>
-  <w:style w:type="character" w:customStyle="1" w:styleId="142">
+  <w:style w:type="character" w:customStyle="1" w:styleId="143">
     <w:name w:val="Subtitle Char"/>
-    <w:basedOn w:val="132"/>
+    <w:basedOn w:val="133"/>
     <w:link w:val="26"/>
     <w:qFormat/>
     <w:uiPriority w:val="11"/>
@@ -14681,7 +13803,7 @@
       </w14:textFill>
     </w:rPr>
   </w:style>
-  <w:style w:type="paragraph" w:styleId="143">
+  <w:style w:type="paragraph" w:styleId="144">
     <w:name w:val="List Paragraph"/>
     <w:basedOn w:val="1"/>
     <w:qFormat/>
@@ -14690,52 +13812,63 @@
       <w:ind w:left="720"/>
       <w:contextualSpacing/>
     </w:pPr>
-  </w:style>
-  <w:style w:type="character" w:customStyle="1" w:styleId="144">
+    <w:rPr>
+      <w:rFonts w:ascii="Noto Serif CJK SC" w:hAnsi="Noto Serif CJK SC" w:eastAsia="Noto Serif CJK SC"/>
+    </w:rPr>
+  </w:style>
+  <w:style w:type="character" w:customStyle="1" w:styleId="145">
     <w:name w:val="Body Text Char"/>
-    <w:basedOn w:val="132"/>
+    <w:basedOn w:val="133"/>
     <w:link w:val="19"/>
     <w:qFormat/>
     <w:uiPriority w:val="99"/>
-  </w:style>
-  <w:style w:type="character" w:customStyle="1" w:styleId="145">
+    <w:rPr>
+      <w:rFonts w:ascii="Noto Serif CJK SC" w:hAnsi="Noto Serif CJK SC" w:eastAsia="Noto Serif CJK SC"/>
+    </w:rPr>
+  </w:style>
+  <w:style w:type="character" w:customStyle="1" w:styleId="146">
     <w:name w:val="Body Text 2 Char"/>
-    <w:basedOn w:val="132"/>
+    <w:basedOn w:val="133"/>
     <w:link w:val="28"/>
     <w:qFormat/>
     <w:uiPriority w:val="99"/>
-  </w:style>
-  <w:style w:type="character" w:customStyle="1" w:styleId="146">
+    <w:rPr>
+      <w:rFonts w:ascii="Noto Serif CJK SC" w:hAnsi="Noto Serif CJK SC" w:eastAsia="Noto Serif CJK SC"/>
+    </w:rPr>
+  </w:style>
+  <w:style w:type="character" w:customStyle="1" w:styleId="147">
     <w:name w:val="Body Text 3 Char"/>
-    <w:basedOn w:val="132"/>
+    <w:basedOn w:val="133"/>
     <w:link w:val="17"/>
     <w:qFormat/>
     <w:uiPriority w:val="99"/>
     <w:rPr>
+      <w:rFonts w:ascii="Noto Serif CJK SC" w:hAnsi="Noto Serif CJK SC" w:eastAsia="Noto Serif CJK SC"/>
       <w:sz w:val="16"/>
       <w:szCs w:val="16"/>
     </w:rPr>
   </w:style>
-  <w:style w:type="character" w:customStyle="1" w:styleId="147">
+  <w:style w:type="character" w:customStyle="1" w:styleId="148">
     <w:name w:val="Macro Text Char"/>
-    <w:basedOn w:val="132"/>
+    <w:basedOn w:val="133"/>
     <w:link w:val="2"/>
     <w:qFormat/>
     <w:uiPriority w:val="99"/>
     <w:rPr>
-      <w:rFonts w:ascii="Courier" w:hAnsi="Courier"/>
+      <w:rFonts w:ascii="Noto Serif CJK SC" w:hAnsi="Noto Serif CJK SC" w:eastAsia="Noto Serif CJK SC"/>
       <w:sz w:val="20"/>
       <w:szCs w:val="20"/>
     </w:rPr>
   </w:style>
-  <w:style w:type="paragraph" w:styleId="148">
+  <w:style w:type="paragraph" w:styleId="149">
     <w:name w:val="Quote"/>
     <w:basedOn w:val="1"/>
     <w:next w:val="1"/>
-    <w:link w:val="149"/>
+    <w:link w:val="150"/>
     <w:qFormat/>
     <w:uiPriority w:val="29"/>
     <w:rPr>
+      <w:rFonts w:ascii="Noto Serif CJK SC" w:hAnsi="Noto Serif CJK SC" w:eastAsia="Noto Serif CJK SC"/>
       <w:i/>
       <w:iCs/>
       <w:color w:val="000000" w:themeColor="text1"/>
@@ -14746,13 +13879,14 @@
       </w14:textFill>
     </w:rPr>
   </w:style>
-  <w:style w:type="character" w:customStyle="1" w:styleId="149">
+  <w:style w:type="character" w:customStyle="1" w:styleId="150">
     <w:name w:val="Quote Char"/>
-    <w:basedOn w:val="132"/>
-    <w:link w:val="148"/>
+    <w:basedOn w:val="133"/>
+    <w:link w:val="149"/>
     <w:qFormat/>
     <w:uiPriority w:val="29"/>
     <w:rPr>
+      <w:rFonts w:ascii="Noto Serif CJK SC" w:hAnsi="Noto Serif CJK SC" w:eastAsia="Noto Serif CJK SC"/>
       <w:i/>
       <w:iCs/>
       <w:color w:val="000000" w:themeColor="text1"/>
@@ -14763,9 +13897,9 @@
       </w14:textFill>
     </w:rPr>
   </w:style>
-  <w:style w:type="character" w:customStyle="1" w:styleId="150">
+  <w:style w:type="character" w:customStyle="1" w:styleId="151">
     <w:name w:val="Heading 4 Char"/>
-    <w:basedOn w:val="132"/>
+    <w:basedOn w:val="133"/>
     <w:link w:val="6"/>
     <w:semiHidden/>
     <w:qFormat/>
@@ -14784,21 +13918,20 @@
       </w14:textFill>
     </w:rPr>
   </w:style>
-  <w:style w:type="character" w:customStyle="1" w:styleId="151">
+  <w:style w:type="character" w:customStyle="1" w:styleId="152">
     <w:name w:val="Heading 5 Char"/>
-    <w:basedOn w:val="132"/>
+    <w:basedOn w:val="133"/>
     <w:link w:val="7"/>
     <w:semiHidden/>
-    <w:qFormat/>
     <w:uiPriority w:val="9"/>
     <w:rPr>
       <w:rFonts w:asciiTheme="majorHAnsi" w:hAnsiTheme="majorHAnsi" w:eastAsiaTheme="majorEastAsia" w:cstheme="majorBidi"/>
       <w:color w:val="254061" w:themeColor="accent1" w:themeShade="80"/>
     </w:rPr>
   </w:style>
-  <w:style w:type="character" w:customStyle="1" w:styleId="152">
+  <w:style w:type="character" w:customStyle="1" w:styleId="153">
     <w:name w:val="Heading 6 Char"/>
-    <w:basedOn w:val="132"/>
+    <w:basedOn w:val="133"/>
     <w:link w:val="8"/>
     <w:semiHidden/>
     <w:qFormat/>
@@ -14810,12 +13943,11 @@
       <w:color w:val="254061" w:themeColor="accent1" w:themeShade="80"/>
     </w:rPr>
   </w:style>
-  <w:style w:type="character" w:customStyle="1" w:styleId="153">
+  <w:style w:type="character" w:customStyle="1" w:styleId="154">
     <w:name w:val="Heading 7 Char"/>
-    <w:basedOn w:val="132"/>
+    <w:basedOn w:val="133"/>
     <w:link w:val="9"/>
     <w:semiHidden/>
-    <w:qFormat/>
     <w:uiPriority w:val="9"/>
     <w:rPr>
       <w:rFonts w:asciiTheme="majorHAnsi" w:hAnsiTheme="majorHAnsi" w:eastAsiaTheme="majorEastAsia" w:cstheme="majorBidi"/>
@@ -14832,9 +13964,9 @@
       </w14:textFill>
     </w:rPr>
   </w:style>
-  <w:style w:type="character" w:customStyle="1" w:styleId="154">
+  <w:style w:type="character" w:customStyle="1" w:styleId="155">
     <w:name w:val="Heading 8 Char"/>
-    <w:basedOn w:val="132"/>
+    <w:basedOn w:val="133"/>
     <w:link w:val="10"/>
     <w:semiHidden/>
     <w:qFormat/>
@@ -14851,11 +13983,12 @@
       </w14:textFill>
     </w:rPr>
   </w:style>
-  <w:style w:type="character" w:customStyle="1" w:styleId="155">
+  <w:style w:type="character" w:customStyle="1" w:styleId="156">
     <w:name w:val="Heading 9 Char"/>
-    <w:basedOn w:val="132"/>
+    <w:basedOn w:val="133"/>
     <w:link w:val="11"/>
     <w:semiHidden/>
+    <w:qFormat/>
     <w:uiPriority w:val="9"/>
     <w:rPr>
       <w:rFonts w:asciiTheme="majorHAnsi" w:hAnsiTheme="majorHAnsi" w:eastAsiaTheme="majorEastAsia" w:cstheme="majorBidi"/>
@@ -14874,11 +14007,11 @@
       </w14:textFill>
     </w:rPr>
   </w:style>
-  <w:style w:type="paragraph" w:styleId="156">
+  <w:style w:type="paragraph" w:styleId="157">
     <w:name w:val="Intense Quote"/>
     <w:basedOn w:val="1"/>
     <w:next w:val="1"/>
-    <w:link w:val="157"/>
+    <w:link w:val="158"/>
     <w:qFormat/>
     <w:uiPriority w:val="30"/>
     <w:pPr>
@@ -14889,6 +14022,7 @@
       <w:ind w:left="936" w:right="936"/>
     </w:pPr>
     <w:rPr>
+      <w:rFonts w:ascii="Noto Serif CJK SC" w:hAnsi="Noto Serif CJK SC" w:eastAsia="Noto Serif CJK SC"/>
       <w:b/>
       <w:bCs/>
       <w:i/>
@@ -14901,13 +14035,14 @@
       </w14:textFill>
     </w:rPr>
   </w:style>
-  <w:style w:type="character" w:customStyle="1" w:styleId="157">
+  <w:style w:type="character" w:customStyle="1" w:styleId="158">
     <w:name w:val="Intense Quote Char"/>
-    <w:basedOn w:val="132"/>
-    <w:link w:val="156"/>
+    <w:basedOn w:val="133"/>
+    <w:link w:val="157"/>
     <w:qFormat/>
     <w:uiPriority w:val="30"/>
     <w:rPr>
+      <w:rFonts w:ascii="Noto Serif CJK SC" w:hAnsi="Noto Serif CJK SC" w:eastAsia="Noto Serif CJK SC"/>
       <w:b/>
       <w:bCs/>
       <w:i/>
@@ -14920,12 +14055,13 @@
       </w14:textFill>
     </w:rPr>
   </w:style>
-  <w:style w:type="character" w:customStyle="1" w:styleId="158">
+  <w:style w:type="character" w:customStyle="1" w:styleId="159">
     <w:name w:val="Subtle Emphasis"/>
-    <w:basedOn w:val="132"/>
+    <w:basedOn w:val="133"/>
     <w:qFormat/>
     <w:uiPriority w:val="19"/>
     <w:rPr>
+      <w:rFonts w:ascii="Noto Serif CJK SC" w:hAnsi="Noto Serif CJK SC" w:eastAsia="Noto Serif CJK SC"/>
       <w:i/>
       <w:iCs/>
       <w:color w:val="808080" w:themeColor="text1" w:themeTint="80"/>
@@ -14939,12 +14075,13 @@
       </w14:textFill>
     </w:rPr>
   </w:style>
-  <w:style w:type="character" w:customStyle="1" w:styleId="159">
+  <w:style w:type="character" w:customStyle="1" w:styleId="160">
     <w:name w:val="Intense Emphasis"/>
-    <w:basedOn w:val="132"/>
+    <w:basedOn w:val="133"/>
     <w:qFormat/>
     <w:uiPriority w:val="21"/>
     <w:rPr>
+      <w:rFonts w:ascii="Noto Serif CJK SC" w:hAnsi="Noto Serif CJK SC" w:eastAsia="Noto Serif CJK SC"/>
       <w:b/>
       <w:bCs/>
       <w:i/>
@@ -14957,12 +14094,13 @@
       </w14:textFill>
     </w:rPr>
   </w:style>
-  <w:style w:type="character" w:customStyle="1" w:styleId="160">
+  <w:style w:type="character" w:customStyle="1" w:styleId="161">
     <w:name w:val="Subtle Reference"/>
-    <w:basedOn w:val="132"/>
+    <w:basedOn w:val="133"/>
     <w:qFormat/>
     <w:uiPriority w:val="31"/>
     <w:rPr>
+      <w:rFonts w:ascii="Noto Serif CJK SC" w:hAnsi="Noto Serif CJK SC" w:eastAsia="Noto Serif CJK SC"/>
       <w:smallCaps/>
       <w:color w:val="C0504D" w:themeColor="accent2"/>
       <w:u w:val="single"/>
@@ -14973,12 +14111,13 @@
       </w14:textFill>
     </w:rPr>
   </w:style>
-  <w:style w:type="character" w:customStyle="1" w:styleId="161">
+  <w:style w:type="character" w:customStyle="1" w:styleId="162">
     <w:name w:val="Intense Reference"/>
-    <w:basedOn w:val="132"/>
+    <w:basedOn w:val="133"/>
     <w:qFormat/>
     <w:uiPriority w:val="32"/>
     <w:rPr>
+      <w:rFonts w:ascii="Noto Serif CJK SC" w:hAnsi="Noto Serif CJK SC" w:eastAsia="Noto Serif CJK SC"/>
       <w:b/>
       <w:bCs/>
       <w:smallCaps/>
@@ -14992,19 +14131,20 @@
       </w14:textFill>
     </w:rPr>
   </w:style>
-  <w:style w:type="character" w:customStyle="1" w:styleId="162">
+  <w:style w:type="character" w:customStyle="1" w:styleId="163">
     <w:name w:val="Book Title"/>
-    <w:basedOn w:val="132"/>
+    <w:basedOn w:val="133"/>
     <w:qFormat/>
     <w:uiPriority w:val="33"/>
     <w:rPr>
+      <w:rFonts w:ascii="Noto Serif CJK SC" w:hAnsi="Noto Serif CJK SC" w:eastAsia="Noto Serif CJK SC"/>
       <w:b/>
       <w:bCs/>
       <w:smallCaps/>
       <w:spacing w:val="5"/>
     </w:rPr>
   </w:style>
-  <w:style w:type="paragraph" w:customStyle="1" w:styleId="163">
+  <w:style w:type="paragraph" w:customStyle="1" w:styleId="164">
     <w:name w:val="TOC Heading"/>
     <w:basedOn w:val="3"/>
     <w:next w:val="1"/>
@@ -15015,6 +14155,9 @@
     <w:pPr>
       <w:outlineLvl w:val="9"/>
     </w:pPr>
+    <w:rPr>
+      <w:rFonts w:ascii="Noto Serif CJK SC" w:hAnsi="Noto Serif CJK SC" w:eastAsia="Noto Serif CJK SC"/>
+    </w:rPr>
   </w:style>
 </w:styles>
 </file>
